--- a/Assets/Document/云熹约定项目文档/13.后续剧情/修罗场剧情文本/周杉&温叙线/周杉&温叙线.docx
+++ b/Assets/Document/云熹约定项目文档/13.后续剧情/修罗场剧情文本/周杉&温叙线/周杉&温叙线.docx
@@ -19592,6 +19592,8 @@
         </w:rPr>
         <w:t>都陪着你</w:t>
       </w:r>
+      <w:bookmarkStart w:id="0" w:name="_GoBack"/>
+      <w:bookmarkEnd w:id="0"/>
       <w:r>
         <w:rPr>
           <w:rFonts w:hint="eastAsia"/>
@@ -19675,27 +19677,7 @@
           <w:szCs w:val="28"/>
           <w:lang w:val="en-US" w:eastAsia="zh-CN"/>
         </w:rPr>
-        <w:t>||获得结局【</w:t>
-      </w:r>
-      <w:bookmarkStart w:id="0" w:name="_GoBack"/>
-      <w:r>
-        <w:rPr>
-          <w:rFonts w:hint="eastAsia"/>
-          <w:sz w:val="28"/>
-          <w:szCs w:val="28"/>
-          <w:lang w:val="en-US" w:eastAsia="zh-CN"/>
-        </w:rPr>
-        <w:t>劈叉易如反掌</w:t>
-      </w:r>
-      <w:bookmarkEnd w:id="0"/>
-      <w:r>
-        <w:rPr>
-          <w:rFonts w:hint="eastAsia"/>
-          <w:sz w:val="28"/>
-          <w:szCs w:val="28"/>
-          <w:lang w:val="en-US" w:eastAsia="zh-CN"/>
-        </w:rPr>
-        <w:t>】||</w:t>
+        <w:t>||【系统提示】获得 Happy End “鸳鸯三栖蝶三飞”||</w:t>
       </w:r>
     </w:p>
     <w:sectPr>

--- a/Assets/Document/云熹约定项目文档/13.后续剧情/修罗场剧情文本/周杉&温叙线/周杉&温叙线.docx
+++ b/Assets/Document/云熹约定项目文档/13.后续剧情/修罗场剧情文本/周杉&温叙线/周杉&温叙线.docx
@@ -8060,297 +8060,319 @@
           <w:szCs w:val="28"/>
           <w:lang w:val="en-US" w:eastAsia="zh-CN"/>
         </w:rPr>
-        <w:t>选项</w:t>
-      </w:r>
-      <w:r>
-        <w:rPr>
-          <w:rFonts w:hint="eastAsia"/>
+        <w:t>选项】陪温叙去（触发条件：拥有温叙的约定，未拥有周杉的约定）</w:t>
+      </w:r>
+    </w:p>
+    <w:p>
+      <w:pPr>
+        <w:rPr>
+          <w:rFonts w:hint="eastAsia"/>
+          <w:sz w:val="28"/>
+          <w:szCs w:val="28"/>
+          <w:lang w:val="en-US" w:eastAsia="zh-CN"/>
+        </w:rPr>
+      </w:pPr>
+      <w:r>
+        <w:rPr>
+          <w:rFonts w:hint="eastAsia"/>
+          <w:sz w:val="28"/>
+          <w:szCs w:val="28"/>
+          <w:lang w:val="en-US" w:eastAsia="zh-CN"/>
+        </w:rPr>
+        <w:t>||那天你陪他一起去了印刷厂，当你见到他的那一刻，心中莫名的恐惧和不安都消散了||</w:t>
+      </w:r>
+    </w:p>
+    <w:p>
+      <w:pPr>
+        <w:rPr>
+          <w:rFonts w:hint="eastAsia"/>
+          <w:sz w:val="28"/>
+          <w:szCs w:val="28"/>
+          <w:lang w:val="en-US" w:eastAsia="zh-CN"/>
+        </w:rPr>
+      </w:pPr>
+    </w:p>
+    <w:p>
+      <w:pPr>
+        <w:rPr>
+          <w:rFonts w:hint="default"/>
+          <w:sz w:val="28"/>
+          <w:szCs w:val="28"/>
+          <w:lang w:val="en-US" w:eastAsia="zh-CN"/>
+        </w:rPr>
+      </w:pPr>
+      <w:r>
+        <w:rPr>
+          <w:rFonts w:hint="eastAsia"/>
+          <w:sz w:val="28"/>
+          <w:szCs w:val="28"/>
+          <w:lang w:val="en-US" w:eastAsia="zh-CN"/>
+        </w:rPr>
+        <w:t>||或许是你多虑了，那天甚至格外的顺利||</w:t>
+      </w:r>
+    </w:p>
+    <w:p>
+      <w:pPr>
+        <w:rPr>
+          <w:rFonts w:hint="default"/>
+          <w:sz w:val="28"/>
+          <w:szCs w:val="28"/>
+          <w:lang w:val="en-US" w:eastAsia="zh-CN"/>
+        </w:rPr>
+      </w:pPr>
+    </w:p>
+    <w:p>
+      <w:pPr>
+        <w:rPr>
+          <w:rFonts w:hint="default"/>
+          <w:sz w:val="28"/>
+          <w:szCs w:val="28"/>
+          <w:lang w:val="en-US" w:eastAsia="zh-CN"/>
+        </w:rPr>
+      </w:pPr>
+      <w:r>
+        <w:rPr>
+          <w:rFonts w:hint="eastAsia"/>
+          <w:sz w:val="28"/>
+          <w:szCs w:val="28"/>
+          <w:lang w:val="en-US" w:eastAsia="zh-CN"/>
+        </w:rPr>
+        <w:t>||但</w:t>
+      </w:r>
+      <w:r>
+        <w:rPr>
+          <w:rFonts w:hint="default"/>
+          <w:sz w:val="28"/>
+          <w:szCs w:val="28"/>
+          <w:lang w:val="en-US" w:eastAsia="zh-CN"/>
+        </w:rPr>
+        <w:t>此刻</w:t>
+      </w:r>
+      <w:r>
+        <w:rPr>
+          <w:rFonts w:hint="eastAsia"/>
+          <w:sz w:val="28"/>
+          <w:szCs w:val="28"/>
+          <w:lang w:val="en-US" w:eastAsia="zh-CN"/>
+        </w:rPr>
+        <w:t>，</w:t>
+      </w:r>
+      <w:r>
+        <w:rPr>
+          <w:rFonts w:hint="default"/>
+          <w:sz w:val="28"/>
+          <w:szCs w:val="28"/>
+          <w:lang w:val="en-US" w:eastAsia="zh-CN"/>
+        </w:rPr>
+        <w:t>城市的另一端，</w:t>
+      </w:r>
+      <w:r>
+        <w:rPr>
+          <w:rFonts w:hint="eastAsia"/>
+          <w:sz w:val="28"/>
+          <w:szCs w:val="28"/>
+          <w:lang w:val="en-US" w:eastAsia="zh-CN"/>
+        </w:rPr>
+        <w:t>一张你、温叙和印刷厂老板相谈甚欢的</w:t>
+      </w:r>
+      <w:r>
+        <w:rPr>
+          <w:rFonts w:hint="default"/>
+          <w:sz w:val="28"/>
+          <w:szCs w:val="28"/>
+          <w:lang w:val="en-US" w:eastAsia="zh-CN"/>
+        </w:rPr>
+        <w:t>合照，</w:t>
+      </w:r>
+      <w:r>
+        <w:rPr>
+          <w:rFonts w:hint="eastAsia"/>
+          <w:sz w:val="28"/>
+          <w:szCs w:val="28"/>
+          <w:lang w:val="en-US" w:eastAsia="zh-CN"/>
+        </w:rPr>
+        <w:t>随着被火舌舔舐着看不清任何内容的笔记本，一同化为飞灰||</w:t>
+      </w:r>
+    </w:p>
+    <w:p>
+      <w:pPr>
+        <w:rPr>
+          <w:rFonts w:hint="default"/>
+          <w:sz w:val="28"/>
+          <w:szCs w:val="28"/>
+          <w:lang w:val="en-US" w:eastAsia="zh-CN"/>
+        </w:rPr>
+      </w:pPr>
+    </w:p>
+    <w:p>
+      <w:pPr>
+        <w:rPr>
+          <w:rFonts w:hint="eastAsia"/>
+          <w:sz w:val="28"/>
+          <w:szCs w:val="28"/>
+          <w:lang w:val="en-US" w:eastAsia="zh-CN"/>
+        </w:rPr>
+      </w:pPr>
+      <w:r>
+        <w:rPr>
+          <w:rFonts w:hint="eastAsia"/>
+          <w:sz w:val="28"/>
+          <w:szCs w:val="28"/>
+          <w:lang w:val="en-US" w:eastAsia="zh-CN"/>
+        </w:rPr>
+        <w:t>||</w:t>
+      </w:r>
+      <w:r>
+        <w:rPr>
+          <w:rFonts w:hint="default"/>
+          <w:sz w:val="28"/>
+          <w:szCs w:val="28"/>
+          <w:lang w:val="en-US" w:eastAsia="zh-CN"/>
+        </w:rPr>
+        <w:t>他没有</w:t>
+      </w:r>
+      <w:r>
+        <w:rPr>
+          <w:rFonts w:hint="eastAsia"/>
+          <w:sz w:val="28"/>
+          <w:szCs w:val="28"/>
+          <w:lang w:val="en-US" w:eastAsia="zh-CN"/>
+        </w:rPr>
+        <w:t>提过一句分手</w:t>
+      </w:r>
+      <w:r>
+        <w:rPr>
+          <w:rFonts w:hint="default"/>
+          <w:sz w:val="28"/>
+          <w:szCs w:val="28"/>
+          <w:lang w:val="en-US" w:eastAsia="zh-CN"/>
+        </w:rPr>
+        <w:t>，</w:t>
+      </w:r>
+      <w:r>
+        <w:rPr>
+          <w:rFonts w:hint="eastAsia"/>
+          <w:sz w:val="28"/>
+          <w:szCs w:val="28"/>
+          <w:lang w:val="en-US" w:eastAsia="zh-CN"/>
+        </w:rPr>
+        <w:t>但</w:t>
+      </w:r>
+      <w:r>
+        <w:rPr>
+          <w:rFonts w:hint="default"/>
+          <w:sz w:val="28"/>
+          <w:szCs w:val="28"/>
+          <w:lang w:val="en-US" w:eastAsia="zh-CN"/>
+        </w:rPr>
+        <w:t>你也没有再收到他的消息。后来你听说他毕业去了很远的地方，再也没有回来</w:t>
+      </w:r>
+      <w:r>
+        <w:rPr>
+          <w:rFonts w:hint="eastAsia"/>
+          <w:sz w:val="28"/>
+          <w:szCs w:val="28"/>
+          <w:lang w:val="en-US" w:eastAsia="zh-CN"/>
+        </w:rPr>
+        <w:t>||</w:t>
+      </w:r>
+    </w:p>
+    <w:p>
+      <w:pPr>
+        <w:rPr>
+          <w:rFonts w:hint="default"/>
+          <w:sz w:val="28"/>
+          <w:szCs w:val="28"/>
+          <w:lang w:val="en-US" w:eastAsia="zh-CN"/>
+        </w:rPr>
+      </w:pPr>
+    </w:p>
+    <w:p>
+      <w:pPr>
+        <w:rPr>
+          <w:rFonts w:hint="default"/>
+          <w:color w:val="FF0000"/>
+          <w:sz w:val="28"/>
+          <w:szCs w:val="28"/>
+          <w:highlight w:val="yellow"/>
+          <w:lang w:val="en-US" w:eastAsia="zh-CN"/>
+        </w:rPr>
+      </w:pPr>
+      <w:r>
+        <w:rPr>
+          <w:rFonts w:hint="default"/>
+          <w:color w:val="FF0000"/>
+          <w:sz w:val="28"/>
+          <w:szCs w:val="28"/>
+          <w:highlight w:val="yellow"/>
+          <w:lang w:val="en-US" w:eastAsia="zh-CN"/>
+        </w:rPr>
+        <w:t>（通往温叙单线</w:t>
+      </w:r>
+      <w:r>
+        <w:rPr>
+          <w:rFonts w:hint="eastAsia"/>
+          <w:color w:val="FF0000"/>
+          <w:sz w:val="28"/>
+          <w:szCs w:val="28"/>
+          <w:highlight w:val="yellow"/>
+          <w:lang w:val="en-US" w:eastAsia="zh-CN"/>
+        </w:rPr>
+        <w:t>N</w:t>
+      </w:r>
+      <w:r>
+        <w:rPr>
+          <w:rFonts w:hint="default"/>
+          <w:color w:val="FF0000"/>
+          <w:sz w:val="28"/>
+          <w:szCs w:val="28"/>
+          <w:highlight w:val="yellow"/>
+          <w:lang w:val="en-US" w:eastAsia="zh-CN"/>
+        </w:rPr>
+        <w:t>E结局，已写，此处不重复）</w:t>
+      </w:r>
+    </w:p>
+    <w:p>
+      <w:pPr>
+        <w:rPr>
+          <w:rFonts w:hint="default"/>
+          <w:sz w:val="28"/>
+          <w:szCs w:val="28"/>
+          <w:lang w:val="en-US" w:eastAsia="zh-CN"/>
+        </w:rPr>
+      </w:pPr>
+    </w:p>
+    <w:p>
+      <w:pPr>
+        <w:rPr>
+          <w:rFonts w:hint="default"/>
+          <w:sz w:val="28"/>
+          <w:szCs w:val="28"/>
+          <w:lang w:val="en-US" w:eastAsia="zh-CN"/>
+        </w:rPr>
+      </w:pPr>
+      <w:r>
+        <w:rPr>
+          <w:rFonts w:hint="default"/>
           <w:b/>
           <w:bCs/>
           <w:sz w:val="28"/>
           <w:szCs w:val="28"/>
           <w:lang w:val="en-US" w:eastAsia="zh-CN"/>
         </w:rPr>
-        <w:t>一</w:t>
-      </w:r>
-      <w:r>
-        <w:rPr>
-          <w:rFonts w:hint="default"/>
+        <w:t>【</w:t>
+      </w:r>
+      <w:r>
+        <w:rPr>
+          <w:rFonts w:hint="eastAsia"/>
           <w:b/>
           <w:bCs/>
           <w:sz w:val="28"/>
           <w:szCs w:val="28"/>
           <w:lang w:val="en-US" w:eastAsia="zh-CN"/>
         </w:rPr>
-        <w:t>】陪温叙去（触发条件：拥有温叙的约定，未拥有周杉的约定）</w:t>
-      </w:r>
-    </w:p>
-    <w:p>
-      <w:pPr>
-        <w:rPr>
-          <w:rFonts w:hint="eastAsia"/>
-          <w:sz w:val="28"/>
-          <w:szCs w:val="28"/>
-          <w:lang w:val="en-US" w:eastAsia="zh-CN"/>
-        </w:rPr>
-      </w:pPr>
-      <w:r>
-        <w:rPr>
-          <w:rFonts w:hint="eastAsia"/>
-          <w:sz w:val="28"/>
-          <w:szCs w:val="28"/>
-          <w:lang w:val="en-US" w:eastAsia="zh-CN"/>
-        </w:rPr>
-        <w:t>||那天你陪他一起去了印刷厂，当你见到他的那一刻，心中莫名的恐惧和不安都消散了||</w:t>
-      </w:r>
-    </w:p>
-    <w:p>
-      <w:pPr>
-        <w:rPr>
-          <w:rFonts w:hint="eastAsia"/>
-          <w:sz w:val="28"/>
-          <w:szCs w:val="28"/>
-          <w:lang w:val="en-US" w:eastAsia="zh-CN"/>
-        </w:rPr>
-      </w:pPr>
-    </w:p>
-    <w:p>
-      <w:pPr>
-        <w:rPr>
-          <w:rFonts w:hint="default"/>
-          <w:sz w:val="28"/>
-          <w:szCs w:val="28"/>
-          <w:lang w:val="en-US" w:eastAsia="zh-CN"/>
-        </w:rPr>
-      </w:pPr>
-      <w:r>
-        <w:rPr>
-          <w:rFonts w:hint="eastAsia"/>
-          <w:sz w:val="28"/>
-          <w:szCs w:val="28"/>
-          <w:lang w:val="en-US" w:eastAsia="zh-CN"/>
-        </w:rPr>
-        <w:t>||或许是你多虑了，那天甚至格外的顺利||</w:t>
-      </w:r>
-    </w:p>
-    <w:p>
-      <w:pPr>
-        <w:rPr>
-          <w:rFonts w:hint="default"/>
-          <w:sz w:val="28"/>
-          <w:szCs w:val="28"/>
-          <w:lang w:val="en-US" w:eastAsia="zh-CN"/>
-        </w:rPr>
-      </w:pPr>
-    </w:p>
-    <w:p>
-      <w:pPr>
-        <w:rPr>
-          <w:rFonts w:hint="default"/>
-          <w:sz w:val="28"/>
-          <w:szCs w:val="28"/>
-          <w:lang w:val="en-US" w:eastAsia="zh-CN"/>
-        </w:rPr>
-      </w:pPr>
-      <w:r>
-        <w:rPr>
-          <w:rFonts w:hint="eastAsia"/>
-          <w:sz w:val="28"/>
-          <w:szCs w:val="28"/>
-          <w:lang w:val="en-US" w:eastAsia="zh-CN"/>
-        </w:rPr>
-        <w:t>||但</w:t>
-      </w:r>
-      <w:r>
-        <w:rPr>
-          <w:rFonts w:hint="default"/>
-          <w:sz w:val="28"/>
-          <w:szCs w:val="28"/>
-          <w:lang w:val="en-US" w:eastAsia="zh-CN"/>
-        </w:rPr>
-        <w:t>此刻</w:t>
-      </w:r>
-      <w:r>
-        <w:rPr>
-          <w:rFonts w:hint="eastAsia"/>
-          <w:sz w:val="28"/>
-          <w:szCs w:val="28"/>
-          <w:lang w:val="en-US" w:eastAsia="zh-CN"/>
-        </w:rPr>
-        <w:t>，</w:t>
-      </w:r>
-      <w:r>
-        <w:rPr>
-          <w:rFonts w:hint="default"/>
-          <w:sz w:val="28"/>
-          <w:szCs w:val="28"/>
-          <w:lang w:val="en-US" w:eastAsia="zh-CN"/>
-        </w:rPr>
-        <w:t>城市的另一端，</w:t>
-      </w:r>
-      <w:r>
-        <w:rPr>
-          <w:rFonts w:hint="eastAsia"/>
-          <w:sz w:val="28"/>
-          <w:szCs w:val="28"/>
-          <w:lang w:val="en-US" w:eastAsia="zh-CN"/>
-        </w:rPr>
-        <w:t>一张你、温叙和印刷厂老板相谈甚欢的</w:t>
-      </w:r>
-      <w:r>
-        <w:rPr>
-          <w:rFonts w:hint="default"/>
-          <w:sz w:val="28"/>
-          <w:szCs w:val="28"/>
-          <w:lang w:val="en-US" w:eastAsia="zh-CN"/>
-        </w:rPr>
-        <w:t>合照，</w:t>
-      </w:r>
-      <w:r>
-        <w:rPr>
-          <w:rFonts w:hint="eastAsia"/>
-          <w:sz w:val="28"/>
-          <w:szCs w:val="28"/>
-          <w:lang w:val="en-US" w:eastAsia="zh-CN"/>
-        </w:rPr>
-        <w:t>随着被火舌舔舐着看不清任何内容的笔记本，一同化为飞灰||</w:t>
-      </w:r>
-    </w:p>
-    <w:p>
-      <w:pPr>
-        <w:rPr>
-          <w:rFonts w:hint="default"/>
-          <w:sz w:val="28"/>
-          <w:szCs w:val="28"/>
-          <w:lang w:val="en-US" w:eastAsia="zh-CN"/>
-        </w:rPr>
-      </w:pPr>
-    </w:p>
-    <w:p>
-      <w:pPr>
-        <w:rPr>
-          <w:rFonts w:hint="eastAsia"/>
-          <w:sz w:val="28"/>
-          <w:szCs w:val="28"/>
-          <w:lang w:val="en-US" w:eastAsia="zh-CN"/>
-        </w:rPr>
-      </w:pPr>
-      <w:r>
-        <w:rPr>
-          <w:rFonts w:hint="eastAsia"/>
-          <w:sz w:val="28"/>
-          <w:szCs w:val="28"/>
-          <w:lang w:val="en-US" w:eastAsia="zh-CN"/>
-        </w:rPr>
-        <w:t>||</w:t>
-      </w:r>
-      <w:r>
-        <w:rPr>
-          <w:rFonts w:hint="default"/>
-          <w:sz w:val="28"/>
-          <w:szCs w:val="28"/>
-          <w:lang w:val="en-US" w:eastAsia="zh-CN"/>
-        </w:rPr>
-        <w:t>他没有</w:t>
-      </w:r>
-      <w:r>
-        <w:rPr>
-          <w:rFonts w:hint="eastAsia"/>
-          <w:sz w:val="28"/>
-          <w:szCs w:val="28"/>
-          <w:lang w:val="en-US" w:eastAsia="zh-CN"/>
-        </w:rPr>
-        <w:t>提过一句分手</w:t>
-      </w:r>
-      <w:r>
-        <w:rPr>
-          <w:rFonts w:hint="default"/>
-          <w:sz w:val="28"/>
-          <w:szCs w:val="28"/>
-          <w:lang w:val="en-US" w:eastAsia="zh-CN"/>
-        </w:rPr>
-        <w:t>，</w:t>
-      </w:r>
-      <w:r>
-        <w:rPr>
-          <w:rFonts w:hint="eastAsia"/>
-          <w:sz w:val="28"/>
-          <w:szCs w:val="28"/>
-          <w:lang w:val="en-US" w:eastAsia="zh-CN"/>
-        </w:rPr>
-        <w:t>但</w:t>
-      </w:r>
-      <w:r>
-        <w:rPr>
-          <w:rFonts w:hint="default"/>
-          <w:sz w:val="28"/>
-          <w:szCs w:val="28"/>
-          <w:lang w:val="en-US" w:eastAsia="zh-CN"/>
-        </w:rPr>
-        <w:t>你也没有再收到他的消息。后来你听说他毕业去了很远的地方，再也没有回来</w:t>
-      </w:r>
-      <w:r>
-        <w:rPr>
-          <w:rFonts w:hint="eastAsia"/>
-          <w:sz w:val="28"/>
-          <w:szCs w:val="28"/>
-          <w:lang w:val="en-US" w:eastAsia="zh-CN"/>
-        </w:rPr>
-        <w:t>||</w:t>
-      </w:r>
-    </w:p>
-    <w:p>
-      <w:pPr>
-        <w:rPr>
-          <w:rFonts w:hint="default"/>
-          <w:sz w:val="28"/>
-          <w:szCs w:val="28"/>
-          <w:lang w:val="en-US" w:eastAsia="zh-CN"/>
-        </w:rPr>
-      </w:pPr>
-    </w:p>
-    <w:p>
-      <w:pPr>
-        <w:rPr>
-          <w:rFonts w:hint="default"/>
-          <w:color w:val="FF0000"/>
-          <w:sz w:val="28"/>
-          <w:szCs w:val="28"/>
-          <w:highlight w:val="yellow"/>
-          <w:lang w:val="en-US" w:eastAsia="zh-CN"/>
-        </w:rPr>
-      </w:pPr>
-      <w:r>
-        <w:rPr>
-          <w:rFonts w:hint="default"/>
-          <w:color w:val="FF0000"/>
-          <w:sz w:val="28"/>
-          <w:szCs w:val="28"/>
-          <w:highlight w:val="yellow"/>
-          <w:lang w:val="en-US" w:eastAsia="zh-CN"/>
-        </w:rPr>
-        <w:t>（通往温叙单线HE结局，已写，此处不重复）</w:t>
-      </w:r>
-    </w:p>
-    <w:p>
-      <w:pPr>
-        <w:rPr>
-          <w:rFonts w:hint="default"/>
-          <w:sz w:val="28"/>
-          <w:szCs w:val="28"/>
-          <w:lang w:val="en-US" w:eastAsia="zh-CN"/>
-        </w:rPr>
-      </w:pPr>
-    </w:p>
-    <w:p>
-      <w:pPr>
-        <w:rPr>
-          <w:rFonts w:hint="default"/>
-          <w:sz w:val="28"/>
-          <w:szCs w:val="28"/>
-          <w:lang w:val="en-US" w:eastAsia="zh-CN"/>
-        </w:rPr>
-      </w:pPr>
+        <w:t>抉择</w:t>
+      </w:r>
       <w:r>
         <w:rPr>
           <w:rFonts w:hint="default"/>
@@ -8360,19 +8382,4423 @@
           <w:szCs w:val="28"/>
           <w:lang w:val="en-US" w:eastAsia="zh-CN"/>
         </w:rPr>
-        <w:t>【</w:t>
-      </w:r>
-      <w:r>
-        <w:rPr>
-          <w:rFonts w:hint="eastAsia"/>
+        <w:t>选项】不陪温叙去（触发条件：拥有周杉的约定，未拥有温叙的约定）</w:t>
+      </w:r>
+    </w:p>
+    <w:p>
+      <w:pPr>
+        <w:rPr>
+          <w:rFonts w:hint="default"/>
+          <w:sz w:val="28"/>
+          <w:szCs w:val="28"/>
+          <w:lang w:val="en-US" w:eastAsia="zh-CN"/>
+        </w:rPr>
+      </w:pPr>
+      <w:r>
+        <w:rPr>
+          <w:rFonts w:hint="eastAsia"/>
+          <w:sz w:val="28"/>
+          <w:szCs w:val="28"/>
+          <w:lang w:val="en-US" w:eastAsia="zh-CN"/>
+        </w:rPr>
+        <w:t>||温叙并没有要求你陪他一起去，本来也不是什么大事，你想了想，决定先忙自己的事||</w:t>
+      </w:r>
+    </w:p>
+    <w:p>
+      <w:pPr>
+        <w:rPr>
+          <w:rFonts w:hint="default"/>
+          <w:sz w:val="28"/>
+          <w:szCs w:val="28"/>
+          <w:lang w:val="en-US" w:eastAsia="zh-CN"/>
+        </w:rPr>
+      </w:pPr>
+    </w:p>
+    <w:p>
+      <w:pPr>
+        <w:rPr>
+          <w:rFonts w:hint="default"/>
+          <w:sz w:val="28"/>
+          <w:szCs w:val="28"/>
+          <w:lang w:val="en-US" w:eastAsia="zh-CN"/>
+        </w:rPr>
+      </w:pPr>
+      <w:r>
+        <w:rPr>
+          <w:rFonts w:hint="eastAsia"/>
+          <w:sz w:val="28"/>
+          <w:szCs w:val="28"/>
+          <w:lang w:val="en-US" w:eastAsia="zh-CN"/>
+        </w:rPr>
+        <w:t>||但，</w:t>
+      </w:r>
+      <w:r>
+        <w:rPr>
+          <w:rFonts w:hint="default"/>
+          <w:sz w:val="28"/>
+          <w:szCs w:val="28"/>
+          <w:lang w:val="en-US" w:eastAsia="zh-CN"/>
+        </w:rPr>
+        <w:t>那是你最后一次</w:t>
+      </w:r>
+      <w:r>
+        <w:rPr>
+          <w:rFonts w:hint="eastAsia"/>
+          <w:sz w:val="28"/>
+          <w:szCs w:val="28"/>
+          <w:lang w:val="en-US" w:eastAsia="zh-CN"/>
+        </w:rPr>
+        <w:t>联系上</w:t>
+      </w:r>
+      <w:r>
+        <w:rPr>
+          <w:rFonts w:hint="default"/>
+          <w:sz w:val="28"/>
+          <w:szCs w:val="28"/>
+          <w:lang w:val="en-US" w:eastAsia="zh-CN"/>
+        </w:rPr>
+        <w:t>温叙</w:t>
+      </w:r>
+      <w:r>
+        <w:rPr>
+          <w:rFonts w:hint="eastAsia"/>
+          <w:sz w:val="28"/>
+          <w:szCs w:val="28"/>
+          <w:lang w:val="en-US" w:eastAsia="zh-CN"/>
+        </w:rPr>
+        <w:t>||</w:t>
+      </w:r>
+    </w:p>
+    <w:p>
+      <w:pPr>
+        <w:rPr>
+          <w:rFonts w:hint="default"/>
+          <w:sz w:val="28"/>
+          <w:szCs w:val="28"/>
+          <w:lang w:val="en-US" w:eastAsia="zh-CN"/>
+        </w:rPr>
+      </w:pPr>
+    </w:p>
+    <w:p>
+      <w:pPr>
+        <w:rPr>
+          <w:rFonts w:hint="eastAsia"/>
+          <w:sz w:val="28"/>
+          <w:szCs w:val="28"/>
+          <w:lang w:val="en-US" w:eastAsia="zh-CN"/>
+        </w:rPr>
+      </w:pPr>
+      <w:r>
+        <w:rPr>
+          <w:rFonts w:hint="eastAsia"/>
+          <w:sz w:val="28"/>
+          <w:szCs w:val="28"/>
+          <w:lang w:val="en-US" w:eastAsia="zh-CN"/>
+        </w:rPr>
+        <w:t>||</w:t>
+      </w:r>
+      <w:r>
+        <w:rPr>
+          <w:rFonts w:hint="default"/>
+          <w:sz w:val="28"/>
+          <w:szCs w:val="28"/>
+          <w:lang w:val="en-US" w:eastAsia="zh-CN"/>
+        </w:rPr>
+        <w:t>接下来的几天，你的世界像被什么东西慢慢抽走了颜色</w:t>
+      </w:r>
+      <w:r>
+        <w:rPr>
+          <w:rFonts w:hint="eastAsia"/>
+          <w:sz w:val="28"/>
+          <w:szCs w:val="28"/>
+          <w:lang w:val="en-US" w:eastAsia="zh-CN"/>
+        </w:rPr>
+        <w:t>||</w:t>
+      </w:r>
+    </w:p>
+    <w:p>
+      <w:pPr>
+        <w:rPr>
+          <w:rFonts w:hint="eastAsia"/>
+          <w:sz w:val="28"/>
+          <w:szCs w:val="28"/>
+          <w:lang w:val="en-US" w:eastAsia="zh-CN"/>
+        </w:rPr>
+      </w:pPr>
+    </w:p>
+    <w:p>
+      <w:pPr>
+        <w:rPr>
+          <w:rFonts w:hint="eastAsia"/>
+          <w:sz w:val="28"/>
+          <w:szCs w:val="28"/>
+          <w:lang w:val="en-US" w:eastAsia="zh-CN"/>
+        </w:rPr>
+      </w:pPr>
+      <w:r>
+        <w:rPr>
+          <w:rFonts w:hint="eastAsia"/>
+          <w:sz w:val="28"/>
+          <w:szCs w:val="28"/>
+          <w:lang w:val="en-US" w:eastAsia="zh-CN"/>
+        </w:rPr>
+        <w:t>||</w:t>
+      </w:r>
+      <w:r>
+        <w:rPr>
+          <w:rFonts w:hint="default"/>
+          <w:sz w:val="28"/>
+          <w:szCs w:val="28"/>
+          <w:lang w:val="en-US" w:eastAsia="zh-CN"/>
+        </w:rPr>
+        <w:t>早上醒来的时候，窗帘缝隙里透进来的光比平时暗了一些</w:t>
+      </w:r>
+      <w:r>
+        <w:rPr>
+          <w:rFonts w:hint="eastAsia"/>
+          <w:sz w:val="28"/>
+          <w:szCs w:val="28"/>
+          <w:lang w:val="en-US" w:eastAsia="zh-CN"/>
+        </w:rPr>
+        <w:t>，</w:t>
+      </w:r>
+      <w:r>
+        <w:rPr>
+          <w:rFonts w:hint="default"/>
+          <w:sz w:val="28"/>
+          <w:szCs w:val="28"/>
+          <w:lang w:val="en-US" w:eastAsia="zh-CN"/>
+        </w:rPr>
+        <w:t>你以为是阴天，拉开窗帘，外面明明有太阳</w:t>
+      </w:r>
+      <w:r>
+        <w:rPr>
+          <w:rFonts w:hint="eastAsia"/>
+          <w:sz w:val="28"/>
+          <w:szCs w:val="28"/>
+          <w:lang w:val="en-US" w:eastAsia="zh-CN"/>
+        </w:rPr>
+        <w:t>||</w:t>
+      </w:r>
+    </w:p>
+    <w:p>
+      <w:pPr>
+        <w:rPr>
+          <w:rFonts w:hint="default"/>
+          <w:sz w:val="28"/>
+          <w:szCs w:val="28"/>
+          <w:lang w:val="en-US" w:eastAsia="zh-CN"/>
+        </w:rPr>
+      </w:pPr>
+    </w:p>
+    <w:p>
+      <w:pPr>
+        <w:rPr>
+          <w:rFonts w:hint="default"/>
+          <w:sz w:val="28"/>
+          <w:szCs w:val="28"/>
+          <w:lang w:val="en-US" w:eastAsia="zh-CN"/>
+        </w:rPr>
+      </w:pPr>
+      <w:r>
+        <w:rPr>
+          <w:rFonts w:hint="eastAsia"/>
+          <w:sz w:val="28"/>
+          <w:szCs w:val="28"/>
+          <w:lang w:val="en-US" w:eastAsia="zh-CN"/>
+        </w:rPr>
+        <w:t>||</w:t>
+      </w:r>
+      <w:r>
+        <w:rPr>
+          <w:rFonts w:hint="default"/>
+          <w:sz w:val="28"/>
+          <w:szCs w:val="28"/>
+          <w:lang w:val="en-US" w:eastAsia="zh-CN"/>
+        </w:rPr>
+        <w:t>你煮了一杯咖啡，喝了一口，没什么味道。你以为是咖啡豆的问题，换了一包，</w:t>
+      </w:r>
+      <w:r>
+        <w:rPr>
+          <w:rFonts w:hint="eastAsia"/>
+          <w:sz w:val="28"/>
+          <w:szCs w:val="28"/>
+          <w:lang w:val="en-US" w:eastAsia="zh-CN"/>
+        </w:rPr>
+        <w:t>结果</w:t>
+      </w:r>
+      <w:r>
+        <w:rPr>
+          <w:rFonts w:hint="default"/>
+          <w:sz w:val="28"/>
+          <w:szCs w:val="28"/>
+          <w:lang w:val="en-US" w:eastAsia="zh-CN"/>
+        </w:rPr>
+        <w:t>还是一样</w:t>
+      </w:r>
+      <w:r>
+        <w:rPr>
+          <w:rFonts w:hint="eastAsia"/>
+          <w:sz w:val="28"/>
+          <w:szCs w:val="28"/>
+          <w:lang w:val="en-US" w:eastAsia="zh-CN"/>
+        </w:rPr>
+        <w:t>||</w:t>
+      </w:r>
+    </w:p>
+    <w:p>
+      <w:pPr>
+        <w:rPr>
+          <w:rFonts w:hint="default"/>
+          <w:sz w:val="28"/>
+          <w:szCs w:val="28"/>
+          <w:lang w:val="en-US" w:eastAsia="zh-CN"/>
+        </w:rPr>
+      </w:pPr>
+    </w:p>
+    <w:p>
+      <w:pPr>
+        <w:rPr>
+          <w:rFonts w:hint="eastAsia"/>
+          <w:sz w:val="28"/>
+          <w:szCs w:val="28"/>
+          <w:lang w:val="en-US" w:eastAsia="zh-CN"/>
+        </w:rPr>
+      </w:pPr>
+      <w:r>
+        <w:rPr>
+          <w:rFonts w:hint="eastAsia"/>
+          <w:sz w:val="28"/>
+          <w:szCs w:val="28"/>
+          <w:lang w:val="en-US" w:eastAsia="zh-CN"/>
+        </w:rPr>
+        <w:t>||</w:t>
+      </w:r>
+      <w:r>
+        <w:rPr>
+          <w:rFonts w:hint="default"/>
+          <w:sz w:val="28"/>
+          <w:szCs w:val="28"/>
+          <w:lang w:val="en-US" w:eastAsia="zh-CN"/>
+        </w:rPr>
+        <w:t>周杉的消息依然很少，但偶尔会回一两个字。你没有再追问，觉得自己也需要时间想一想</w:t>
+      </w:r>
+      <w:r>
+        <w:rPr>
+          <w:rFonts w:hint="eastAsia"/>
+          <w:sz w:val="28"/>
+          <w:szCs w:val="28"/>
+          <w:lang w:val="en-US" w:eastAsia="zh-CN"/>
+        </w:rPr>
+        <w:t>||</w:t>
+      </w:r>
+    </w:p>
+    <w:p>
+      <w:pPr>
+        <w:rPr>
+          <w:rFonts w:hint="eastAsia"/>
+          <w:sz w:val="28"/>
+          <w:szCs w:val="28"/>
+          <w:lang w:val="en-US" w:eastAsia="zh-CN"/>
+        </w:rPr>
+      </w:pPr>
+    </w:p>
+    <w:p>
+      <w:pPr>
+        <w:rPr>
+          <w:rFonts w:hint="default"/>
+          <w:sz w:val="28"/>
+          <w:szCs w:val="28"/>
+          <w:lang w:val="en-US" w:eastAsia="zh-CN"/>
+        </w:rPr>
+      </w:pPr>
+      <w:r>
+        <w:rPr>
+          <w:rFonts w:hint="eastAsia"/>
+          <w:sz w:val="28"/>
+          <w:szCs w:val="28"/>
+          <w:lang w:val="en-US" w:eastAsia="zh-CN"/>
+        </w:rPr>
+        <w:t>||</w:t>
+      </w:r>
+      <w:r>
+        <w:rPr>
+          <w:rFonts w:hint="default"/>
+          <w:sz w:val="28"/>
+          <w:szCs w:val="28"/>
+          <w:lang w:val="en-US" w:eastAsia="zh-CN"/>
+        </w:rPr>
+        <w:t>你想找温叙说说话，发了一条消息，他没有回。你以为是他在忙新书的稿子，</w:t>
+      </w:r>
+      <w:r>
+        <w:rPr>
+          <w:rFonts w:hint="eastAsia"/>
+          <w:sz w:val="28"/>
+          <w:szCs w:val="28"/>
+          <w:lang w:val="en-US" w:eastAsia="zh-CN"/>
+        </w:rPr>
+        <w:t>虽然有点奇怪，但不是没发生过，于是</w:t>
+      </w:r>
+      <w:r>
+        <w:rPr>
+          <w:rFonts w:hint="default"/>
+          <w:sz w:val="28"/>
+          <w:szCs w:val="28"/>
+          <w:lang w:val="en-US" w:eastAsia="zh-CN"/>
+        </w:rPr>
+        <w:t>没有在意</w:t>
+      </w:r>
+      <w:r>
+        <w:rPr>
+          <w:rFonts w:hint="eastAsia"/>
+          <w:sz w:val="28"/>
+          <w:szCs w:val="28"/>
+          <w:lang w:val="en-US" w:eastAsia="zh-CN"/>
+        </w:rPr>
+        <w:t>||</w:t>
+      </w:r>
+    </w:p>
+    <w:p>
+      <w:pPr>
+        <w:rPr>
+          <w:rFonts w:hint="default"/>
+          <w:sz w:val="28"/>
+          <w:szCs w:val="28"/>
+          <w:lang w:val="en-US" w:eastAsia="zh-CN"/>
+        </w:rPr>
+      </w:pPr>
+    </w:p>
+    <w:p>
+      <w:pPr>
+        <w:rPr>
+          <w:rFonts w:hint="eastAsia"/>
+          <w:sz w:val="28"/>
+          <w:szCs w:val="28"/>
+          <w:lang w:val="en-US" w:eastAsia="zh-CN"/>
+        </w:rPr>
+      </w:pPr>
+      <w:r>
+        <w:rPr>
+          <w:rFonts w:hint="eastAsia"/>
+          <w:sz w:val="28"/>
+          <w:szCs w:val="28"/>
+          <w:lang w:val="en-US" w:eastAsia="zh-CN"/>
+        </w:rPr>
+        <w:t>||</w:t>
+      </w:r>
+      <w:r>
+        <w:rPr>
+          <w:rFonts w:hint="default"/>
+          <w:sz w:val="28"/>
+          <w:szCs w:val="28"/>
+          <w:lang w:val="en-US" w:eastAsia="zh-CN"/>
+        </w:rPr>
+        <w:t>第</w:t>
+      </w:r>
+      <w:r>
+        <w:rPr>
+          <w:rFonts w:hint="eastAsia"/>
+          <w:sz w:val="28"/>
+          <w:szCs w:val="28"/>
+          <w:lang w:val="en-US" w:eastAsia="zh-CN"/>
+        </w:rPr>
+        <w:t>二</w:t>
+      </w:r>
+      <w:r>
+        <w:rPr>
+          <w:rFonts w:hint="default"/>
+          <w:sz w:val="28"/>
+          <w:szCs w:val="28"/>
+          <w:lang w:val="en-US" w:eastAsia="zh-CN"/>
+        </w:rPr>
+        <w:t>天的时候，你给温叙打了第一个电话。没接。你发了消息，没回</w:t>
+      </w:r>
+      <w:r>
+        <w:rPr>
+          <w:rFonts w:hint="eastAsia"/>
+          <w:sz w:val="28"/>
+          <w:szCs w:val="28"/>
+          <w:lang w:val="en-US" w:eastAsia="zh-CN"/>
+        </w:rPr>
+        <w:t>||</w:t>
+      </w:r>
+    </w:p>
+    <w:p>
+      <w:pPr>
+        <w:rPr>
+          <w:rFonts w:hint="eastAsia"/>
+          <w:sz w:val="28"/>
+          <w:szCs w:val="28"/>
+          <w:lang w:val="en-US" w:eastAsia="zh-CN"/>
+        </w:rPr>
+      </w:pPr>
+    </w:p>
+    <w:p>
+      <w:pPr>
+        <w:rPr>
+          <w:rFonts w:hint="eastAsia"/>
+          <w:sz w:val="28"/>
+          <w:szCs w:val="28"/>
+          <w:lang w:val="en-US" w:eastAsia="zh-CN"/>
+        </w:rPr>
+      </w:pPr>
+      <w:r>
+        <w:rPr>
+          <w:rFonts w:hint="eastAsia"/>
+          <w:sz w:val="28"/>
+          <w:szCs w:val="28"/>
+          <w:lang w:val="en-US" w:eastAsia="zh-CN"/>
+        </w:rPr>
+        <w:t>||你打了</w:t>
+      </w:r>
+      <w:r>
+        <w:rPr>
+          <w:rFonts w:hint="default"/>
+          <w:sz w:val="28"/>
+          <w:szCs w:val="28"/>
+          <w:lang w:val="en-US" w:eastAsia="zh-CN"/>
+        </w:rPr>
+        <w:t>第二个电话，</w:t>
+      </w:r>
+      <w:r>
+        <w:rPr>
+          <w:rFonts w:hint="eastAsia"/>
+          <w:sz w:val="28"/>
+          <w:szCs w:val="28"/>
+          <w:lang w:val="en-US" w:eastAsia="zh-CN"/>
+        </w:rPr>
+        <w:t>但被</w:t>
+      </w:r>
+      <w:r>
+        <w:rPr>
+          <w:rFonts w:hint="default"/>
+          <w:sz w:val="28"/>
+          <w:szCs w:val="28"/>
+          <w:lang w:val="en-US" w:eastAsia="zh-CN"/>
+        </w:rPr>
+        <w:t>直接转进了语音信箱</w:t>
+      </w:r>
+      <w:r>
+        <w:rPr>
+          <w:rFonts w:hint="eastAsia"/>
+          <w:sz w:val="28"/>
+          <w:szCs w:val="28"/>
+          <w:lang w:val="en-US" w:eastAsia="zh-CN"/>
+        </w:rPr>
+        <w:t>，</w:t>
+      </w:r>
+      <w:r>
+        <w:rPr>
+          <w:rFonts w:hint="default"/>
+          <w:sz w:val="28"/>
+          <w:szCs w:val="28"/>
+          <w:lang w:val="en-US" w:eastAsia="zh-CN"/>
+        </w:rPr>
+        <w:t>你开始有些不安</w:t>
+      </w:r>
+      <w:r>
+        <w:rPr>
+          <w:rFonts w:hint="eastAsia"/>
+          <w:sz w:val="28"/>
+          <w:szCs w:val="28"/>
+          <w:lang w:val="en-US" w:eastAsia="zh-CN"/>
+        </w:rPr>
+        <w:t>||</w:t>
+      </w:r>
+    </w:p>
+    <w:p>
+      <w:pPr>
+        <w:rPr>
+          <w:rFonts w:hint="eastAsia"/>
+          <w:sz w:val="28"/>
+          <w:szCs w:val="28"/>
+          <w:lang w:val="en-US" w:eastAsia="zh-CN"/>
+        </w:rPr>
+      </w:pPr>
+    </w:p>
+    <w:p>
+      <w:pPr>
+        <w:rPr>
+          <w:rFonts w:hint="default"/>
+          <w:sz w:val="28"/>
+          <w:szCs w:val="28"/>
+          <w:lang w:val="en-US" w:eastAsia="zh-CN"/>
+        </w:rPr>
+      </w:pPr>
+      <w:r>
+        <w:rPr>
+          <w:rFonts w:hint="eastAsia"/>
+          <w:sz w:val="28"/>
+          <w:szCs w:val="28"/>
+          <w:lang w:val="en-US" w:eastAsia="zh-CN"/>
+        </w:rPr>
+        <w:t>||</w:t>
+      </w:r>
+      <w:r>
+        <w:rPr>
+          <w:rFonts w:hint="default"/>
+          <w:sz w:val="28"/>
+          <w:szCs w:val="28"/>
+          <w:lang w:val="en-US" w:eastAsia="zh-CN"/>
+        </w:rPr>
+        <w:t>你</w:t>
+      </w:r>
+      <w:r>
+        <w:rPr>
+          <w:rFonts w:hint="eastAsia"/>
+          <w:sz w:val="28"/>
+          <w:szCs w:val="28"/>
+          <w:lang w:val="en-US" w:eastAsia="zh-CN"/>
+        </w:rPr>
+        <w:t>试着</w:t>
+      </w:r>
+      <w:r>
+        <w:rPr>
+          <w:rFonts w:hint="default"/>
+          <w:sz w:val="28"/>
+          <w:szCs w:val="28"/>
+          <w:lang w:val="en-US" w:eastAsia="zh-CN"/>
+        </w:rPr>
+        <w:t>联系了他的编辑，编辑</w:t>
+      </w:r>
+      <w:r>
+        <w:rPr>
+          <w:rFonts w:hint="eastAsia"/>
+          <w:sz w:val="28"/>
+          <w:szCs w:val="28"/>
+          <w:lang w:val="en-US" w:eastAsia="zh-CN"/>
+        </w:rPr>
+        <w:t>却</w:t>
+      </w:r>
+      <w:r>
+        <w:rPr>
+          <w:rFonts w:hint="default"/>
+          <w:sz w:val="28"/>
+          <w:szCs w:val="28"/>
+          <w:lang w:val="en-US" w:eastAsia="zh-CN"/>
+        </w:rPr>
+        <w:t>说他前两天签完样书就走了，之后</w:t>
+      </w:r>
+      <w:r>
+        <w:rPr>
+          <w:rFonts w:hint="eastAsia"/>
+          <w:sz w:val="28"/>
+          <w:szCs w:val="28"/>
+          <w:lang w:val="en-US" w:eastAsia="zh-CN"/>
+        </w:rPr>
+        <w:t>也</w:t>
+      </w:r>
+      <w:r>
+        <w:rPr>
+          <w:rFonts w:hint="default"/>
+          <w:sz w:val="28"/>
+          <w:szCs w:val="28"/>
+          <w:lang w:val="en-US" w:eastAsia="zh-CN"/>
+        </w:rPr>
+        <w:t>没有再联系</w:t>
+      </w:r>
+      <w:r>
+        <w:rPr>
+          <w:rFonts w:hint="eastAsia"/>
+          <w:sz w:val="28"/>
+          <w:szCs w:val="28"/>
+          <w:lang w:val="en-US" w:eastAsia="zh-CN"/>
+        </w:rPr>
+        <w:t>||</w:t>
+      </w:r>
+    </w:p>
+    <w:p>
+      <w:pPr>
+        <w:rPr>
+          <w:rFonts w:hint="default"/>
+          <w:sz w:val="28"/>
+          <w:szCs w:val="28"/>
+          <w:lang w:val="en-US" w:eastAsia="zh-CN"/>
+        </w:rPr>
+      </w:pPr>
+    </w:p>
+    <w:p>
+      <w:pPr>
+        <w:rPr>
+          <w:rFonts w:hint="eastAsia"/>
+          <w:sz w:val="28"/>
+          <w:szCs w:val="28"/>
+          <w:lang w:val="en-US" w:eastAsia="zh-CN"/>
+        </w:rPr>
+      </w:pPr>
+      <w:r>
+        <w:rPr>
+          <w:rFonts w:hint="eastAsia"/>
+          <w:sz w:val="28"/>
+          <w:szCs w:val="28"/>
+          <w:lang w:val="en-US" w:eastAsia="zh-CN"/>
+        </w:rPr>
+        <w:t>||</w:t>
+      </w:r>
+      <w:r>
+        <w:rPr>
+          <w:rFonts w:hint="default"/>
+          <w:sz w:val="28"/>
+          <w:szCs w:val="28"/>
+          <w:lang w:val="en-US" w:eastAsia="zh-CN"/>
+        </w:rPr>
+        <w:t>你站在窗前，手机握在手里，屏幕上是他的对话框</w:t>
+      </w:r>
+      <w:r>
+        <w:rPr>
+          <w:rFonts w:hint="eastAsia"/>
+          <w:sz w:val="28"/>
+          <w:szCs w:val="28"/>
+          <w:lang w:val="en-US" w:eastAsia="zh-CN"/>
+        </w:rPr>
+        <w:t>，</w:t>
+      </w:r>
+      <w:r>
+        <w:rPr>
+          <w:rFonts w:hint="default"/>
+          <w:sz w:val="28"/>
+          <w:szCs w:val="28"/>
+          <w:lang w:val="en-US" w:eastAsia="zh-CN"/>
+        </w:rPr>
+        <w:t>最后一条消息</w:t>
+      </w:r>
+      <w:r>
+        <w:rPr>
+          <w:rFonts w:hint="eastAsia"/>
+          <w:sz w:val="28"/>
+          <w:szCs w:val="28"/>
+          <w:lang w:val="en-US" w:eastAsia="zh-CN"/>
+        </w:rPr>
+        <w:t>停留在</w:t>
+      </w:r>
+      <w:r>
+        <w:rPr>
+          <w:rFonts w:hint="default"/>
+          <w:sz w:val="28"/>
+          <w:szCs w:val="28"/>
+          <w:lang w:val="en-US" w:eastAsia="zh-CN"/>
+        </w:rPr>
+        <w:t>你发的</w:t>
+      </w:r>
+      <w:r>
+        <w:rPr>
+          <w:rFonts w:hint="eastAsia"/>
+          <w:sz w:val="28"/>
+          <w:szCs w:val="28"/>
+          <w:lang w:val="en-US" w:eastAsia="zh-CN"/>
+        </w:rPr>
+        <w:t>“还顺利吗”||</w:t>
+      </w:r>
+    </w:p>
+    <w:p>
+      <w:pPr>
+        <w:rPr>
+          <w:rFonts w:hint="eastAsia"/>
+          <w:sz w:val="28"/>
+          <w:szCs w:val="28"/>
+          <w:lang w:val="en-US" w:eastAsia="zh-CN"/>
+        </w:rPr>
+      </w:pPr>
+    </w:p>
+    <w:p>
+      <w:pPr>
+        <w:rPr>
+          <w:rFonts w:hint="eastAsia"/>
+          <w:sz w:val="28"/>
+          <w:szCs w:val="28"/>
+          <w:lang w:val="en-US" w:eastAsia="zh-CN"/>
+        </w:rPr>
+      </w:pPr>
+      <w:r>
+        <w:rPr>
+          <w:rFonts w:hint="eastAsia"/>
+          <w:sz w:val="28"/>
+          <w:szCs w:val="28"/>
+          <w:lang w:val="en-US" w:eastAsia="zh-CN"/>
+        </w:rPr>
+        <w:t>||</w:t>
+      </w:r>
+      <w:r>
+        <w:rPr>
+          <w:rFonts w:hint="default"/>
+          <w:sz w:val="28"/>
+          <w:szCs w:val="28"/>
+          <w:lang w:val="en-US" w:eastAsia="zh-CN"/>
+        </w:rPr>
+        <w:t>窗外的天忽然暗了下来，</w:t>
+      </w:r>
+      <w:r>
+        <w:rPr>
+          <w:rFonts w:hint="eastAsia"/>
+          <w:sz w:val="28"/>
+          <w:szCs w:val="28"/>
+          <w:lang w:val="en-US" w:eastAsia="zh-CN"/>
+        </w:rPr>
+        <w:t>并非</w:t>
+      </w:r>
+      <w:r>
+        <w:rPr>
+          <w:rFonts w:hint="default"/>
+          <w:sz w:val="28"/>
+          <w:szCs w:val="28"/>
+          <w:lang w:val="en-US" w:eastAsia="zh-CN"/>
+        </w:rPr>
+        <w:t>黄昏</w:t>
+      </w:r>
+      <w:r>
+        <w:rPr>
+          <w:rFonts w:hint="eastAsia"/>
+          <w:sz w:val="28"/>
+          <w:szCs w:val="28"/>
+          <w:lang w:val="en-US" w:eastAsia="zh-CN"/>
+        </w:rPr>
+        <w:t>降临带来的夜色</w:t>
+      </w:r>
+      <w:r>
+        <w:rPr>
+          <w:rFonts w:hint="default"/>
+          <w:sz w:val="28"/>
+          <w:szCs w:val="28"/>
+          <w:lang w:val="en-US" w:eastAsia="zh-CN"/>
+        </w:rPr>
+        <w:t>，是像有人拉了一块灰色的幕布，把所有的光都挡住了</w:t>
+      </w:r>
+      <w:r>
+        <w:rPr>
+          <w:rFonts w:hint="eastAsia"/>
+          <w:sz w:val="28"/>
+          <w:szCs w:val="28"/>
+          <w:lang w:val="en-US" w:eastAsia="zh-CN"/>
+        </w:rPr>
+        <w:t>||</w:t>
+      </w:r>
+    </w:p>
+    <w:p>
+      <w:pPr>
+        <w:rPr>
+          <w:rFonts w:hint="eastAsia"/>
+          <w:sz w:val="28"/>
+          <w:szCs w:val="28"/>
+          <w:lang w:val="en-US" w:eastAsia="zh-CN"/>
+        </w:rPr>
+      </w:pPr>
+    </w:p>
+    <w:p>
+      <w:pPr>
+        <w:rPr>
+          <w:rFonts w:hint="default"/>
+          <w:sz w:val="28"/>
+          <w:szCs w:val="28"/>
+          <w:lang w:val="en-US" w:eastAsia="zh-CN"/>
+        </w:rPr>
+      </w:pPr>
+      <w:r>
+        <w:rPr>
+          <w:rFonts w:hint="eastAsia"/>
+          <w:sz w:val="28"/>
+          <w:szCs w:val="28"/>
+          <w:lang w:val="en-US" w:eastAsia="zh-CN"/>
+        </w:rPr>
+        <w:t>||</w:t>
+      </w:r>
+      <w:r>
+        <w:rPr>
+          <w:rFonts w:hint="default"/>
+          <w:sz w:val="28"/>
+          <w:szCs w:val="28"/>
+          <w:lang w:val="en-US" w:eastAsia="zh-CN"/>
+        </w:rPr>
+        <w:t>你抬头看，云层很低，一动不动，像凝固了一样。空气变得很沉，你呼吸的时候觉得胸口压着什么</w:t>
+      </w:r>
+      <w:r>
+        <w:rPr>
+          <w:rFonts w:hint="eastAsia"/>
+          <w:sz w:val="28"/>
+          <w:szCs w:val="28"/>
+          <w:lang w:val="en-US" w:eastAsia="zh-CN"/>
+        </w:rPr>
+        <w:t>||</w:t>
+      </w:r>
+    </w:p>
+    <w:p>
+      <w:pPr>
+        <w:rPr>
+          <w:rFonts w:hint="default"/>
+          <w:sz w:val="28"/>
+          <w:szCs w:val="28"/>
+          <w:lang w:val="en-US" w:eastAsia="zh-CN"/>
+        </w:rPr>
+      </w:pPr>
+    </w:p>
+    <w:p>
+      <w:pPr>
+        <w:rPr>
+          <w:rFonts w:hint="eastAsia"/>
+          <w:sz w:val="28"/>
+          <w:szCs w:val="28"/>
+          <w:lang w:val="en-US" w:eastAsia="zh-CN"/>
+        </w:rPr>
+      </w:pPr>
+      <w:r>
+        <w:rPr>
+          <w:rFonts w:hint="eastAsia"/>
+          <w:sz w:val="28"/>
+          <w:szCs w:val="28"/>
+          <w:lang w:val="en-US" w:eastAsia="zh-CN"/>
+        </w:rPr>
+        <w:t>||</w:t>
+      </w:r>
+      <w:r>
+        <w:rPr>
+          <w:rFonts w:hint="default"/>
+          <w:sz w:val="28"/>
+          <w:szCs w:val="28"/>
+          <w:lang w:val="en-US" w:eastAsia="zh-CN"/>
+        </w:rPr>
+        <w:t>你的手机屏幕闪了一下</w:t>
+      </w:r>
+      <w:r>
+        <w:rPr>
+          <w:rFonts w:hint="eastAsia"/>
+          <w:sz w:val="28"/>
+          <w:szCs w:val="28"/>
+          <w:lang w:val="en-US" w:eastAsia="zh-CN"/>
+        </w:rPr>
+        <w:t>，</w:t>
+      </w:r>
+      <w:r>
+        <w:rPr>
+          <w:rFonts w:hint="default"/>
+          <w:sz w:val="28"/>
+          <w:szCs w:val="28"/>
+          <w:lang w:val="en-US" w:eastAsia="zh-CN"/>
+        </w:rPr>
+        <w:t>不是来电</w:t>
+      </w:r>
+      <w:r>
+        <w:rPr>
+          <w:rFonts w:hint="eastAsia"/>
+          <w:sz w:val="28"/>
+          <w:szCs w:val="28"/>
+          <w:lang w:val="en-US" w:eastAsia="zh-CN"/>
+        </w:rPr>
+        <w:t>也</w:t>
+      </w:r>
+      <w:r>
+        <w:rPr>
+          <w:rFonts w:hint="default"/>
+          <w:sz w:val="28"/>
+          <w:szCs w:val="28"/>
+          <w:lang w:val="en-US" w:eastAsia="zh-CN"/>
+        </w:rPr>
+        <w:t>不是消息，</w:t>
+      </w:r>
+      <w:r>
+        <w:rPr>
+          <w:rFonts w:hint="eastAsia"/>
+          <w:sz w:val="28"/>
+          <w:szCs w:val="28"/>
+          <w:lang w:val="en-US" w:eastAsia="zh-CN"/>
+        </w:rPr>
+        <w:t>那</w:t>
+      </w:r>
+      <w:r>
+        <w:rPr>
+          <w:rFonts w:hint="default"/>
+          <w:sz w:val="28"/>
+          <w:szCs w:val="28"/>
+          <w:lang w:val="en-US" w:eastAsia="zh-CN"/>
+        </w:rPr>
+        <w:t>是一种灰白色的光，从屏幕内部渗出来，像水渍一样慢慢洇开</w:t>
+      </w:r>
+      <w:r>
+        <w:rPr>
+          <w:rFonts w:hint="eastAsia"/>
+          <w:sz w:val="28"/>
+          <w:szCs w:val="28"/>
+          <w:lang w:val="en-US" w:eastAsia="zh-CN"/>
+        </w:rPr>
+        <w:t>||</w:t>
+      </w:r>
+    </w:p>
+    <w:p>
+      <w:pPr>
+        <w:rPr>
+          <w:rFonts w:hint="eastAsia"/>
+          <w:sz w:val="28"/>
+          <w:szCs w:val="28"/>
+          <w:lang w:val="en-US" w:eastAsia="zh-CN"/>
+        </w:rPr>
+      </w:pPr>
+    </w:p>
+    <w:p>
+      <w:pPr>
+        <w:rPr>
+          <w:rFonts w:hint="default"/>
+          <w:sz w:val="28"/>
+          <w:szCs w:val="28"/>
+          <w:lang w:val="en-US" w:eastAsia="zh-CN"/>
+        </w:rPr>
+      </w:pPr>
+      <w:r>
+        <w:rPr>
+          <w:rFonts w:hint="eastAsia"/>
+          <w:sz w:val="28"/>
+          <w:szCs w:val="28"/>
+          <w:lang w:val="en-US" w:eastAsia="zh-CN"/>
+        </w:rPr>
+        <w:t>||</w:t>
+      </w:r>
+      <w:r>
+        <w:rPr>
+          <w:rFonts w:hint="default"/>
+          <w:sz w:val="28"/>
+          <w:szCs w:val="28"/>
+          <w:lang w:val="en-US" w:eastAsia="zh-CN"/>
+        </w:rPr>
+        <w:t>你想把手机放下，手指却动不了。那光越来越亮，从屏幕里溢出来，把你整个人裹了进去</w:t>
+      </w:r>
+      <w:r>
+        <w:rPr>
+          <w:rFonts w:hint="eastAsia"/>
+          <w:sz w:val="28"/>
+          <w:szCs w:val="28"/>
+          <w:lang w:val="en-US" w:eastAsia="zh-CN"/>
+        </w:rPr>
+        <w:t>||</w:t>
+      </w:r>
+    </w:p>
+    <w:p>
+      <w:pPr>
+        <w:rPr>
+          <w:rFonts w:hint="default"/>
+          <w:sz w:val="28"/>
+          <w:szCs w:val="28"/>
+          <w:lang w:val="en-US" w:eastAsia="zh-CN"/>
+        </w:rPr>
+      </w:pPr>
+    </w:p>
+    <w:p>
+      <w:pPr>
+        <w:rPr>
+          <w:rFonts w:hint="eastAsia"/>
+          <w:sz w:val="28"/>
+          <w:szCs w:val="28"/>
+          <w:lang w:val="en-US" w:eastAsia="zh-CN"/>
+        </w:rPr>
+      </w:pPr>
+      <w:r>
+        <w:rPr>
+          <w:rFonts w:hint="eastAsia"/>
+          <w:sz w:val="28"/>
+          <w:szCs w:val="28"/>
+          <w:lang w:val="en-US" w:eastAsia="zh-CN"/>
+        </w:rPr>
+        <w:t>||</w:t>
+      </w:r>
+      <w:r>
+        <w:rPr>
+          <w:rFonts w:hint="default"/>
+          <w:sz w:val="28"/>
+          <w:szCs w:val="28"/>
+          <w:lang w:val="en-US" w:eastAsia="zh-CN"/>
+        </w:rPr>
+        <w:t>脚下的地板消失了</w:t>
+      </w:r>
+      <w:r>
+        <w:rPr>
+          <w:rFonts w:hint="eastAsia"/>
+          <w:sz w:val="28"/>
+          <w:szCs w:val="28"/>
+          <w:lang w:val="en-US" w:eastAsia="zh-CN"/>
+        </w:rPr>
+        <w:t>，取而代之的是脚下</w:t>
+      </w:r>
+      <w:r>
+        <w:rPr>
+          <w:rFonts w:hint="default"/>
+          <w:sz w:val="28"/>
+          <w:szCs w:val="28"/>
+          <w:lang w:val="en-US" w:eastAsia="zh-CN"/>
+        </w:rPr>
+        <w:t>纯白的云层，绵密而柔软</w:t>
+      </w:r>
+      <w:r>
+        <w:rPr>
+          <w:rFonts w:hint="eastAsia"/>
+          <w:sz w:val="28"/>
+          <w:szCs w:val="28"/>
+          <w:lang w:val="en-US" w:eastAsia="zh-CN"/>
+        </w:rPr>
+        <w:t>||</w:t>
+      </w:r>
+    </w:p>
+    <w:p>
+      <w:pPr>
+        <w:rPr>
+          <w:rFonts w:hint="eastAsia"/>
+          <w:sz w:val="28"/>
+          <w:szCs w:val="28"/>
+          <w:lang w:val="en-US" w:eastAsia="zh-CN"/>
+        </w:rPr>
+      </w:pPr>
+    </w:p>
+    <w:p>
+      <w:pPr>
+        <w:rPr>
+          <w:rFonts w:hint="default"/>
+          <w:sz w:val="28"/>
+          <w:szCs w:val="28"/>
+          <w:lang w:val="en-US" w:eastAsia="zh-CN"/>
+        </w:rPr>
+      </w:pPr>
+      <w:r>
+        <w:rPr>
+          <w:rFonts w:hint="eastAsia"/>
+          <w:sz w:val="28"/>
+          <w:szCs w:val="28"/>
+          <w:lang w:val="en-US" w:eastAsia="zh-CN"/>
+        </w:rPr>
+        <w:t>||</w:t>
+      </w:r>
+      <w:r>
+        <w:rPr>
+          <w:rFonts w:hint="default"/>
+          <w:sz w:val="28"/>
+          <w:szCs w:val="28"/>
+          <w:lang w:val="en-US" w:eastAsia="zh-CN"/>
+        </w:rPr>
+        <w:t>头顶是看不到边际的</w:t>
+      </w:r>
+      <w:r>
+        <w:rPr>
+          <w:rFonts w:hint="eastAsia"/>
+          <w:sz w:val="28"/>
+          <w:szCs w:val="28"/>
+          <w:lang w:val="en-US" w:eastAsia="zh-CN"/>
+        </w:rPr>
+        <w:t>蓝</w:t>
+      </w:r>
+      <w:r>
+        <w:rPr>
+          <w:rFonts w:hint="default"/>
+          <w:sz w:val="28"/>
+          <w:szCs w:val="28"/>
+          <w:lang w:val="en-US" w:eastAsia="zh-CN"/>
+        </w:rPr>
+        <w:t>色穹顶，没有太阳，却有光从不知名的地方透</w:t>
+      </w:r>
+      <w:r>
+        <w:rPr>
+          <w:rFonts w:hint="eastAsia"/>
+          <w:sz w:val="28"/>
+          <w:szCs w:val="28"/>
+          <w:lang w:val="en-US" w:eastAsia="zh-CN"/>
+        </w:rPr>
+        <w:t>上</w:t>
+      </w:r>
+      <w:r>
+        <w:rPr>
+          <w:rFonts w:hint="default"/>
+          <w:sz w:val="28"/>
+          <w:szCs w:val="28"/>
+          <w:lang w:val="en-US" w:eastAsia="zh-CN"/>
+        </w:rPr>
+        <w:t>来，照亮了这一整片虚无的空间</w:t>
+      </w:r>
+      <w:r>
+        <w:rPr>
+          <w:rFonts w:hint="eastAsia"/>
+          <w:sz w:val="28"/>
+          <w:szCs w:val="28"/>
+          <w:lang w:val="en-US" w:eastAsia="zh-CN"/>
+        </w:rPr>
+        <w:t>||</w:t>
+      </w:r>
+    </w:p>
+    <w:p>
+      <w:pPr>
+        <w:rPr>
+          <w:rFonts w:hint="default"/>
+          <w:sz w:val="28"/>
+          <w:szCs w:val="28"/>
+          <w:lang w:val="en-US" w:eastAsia="zh-CN"/>
+        </w:rPr>
+      </w:pPr>
+    </w:p>
+    <w:p>
+      <w:pPr>
+        <w:rPr>
+          <w:rFonts w:hint="default"/>
+          <w:sz w:val="28"/>
+          <w:szCs w:val="28"/>
+          <w:lang w:val="en-US" w:eastAsia="zh-CN"/>
+        </w:rPr>
+      </w:pPr>
+      <w:r>
+        <w:rPr>
+          <w:rFonts w:hint="eastAsia"/>
+          <w:sz w:val="28"/>
+          <w:szCs w:val="28"/>
+          <w:lang w:val="en-US" w:eastAsia="zh-CN"/>
+        </w:rPr>
+        <w:t>||</w:t>
+      </w:r>
+      <w:r>
+        <w:rPr>
+          <w:rFonts w:hint="default"/>
+          <w:sz w:val="28"/>
+          <w:szCs w:val="28"/>
+          <w:lang w:val="en-US" w:eastAsia="zh-CN"/>
+        </w:rPr>
+        <w:t>你认识这里</w:t>
+      </w:r>
+      <w:r>
+        <w:rPr>
+          <w:rFonts w:hint="eastAsia"/>
+          <w:sz w:val="28"/>
+          <w:szCs w:val="28"/>
+          <w:lang w:val="en-US" w:eastAsia="zh-CN"/>
+        </w:rPr>
+        <w:t>，你……来过这里||</w:t>
+      </w:r>
+    </w:p>
+    <w:p>
+      <w:pPr>
+        <w:rPr>
+          <w:rFonts w:hint="default"/>
+          <w:sz w:val="28"/>
+          <w:szCs w:val="28"/>
+          <w:lang w:val="en-US" w:eastAsia="zh-CN"/>
+        </w:rPr>
+      </w:pPr>
+    </w:p>
+    <w:p>
+      <w:pPr>
+        <w:rPr>
+          <w:rFonts w:hint="eastAsia"/>
+          <w:sz w:val="28"/>
+          <w:szCs w:val="28"/>
+          <w:lang w:val="en-US" w:eastAsia="zh-CN"/>
+        </w:rPr>
+      </w:pPr>
+      <w:r>
+        <w:rPr>
+          <w:rFonts w:hint="eastAsia"/>
+          <w:sz w:val="28"/>
+          <w:szCs w:val="28"/>
+          <w:lang w:val="en-US" w:eastAsia="zh-CN"/>
+        </w:rPr>
+        <w:t>||记忆闪回，</w:t>
+      </w:r>
+      <w:r>
+        <w:rPr>
+          <w:rFonts w:hint="default"/>
+          <w:sz w:val="28"/>
+          <w:szCs w:val="28"/>
+          <w:lang w:val="en-US" w:eastAsia="zh-CN"/>
+        </w:rPr>
+        <w:t>上一次来的时候，这里还是一片宁静的云端，有一个人在云层尽头向你伸出手</w:t>
+      </w:r>
+      <w:r>
+        <w:rPr>
+          <w:rFonts w:hint="eastAsia"/>
+          <w:sz w:val="28"/>
+          <w:szCs w:val="28"/>
+          <w:lang w:val="en-US" w:eastAsia="zh-CN"/>
+        </w:rPr>
+        <w:t>||</w:t>
+      </w:r>
+    </w:p>
+    <w:p>
+      <w:pPr>
+        <w:rPr>
+          <w:rFonts w:hint="eastAsia"/>
+          <w:sz w:val="28"/>
+          <w:szCs w:val="28"/>
+          <w:lang w:val="en-US" w:eastAsia="zh-CN"/>
+        </w:rPr>
+      </w:pPr>
+    </w:p>
+    <w:p>
+      <w:pPr>
+        <w:rPr>
+          <w:rFonts w:hint="default"/>
+          <w:sz w:val="28"/>
+          <w:szCs w:val="28"/>
+          <w:lang w:val="en-US" w:eastAsia="zh-CN"/>
+        </w:rPr>
+      </w:pPr>
+      <w:r>
+        <w:rPr>
+          <w:rFonts w:hint="eastAsia"/>
+          <w:sz w:val="28"/>
+          <w:szCs w:val="28"/>
+          <w:lang w:val="en-US" w:eastAsia="zh-CN"/>
+        </w:rPr>
+        <w:t>||然后</w:t>
+      </w:r>
+      <w:r>
+        <w:rPr>
+          <w:rFonts w:hint="default"/>
+          <w:sz w:val="28"/>
+          <w:szCs w:val="28"/>
+          <w:lang w:val="en-US" w:eastAsia="zh-CN"/>
+        </w:rPr>
+        <w:t>天空碎裂，血泊蔓延，你从梦中惊醒</w:t>
+      </w:r>
+      <w:r>
+        <w:rPr>
+          <w:rFonts w:hint="eastAsia"/>
+          <w:sz w:val="28"/>
+          <w:szCs w:val="28"/>
+          <w:lang w:val="en-US" w:eastAsia="zh-CN"/>
+        </w:rPr>
+        <w:t>||</w:t>
+      </w:r>
+    </w:p>
+    <w:p>
+      <w:pPr>
+        <w:rPr>
+          <w:rFonts w:hint="default"/>
+          <w:sz w:val="28"/>
+          <w:szCs w:val="28"/>
+          <w:lang w:val="en-US" w:eastAsia="zh-CN"/>
+        </w:rPr>
+      </w:pPr>
+    </w:p>
+    <w:p>
+      <w:pPr>
+        <w:rPr>
+          <w:rFonts w:hint="default"/>
+          <w:sz w:val="28"/>
+          <w:szCs w:val="28"/>
+          <w:lang w:val="en-US" w:eastAsia="zh-CN"/>
+        </w:rPr>
+      </w:pPr>
+      <w:r>
+        <w:rPr>
+          <w:rFonts w:hint="eastAsia"/>
+          <w:sz w:val="28"/>
+          <w:szCs w:val="28"/>
+          <w:lang w:val="en-US" w:eastAsia="zh-CN"/>
+        </w:rPr>
+        <w:t>||</w:t>
+      </w:r>
+      <w:r>
+        <w:rPr>
+          <w:rFonts w:hint="default"/>
+          <w:sz w:val="28"/>
+          <w:szCs w:val="28"/>
+          <w:lang w:val="en-US" w:eastAsia="zh-CN"/>
+        </w:rPr>
+        <w:t>这一次，你站在同一片云层上，但脚下的触感不一样了。它不再是柔软的，而是硬的、冷的，像踩在结了霜的地面上</w:t>
+      </w:r>
+      <w:r>
+        <w:rPr>
+          <w:rFonts w:hint="eastAsia"/>
+          <w:sz w:val="28"/>
+          <w:szCs w:val="28"/>
+          <w:lang w:val="en-US" w:eastAsia="zh-CN"/>
+        </w:rPr>
+        <w:t>||</w:t>
+      </w:r>
+    </w:p>
+    <w:p>
+      <w:pPr>
+        <w:rPr>
+          <w:rFonts w:hint="default"/>
+          <w:sz w:val="28"/>
+          <w:szCs w:val="28"/>
+          <w:lang w:val="en-US" w:eastAsia="zh-CN"/>
+        </w:rPr>
+      </w:pPr>
+    </w:p>
+    <w:p>
+      <w:pPr>
+        <w:rPr>
+          <w:rFonts w:hint="default"/>
+          <w:sz w:val="28"/>
+          <w:szCs w:val="28"/>
+          <w:lang w:val="en-US" w:eastAsia="zh-CN"/>
+        </w:rPr>
+      </w:pPr>
+      <w:r>
+        <w:rPr>
+          <w:rFonts w:hint="eastAsia"/>
+          <w:sz w:val="28"/>
+          <w:szCs w:val="28"/>
+          <w:lang w:val="en-US" w:eastAsia="zh-CN"/>
+        </w:rPr>
+        <w:t>||</w:t>
+      </w:r>
+      <w:r>
+        <w:rPr>
+          <w:rFonts w:hint="default"/>
+          <w:sz w:val="28"/>
+          <w:szCs w:val="28"/>
+          <w:lang w:val="en-US" w:eastAsia="zh-CN"/>
+        </w:rPr>
+        <w:t>你往前走</w:t>
+      </w:r>
+      <w:r>
+        <w:rPr>
+          <w:rFonts w:hint="eastAsia"/>
+          <w:sz w:val="28"/>
+          <w:szCs w:val="28"/>
+          <w:lang w:val="en-US" w:eastAsia="zh-CN"/>
+        </w:rPr>
+        <w:t>，</w:t>
+      </w:r>
+      <w:r>
+        <w:rPr>
+          <w:rFonts w:hint="default"/>
+          <w:sz w:val="28"/>
+          <w:szCs w:val="28"/>
+          <w:lang w:val="en-US" w:eastAsia="zh-CN"/>
+        </w:rPr>
+        <w:t>云层尽头躺着一个</w:t>
+      </w:r>
+      <w:r>
+        <w:rPr>
+          <w:rFonts w:hint="eastAsia"/>
+          <w:sz w:val="28"/>
+          <w:szCs w:val="28"/>
+          <w:lang w:val="en-US" w:eastAsia="zh-CN"/>
+        </w:rPr>
+        <w:t>穿着黑色大衣的</w:t>
+      </w:r>
+      <w:r>
+        <w:rPr>
+          <w:rFonts w:hint="default"/>
+          <w:sz w:val="28"/>
+          <w:szCs w:val="28"/>
+          <w:lang w:val="en-US" w:eastAsia="zh-CN"/>
+        </w:rPr>
+        <w:t>人</w:t>
+      </w:r>
+      <w:r>
+        <w:rPr>
+          <w:rFonts w:hint="eastAsia"/>
+          <w:sz w:val="28"/>
+          <w:szCs w:val="28"/>
+          <w:lang w:val="en-US" w:eastAsia="zh-CN"/>
+        </w:rPr>
+        <w:t>——||</w:t>
+      </w:r>
+    </w:p>
+    <w:p>
+      <w:pPr>
+        <w:rPr>
+          <w:rFonts w:hint="default"/>
+          <w:sz w:val="28"/>
+          <w:szCs w:val="28"/>
+          <w:lang w:val="en-US" w:eastAsia="zh-CN"/>
+        </w:rPr>
+      </w:pPr>
+    </w:p>
+    <w:p>
+      <w:pPr>
+        <w:rPr>
+          <w:rFonts w:hint="default"/>
+          <w:sz w:val="28"/>
+          <w:szCs w:val="28"/>
+          <w:lang w:val="en-US" w:eastAsia="zh-CN"/>
+        </w:rPr>
+      </w:pPr>
+      <w:r>
+        <w:rPr>
+          <w:rFonts w:hint="eastAsia"/>
+          <w:sz w:val="28"/>
+          <w:szCs w:val="28"/>
+          <w:lang w:val="en-US" w:eastAsia="zh-CN"/>
+        </w:rPr>
+        <w:t>||温叙||</w:t>
+      </w:r>
+    </w:p>
+    <w:p>
+      <w:pPr>
+        <w:rPr>
+          <w:rFonts w:hint="default"/>
+          <w:sz w:val="28"/>
+          <w:szCs w:val="28"/>
+          <w:lang w:val="en-US" w:eastAsia="zh-CN"/>
+        </w:rPr>
+      </w:pPr>
+    </w:p>
+    <w:p>
+      <w:pPr>
+        <w:rPr>
+          <w:rFonts w:hint="eastAsia"/>
+          <w:sz w:val="28"/>
+          <w:szCs w:val="28"/>
+          <w:lang w:val="en-US" w:eastAsia="zh-CN"/>
+        </w:rPr>
+      </w:pPr>
+      <w:r>
+        <w:rPr>
+          <w:rFonts w:hint="eastAsia"/>
+          <w:sz w:val="28"/>
+          <w:szCs w:val="28"/>
+          <w:lang w:val="en-US" w:eastAsia="zh-CN"/>
+        </w:rPr>
+        <w:t>||</w:t>
+      </w:r>
+      <w:r>
+        <w:rPr>
+          <w:rFonts w:hint="default"/>
+          <w:sz w:val="28"/>
+          <w:szCs w:val="28"/>
+          <w:lang w:val="en-US" w:eastAsia="zh-CN"/>
+        </w:rPr>
+        <w:t>你走近</w:t>
+      </w:r>
+      <w:r>
+        <w:rPr>
+          <w:rFonts w:hint="eastAsia"/>
+          <w:sz w:val="28"/>
+          <w:szCs w:val="28"/>
+          <w:lang w:val="en-US" w:eastAsia="zh-CN"/>
+        </w:rPr>
+        <w:t>，</w:t>
+      </w:r>
+      <w:r>
+        <w:rPr>
+          <w:rFonts w:hint="default"/>
+          <w:sz w:val="28"/>
+          <w:szCs w:val="28"/>
+          <w:lang w:val="en-US" w:eastAsia="zh-CN"/>
+        </w:rPr>
+        <w:t>他的身体是侧躺着的，面朝着你来的方向，像是倒下去之后再也没有动过</w:t>
+      </w:r>
+      <w:r>
+        <w:rPr>
+          <w:rFonts w:hint="eastAsia"/>
+          <w:sz w:val="28"/>
+          <w:szCs w:val="28"/>
+          <w:lang w:val="en-US" w:eastAsia="zh-CN"/>
+        </w:rPr>
+        <w:t>||</w:t>
+      </w:r>
+    </w:p>
+    <w:p>
+      <w:pPr>
+        <w:rPr>
+          <w:rFonts w:hint="eastAsia"/>
+          <w:sz w:val="28"/>
+          <w:szCs w:val="28"/>
+          <w:lang w:val="en-US" w:eastAsia="zh-CN"/>
+        </w:rPr>
+      </w:pPr>
+    </w:p>
+    <w:p>
+      <w:pPr>
+        <w:rPr>
+          <w:rFonts w:hint="eastAsia"/>
+          <w:sz w:val="28"/>
+          <w:szCs w:val="28"/>
+          <w:lang w:val="en-US" w:eastAsia="zh-CN"/>
+        </w:rPr>
+      </w:pPr>
+      <w:r>
+        <w:rPr>
+          <w:rFonts w:hint="eastAsia"/>
+          <w:sz w:val="28"/>
+          <w:szCs w:val="28"/>
+          <w:lang w:val="en-US" w:eastAsia="zh-CN"/>
+        </w:rPr>
+        <w:t>||</w:t>
+      </w:r>
+      <w:r>
+        <w:rPr>
+          <w:rFonts w:hint="default"/>
+          <w:sz w:val="28"/>
+          <w:szCs w:val="28"/>
+          <w:lang w:val="en-US" w:eastAsia="zh-CN"/>
+        </w:rPr>
+        <w:t>他的眼睛睁着，瞳孔涣散，失去了焦距。他的嘴唇微微张着，像在说什么，但什么声音也没有</w:t>
+      </w:r>
+      <w:r>
+        <w:rPr>
+          <w:rFonts w:hint="eastAsia"/>
+          <w:sz w:val="28"/>
+          <w:szCs w:val="28"/>
+          <w:lang w:val="en-US" w:eastAsia="zh-CN"/>
+        </w:rPr>
+        <w:t>||</w:t>
+      </w:r>
+    </w:p>
+    <w:p>
+      <w:pPr>
+        <w:rPr>
+          <w:rFonts w:hint="eastAsia"/>
+          <w:sz w:val="28"/>
+          <w:szCs w:val="28"/>
+          <w:lang w:val="en-US" w:eastAsia="zh-CN"/>
+        </w:rPr>
+      </w:pPr>
+    </w:p>
+    <w:p>
+      <w:pPr>
+        <w:rPr>
+          <w:rFonts w:hint="eastAsia"/>
+          <w:sz w:val="28"/>
+          <w:szCs w:val="28"/>
+          <w:lang w:val="en-US" w:eastAsia="zh-CN"/>
+        </w:rPr>
+      </w:pPr>
+      <w:r>
+        <w:rPr>
+          <w:rFonts w:hint="eastAsia"/>
+          <w:sz w:val="28"/>
+          <w:szCs w:val="28"/>
+          <w:lang w:val="en-US" w:eastAsia="zh-CN"/>
+        </w:rPr>
+        <w:t>||</w:t>
+      </w:r>
+      <w:r>
+        <w:rPr>
+          <w:rFonts w:hint="default"/>
+          <w:sz w:val="28"/>
+          <w:szCs w:val="28"/>
+          <w:lang w:val="en-US" w:eastAsia="zh-CN"/>
+        </w:rPr>
+        <w:t>他的脸上没有痛苦，没有恐惧，只有一种凝固的空白</w:t>
+      </w:r>
+      <w:r>
+        <w:rPr>
+          <w:rFonts w:hint="eastAsia"/>
+          <w:sz w:val="28"/>
+          <w:szCs w:val="28"/>
+          <w:lang w:val="en-US" w:eastAsia="zh-CN"/>
+        </w:rPr>
+        <w:t>||</w:t>
+      </w:r>
+    </w:p>
+    <w:p>
+      <w:pPr>
+        <w:rPr>
+          <w:rFonts w:hint="eastAsia"/>
+          <w:sz w:val="28"/>
+          <w:szCs w:val="28"/>
+          <w:lang w:val="en-US" w:eastAsia="zh-CN"/>
+        </w:rPr>
+      </w:pPr>
+    </w:p>
+    <w:p>
+      <w:pPr>
+        <w:rPr>
+          <w:rFonts w:hint="default"/>
+          <w:sz w:val="28"/>
+          <w:szCs w:val="28"/>
+          <w:lang w:val="en-US" w:eastAsia="zh-CN"/>
+        </w:rPr>
+      </w:pPr>
+      <w:r>
+        <w:rPr>
+          <w:rFonts w:hint="eastAsia"/>
+          <w:sz w:val="28"/>
+          <w:szCs w:val="28"/>
+          <w:lang w:val="en-US" w:eastAsia="zh-CN"/>
+        </w:rPr>
+        <w:t>||</w:t>
+      </w:r>
+      <w:r>
+        <w:rPr>
+          <w:rFonts w:hint="default"/>
+          <w:sz w:val="28"/>
+          <w:szCs w:val="28"/>
+          <w:lang w:val="en-US" w:eastAsia="zh-CN"/>
+        </w:rPr>
+        <w:t>像是他在最后一刻看到了什么，但那个画面还没来得及传到脸上，一切就停止了</w:t>
+      </w:r>
+      <w:r>
+        <w:rPr>
+          <w:rFonts w:hint="eastAsia"/>
+          <w:sz w:val="28"/>
+          <w:szCs w:val="28"/>
+          <w:lang w:val="en-US" w:eastAsia="zh-CN"/>
+        </w:rPr>
+        <w:t>||</w:t>
+      </w:r>
+    </w:p>
+    <w:p>
+      <w:pPr>
+        <w:rPr>
+          <w:rFonts w:hint="default"/>
+          <w:sz w:val="28"/>
+          <w:szCs w:val="28"/>
+          <w:lang w:val="en-US" w:eastAsia="zh-CN"/>
+        </w:rPr>
+      </w:pPr>
+    </w:p>
+    <w:p>
+      <w:pPr>
+        <w:rPr>
+          <w:rFonts w:hint="default"/>
+          <w:sz w:val="28"/>
+          <w:szCs w:val="28"/>
+          <w:lang w:val="en-US" w:eastAsia="zh-CN"/>
+        </w:rPr>
+      </w:pPr>
+      <w:r>
+        <w:rPr>
+          <w:rFonts w:hint="eastAsia"/>
+          <w:sz w:val="28"/>
+          <w:szCs w:val="28"/>
+          <w:lang w:val="en-US" w:eastAsia="zh-CN"/>
+        </w:rPr>
+        <w:t>||</w:t>
+      </w:r>
+      <w:r>
+        <w:rPr>
+          <w:rFonts w:hint="default"/>
+          <w:sz w:val="28"/>
+          <w:szCs w:val="28"/>
+          <w:lang w:val="en-US" w:eastAsia="zh-CN"/>
+        </w:rPr>
+        <w:t>死不瞑目</w:t>
+      </w:r>
+      <w:r>
+        <w:rPr>
+          <w:rFonts w:hint="eastAsia"/>
+          <w:sz w:val="28"/>
+          <w:szCs w:val="28"/>
+          <w:lang w:val="en-US" w:eastAsia="zh-CN"/>
+        </w:rPr>
+        <w:t>||</w:t>
+      </w:r>
+    </w:p>
+    <w:p>
+      <w:pPr>
+        <w:rPr>
+          <w:rFonts w:hint="default"/>
+          <w:sz w:val="28"/>
+          <w:szCs w:val="28"/>
+          <w:lang w:val="en-US" w:eastAsia="zh-CN"/>
+        </w:rPr>
+      </w:pPr>
+    </w:p>
+    <w:p>
+      <w:pPr>
+        <w:rPr>
+          <w:rFonts w:hint="eastAsia"/>
+          <w:sz w:val="28"/>
+          <w:szCs w:val="28"/>
+          <w:lang w:val="en-US" w:eastAsia="zh-CN"/>
+        </w:rPr>
+      </w:pPr>
+      <w:r>
+        <w:rPr>
+          <w:rFonts w:hint="eastAsia"/>
+          <w:sz w:val="28"/>
+          <w:szCs w:val="28"/>
+          <w:lang w:val="en-US" w:eastAsia="zh-CN"/>
+        </w:rPr>
+        <w:t>||</w:t>
+      </w:r>
+      <w:r>
+        <w:rPr>
+          <w:rFonts w:hint="default"/>
+          <w:sz w:val="28"/>
+          <w:szCs w:val="28"/>
+          <w:lang w:val="en-US" w:eastAsia="zh-CN"/>
+        </w:rPr>
+        <w:t>你的膝盖发软，蹲下来。手悬在他的脸侧，不敢碰，也不知道该碰哪里</w:t>
+      </w:r>
+      <w:r>
+        <w:rPr>
+          <w:rFonts w:hint="eastAsia"/>
+          <w:sz w:val="28"/>
+          <w:szCs w:val="28"/>
+          <w:lang w:val="en-US" w:eastAsia="zh-CN"/>
+        </w:rPr>
+        <w:t>||</w:t>
+      </w:r>
+    </w:p>
+    <w:p>
+      <w:pPr>
+        <w:rPr>
+          <w:rFonts w:hint="eastAsia"/>
+          <w:sz w:val="28"/>
+          <w:szCs w:val="28"/>
+          <w:lang w:val="en-US" w:eastAsia="zh-CN"/>
+        </w:rPr>
+      </w:pPr>
+    </w:p>
+    <w:p>
+      <w:pPr>
+        <w:rPr>
+          <w:rFonts w:hint="eastAsia"/>
+          <w:sz w:val="28"/>
+          <w:szCs w:val="28"/>
+          <w:lang w:val="en-US" w:eastAsia="zh-CN"/>
+        </w:rPr>
+      </w:pPr>
+      <w:r>
+        <w:rPr>
+          <w:rFonts w:hint="eastAsia"/>
+          <w:sz w:val="28"/>
+          <w:szCs w:val="28"/>
+          <w:lang w:val="en-US" w:eastAsia="zh-CN"/>
+        </w:rPr>
+        <w:t>||</w:t>
+      </w:r>
+      <w:r>
+        <w:rPr>
+          <w:rFonts w:hint="default"/>
+          <w:sz w:val="28"/>
+          <w:szCs w:val="28"/>
+          <w:lang w:val="en-US" w:eastAsia="zh-CN"/>
+        </w:rPr>
+        <w:t>他的皮肤是凉的，没有了任何温度的、像</w:t>
+      </w:r>
+      <w:r>
+        <w:rPr>
+          <w:rFonts w:hint="eastAsia"/>
+          <w:sz w:val="28"/>
+          <w:szCs w:val="28"/>
+          <w:lang w:val="en-US" w:eastAsia="zh-CN"/>
+        </w:rPr>
+        <w:t>金属、</w:t>
+      </w:r>
+      <w:r>
+        <w:rPr>
+          <w:rFonts w:hint="default"/>
+          <w:sz w:val="28"/>
+          <w:szCs w:val="28"/>
+          <w:lang w:val="en-US" w:eastAsia="zh-CN"/>
+        </w:rPr>
+        <w:t>瓷器一样凉。你</w:t>
+      </w:r>
+      <w:r>
+        <w:rPr>
+          <w:rFonts w:hint="eastAsia"/>
+          <w:sz w:val="28"/>
+          <w:szCs w:val="28"/>
+          <w:lang w:val="en-US" w:eastAsia="zh-CN"/>
+        </w:rPr>
+        <w:t>颤抖着</w:t>
+      </w:r>
+      <w:r>
+        <w:rPr>
+          <w:rFonts w:hint="default"/>
+          <w:sz w:val="28"/>
+          <w:szCs w:val="28"/>
+          <w:lang w:val="en-US" w:eastAsia="zh-CN"/>
+        </w:rPr>
+        <w:t>把手覆上他的眼睛，想替他合上眼睑</w:t>
+      </w:r>
+      <w:r>
+        <w:rPr>
+          <w:rFonts w:hint="eastAsia"/>
+          <w:sz w:val="28"/>
+          <w:szCs w:val="28"/>
+          <w:lang w:val="en-US" w:eastAsia="zh-CN"/>
+        </w:rPr>
+        <w:t>||</w:t>
+      </w:r>
+    </w:p>
+    <w:p>
+      <w:pPr>
+        <w:rPr>
+          <w:rFonts w:hint="default"/>
+          <w:sz w:val="28"/>
+          <w:szCs w:val="28"/>
+          <w:lang w:val="en-US" w:eastAsia="zh-CN"/>
+        </w:rPr>
+      </w:pPr>
+    </w:p>
+    <w:p>
+      <w:pPr>
+        <w:rPr>
+          <w:rFonts w:hint="eastAsia"/>
+          <w:sz w:val="28"/>
+          <w:szCs w:val="28"/>
+          <w:lang w:val="en-US" w:eastAsia="zh-CN"/>
+        </w:rPr>
+      </w:pPr>
+      <w:r>
+        <w:rPr>
+          <w:rFonts w:hint="eastAsia"/>
+          <w:sz w:val="28"/>
+          <w:szCs w:val="28"/>
+          <w:lang w:val="en-US" w:eastAsia="zh-CN"/>
+        </w:rPr>
+        <w:t>||</w:t>
+      </w:r>
+      <w:r>
+        <w:rPr>
+          <w:rFonts w:hint="default"/>
+          <w:sz w:val="28"/>
+          <w:szCs w:val="28"/>
+          <w:lang w:val="en-US" w:eastAsia="zh-CN"/>
+        </w:rPr>
+        <w:t>眼睑没有合上</w:t>
+      </w:r>
+      <w:r>
+        <w:rPr>
+          <w:rFonts w:hint="eastAsia"/>
+          <w:sz w:val="28"/>
+          <w:szCs w:val="28"/>
+          <w:lang w:val="en-US" w:eastAsia="zh-CN"/>
+        </w:rPr>
+        <w:t>||</w:t>
+      </w:r>
+    </w:p>
+    <w:p>
+      <w:pPr>
+        <w:rPr>
+          <w:rFonts w:hint="default"/>
+          <w:sz w:val="28"/>
+          <w:szCs w:val="28"/>
+          <w:lang w:val="en-US" w:eastAsia="zh-CN"/>
+        </w:rPr>
+      </w:pPr>
+    </w:p>
+    <w:p>
+      <w:pPr>
+        <w:rPr>
+          <w:rFonts w:hint="eastAsia"/>
+          <w:sz w:val="28"/>
+          <w:szCs w:val="28"/>
+          <w:lang w:val="en-US" w:eastAsia="zh-CN"/>
+        </w:rPr>
+      </w:pPr>
+      <w:r>
+        <w:rPr>
+          <w:rFonts w:hint="eastAsia"/>
+          <w:sz w:val="28"/>
+          <w:szCs w:val="28"/>
+          <w:lang w:val="en-US" w:eastAsia="zh-CN"/>
+        </w:rPr>
+        <w:t>||</w:t>
+      </w:r>
+      <w:r>
+        <w:rPr>
+          <w:rFonts w:hint="default"/>
+          <w:sz w:val="28"/>
+          <w:szCs w:val="28"/>
+          <w:lang w:val="en-US" w:eastAsia="zh-CN"/>
+        </w:rPr>
+        <w:t>他的身边散落着许多</w:t>
+      </w:r>
+      <w:r>
+        <w:rPr>
+          <w:rFonts w:hint="eastAsia"/>
+          <w:sz w:val="28"/>
+          <w:szCs w:val="28"/>
+          <w:lang w:val="en-US" w:eastAsia="zh-CN"/>
+        </w:rPr>
+        <w:t>照片，</w:t>
+      </w:r>
+      <w:r>
+        <w:rPr>
+          <w:rFonts w:hint="default"/>
+          <w:sz w:val="28"/>
+          <w:szCs w:val="28"/>
+          <w:lang w:val="en-US" w:eastAsia="zh-CN"/>
+        </w:rPr>
+        <w:t>你捡起一张，照片里是</w:t>
+      </w:r>
+      <w:r>
+        <w:rPr>
+          <w:rFonts w:hint="eastAsia"/>
+          <w:sz w:val="28"/>
+          <w:szCs w:val="28"/>
+          <w:lang w:val="en-US" w:eastAsia="zh-CN"/>
+        </w:rPr>
+        <w:t>你</w:t>
+      </w:r>
+      <w:r>
+        <w:rPr>
+          <w:rFonts w:hint="default"/>
+          <w:sz w:val="28"/>
+          <w:szCs w:val="28"/>
+          <w:lang w:val="en-US" w:eastAsia="zh-CN"/>
+        </w:rPr>
+        <w:t>的侧脸，扎着马尾，</w:t>
+      </w:r>
+      <w:r>
+        <w:rPr>
+          <w:rFonts w:hint="eastAsia"/>
+          <w:sz w:val="28"/>
+          <w:szCs w:val="28"/>
+          <w:lang w:val="en-US" w:eastAsia="zh-CN"/>
+        </w:rPr>
+        <w:t>还</w:t>
+      </w:r>
+      <w:r>
+        <w:rPr>
+          <w:rFonts w:hint="default"/>
+          <w:sz w:val="28"/>
+          <w:szCs w:val="28"/>
+          <w:lang w:val="en-US" w:eastAsia="zh-CN"/>
+        </w:rPr>
+        <w:t>穿着</w:t>
+      </w:r>
+      <w:r>
+        <w:rPr>
+          <w:rFonts w:hint="eastAsia"/>
+          <w:sz w:val="28"/>
+          <w:szCs w:val="28"/>
+          <w:lang w:val="en-US" w:eastAsia="zh-CN"/>
+        </w:rPr>
+        <w:t>高中</w:t>
+      </w:r>
+      <w:r>
+        <w:rPr>
+          <w:rFonts w:hint="default"/>
+          <w:sz w:val="28"/>
+          <w:szCs w:val="28"/>
+          <w:lang w:val="en-US" w:eastAsia="zh-CN"/>
+        </w:rPr>
+        <w:t>校服</w:t>
+      </w:r>
+      <w:r>
+        <w:rPr>
+          <w:rFonts w:hint="eastAsia"/>
+          <w:sz w:val="28"/>
+          <w:szCs w:val="28"/>
+          <w:lang w:val="en-US" w:eastAsia="zh-CN"/>
+        </w:rPr>
+        <w:t>||</w:t>
+      </w:r>
+    </w:p>
+    <w:p>
+      <w:pPr>
+        <w:rPr>
+          <w:rFonts w:hint="eastAsia"/>
+          <w:sz w:val="28"/>
+          <w:szCs w:val="28"/>
+          <w:lang w:val="en-US" w:eastAsia="zh-CN"/>
+        </w:rPr>
+      </w:pPr>
+    </w:p>
+    <w:p>
+      <w:pPr>
+        <w:rPr>
+          <w:rFonts w:hint="default"/>
+          <w:sz w:val="28"/>
+          <w:szCs w:val="28"/>
+          <w:lang w:val="en-US" w:eastAsia="zh-CN"/>
+        </w:rPr>
+      </w:pPr>
+      <w:r>
+        <w:rPr>
+          <w:rFonts w:hint="eastAsia"/>
+          <w:sz w:val="28"/>
+          <w:szCs w:val="28"/>
+          <w:lang w:val="en-US" w:eastAsia="zh-CN"/>
+        </w:rPr>
+        <w:t>||</w:t>
+      </w:r>
+      <w:r>
+        <w:rPr>
+          <w:rFonts w:hint="default"/>
+          <w:sz w:val="28"/>
+          <w:szCs w:val="28"/>
+          <w:lang w:val="en-US" w:eastAsia="zh-CN"/>
+        </w:rPr>
+        <w:t>照片的背面有一行字，用</w:t>
+      </w:r>
+      <w:r>
+        <w:rPr>
+          <w:rFonts w:hint="eastAsia"/>
+          <w:sz w:val="28"/>
+          <w:szCs w:val="28"/>
+          <w:lang w:val="en-US" w:eastAsia="zh-CN"/>
+        </w:rPr>
+        <w:t>钢笔</w:t>
+      </w:r>
+      <w:r>
+        <w:rPr>
+          <w:rFonts w:hint="default"/>
+          <w:sz w:val="28"/>
+          <w:szCs w:val="28"/>
+          <w:lang w:val="en-US" w:eastAsia="zh-CN"/>
+        </w:rPr>
+        <w:t>写的，字迹很轻：</w:t>
+      </w:r>
+      <w:r>
+        <w:rPr>
+          <w:rFonts w:hint="eastAsia"/>
+          <w:sz w:val="28"/>
+          <w:szCs w:val="28"/>
+          <w:lang w:val="en-US" w:eastAsia="zh-CN"/>
+        </w:rPr>
+        <w:t>“今天遇到她了，可惜……她不记得我”||</w:t>
+      </w:r>
+    </w:p>
+    <w:p>
+      <w:pPr>
+        <w:rPr>
+          <w:rFonts w:hint="default"/>
+          <w:sz w:val="28"/>
+          <w:szCs w:val="28"/>
+          <w:lang w:val="en-US" w:eastAsia="zh-CN"/>
+        </w:rPr>
+      </w:pPr>
+    </w:p>
+    <w:p>
+      <w:pPr>
+        <w:rPr>
+          <w:rFonts w:hint="eastAsia"/>
+          <w:sz w:val="28"/>
+          <w:szCs w:val="28"/>
+          <w:lang w:val="en-US" w:eastAsia="zh-CN"/>
+        </w:rPr>
+      </w:pPr>
+      <w:r>
+        <w:rPr>
+          <w:rFonts w:hint="eastAsia"/>
+          <w:sz w:val="28"/>
+          <w:szCs w:val="28"/>
+          <w:lang w:val="en-US" w:eastAsia="zh-CN"/>
+        </w:rPr>
+        <w:t>||</w:t>
+      </w:r>
+      <w:r>
+        <w:rPr>
+          <w:rFonts w:hint="default"/>
+          <w:sz w:val="28"/>
+          <w:szCs w:val="28"/>
+          <w:lang w:val="en-US" w:eastAsia="zh-CN"/>
+        </w:rPr>
+        <w:t>你的手指开始发抖</w:t>
+      </w:r>
+      <w:r>
+        <w:rPr>
+          <w:rFonts w:hint="eastAsia"/>
+          <w:sz w:val="28"/>
+          <w:szCs w:val="28"/>
+          <w:lang w:val="en-US" w:eastAsia="zh-CN"/>
+        </w:rPr>
+        <w:t>，</w:t>
+      </w:r>
+      <w:r>
+        <w:rPr>
+          <w:rFonts w:hint="default"/>
+          <w:sz w:val="28"/>
+          <w:szCs w:val="28"/>
+          <w:lang w:val="en-US" w:eastAsia="zh-CN"/>
+        </w:rPr>
+        <w:t>捡起第二张。</w:t>
+      </w:r>
+      <w:r>
+        <w:rPr>
+          <w:rFonts w:hint="eastAsia"/>
+          <w:sz w:val="28"/>
+          <w:szCs w:val="28"/>
+          <w:lang w:val="en-US" w:eastAsia="zh-CN"/>
+        </w:rPr>
+        <w:t>照片里</w:t>
+      </w:r>
+      <w:r>
+        <w:rPr>
+          <w:rFonts w:hint="default"/>
+          <w:sz w:val="28"/>
+          <w:szCs w:val="28"/>
+          <w:lang w:val="en-US" w:eastAsia="zh-CN"/>
+        </w:rPr>
+        <w:t>还是</w:t>
+      </w:r>
+      <w:r>
+        <w:rPr>
+          <w:rFonts w:hint="eastAsia"/>
+          <w:sz w:val="28"/>
+          <w:szCs w:val="28"/>
+          <w:lang w:val="en-US" w:eastAsia="zh-CN"/>
+        </w:rPr>
+        <w:t>你</w:t>
+      </w:r>
+      <w:r>
+        <w:rPr>
+          <w:rFonts w:hint="default"/>
+          <w:sz w:val="28"/>
+          <w:szCs w:val="28"/>
+          <w:lang w:val="en-US" w:eastAsia="zh-CN"/>
+        </w:rPr>
+        <w:t>，</w:t>
+      </w:r>
+      <w:r>
+        <w:rPr>
+          <w:rFonts w:hint="eastAsia"/>
+          <w:sz w:val="28"/>
+          <w:szCs w:val="28"/>
+          <w:lang w:val="en-US" w:eastAsia="zh-CN"/>
+        </w:rPr>
+        <w:t>只是</w:t>
+      </w:r>
+      <w:r>
+        <w:rPr>
+          <w:rFonts w:hint="default"/>
+          <w:sz w:val="28"/>
+          <w:szCs w:val="28"/>
+          <w:lang w:val="en-US" w:eastAsia="zh-CN"/>
+        </w:rPr>
+        <w:t>换了一个角度，在图书馆里，低着头看书</w:t>
+      </w:r>
+      <w:r>
+        <w:rPr>
+          <w:rFonts w:hint="eastAsia"/>
+          <w:sz w:val="28"/>
+          <w:szCs w:val="28"/>
+          <w:lang w:val="en-US" w:eastAsia="zh-CN"/>
+        </w:rPr>
+        <w:t>||</w:t>
+      </w:r>
+    </w:p>
+    <w:p>
+      <w:pPr>
+        <w:rPr>
+          <w:rFonts w:hint="eastAsia"/>
+          <w:sz w:val="28"/>
+          <w:szCs w:val="28"/>
+          <w:lang w:val="en-US" w:eastAsia="zh-CN"/>
+        </w:rPr>
+      </w:pPr>
+    </w:p>
+    <w:p>
+      <w:pPr>
+        <w:rPr>
+          <w:rFonts w:hint="default"/>
+          <w:sz w:val="28"/>
+          <w:szCs w:val="28"/>
+          <w:lang w:val="en-US" w:eastAsia="zh-CN"/>
+        </w:rPr>
+      </w:pPr>
+      <w:r>
+        <w:rPr>
+          <w:rFonts w:hint="eastAsia"/>
+          <w:sz w:val="28"/>
+          <w:szCs w:val="28"/>
+          <w:lang w:val="en-US" w:eastAsia="zh-CN"/>
+        </w:rPr>
+        <w:t>||</w:t>
+      </w:r>
+      <w:r>
+        <w:rPr>
+          <w:rFonts w:hint="default"/>
+          <w:sz w:val="28"/>
+          <w:szCs w:val="28"/>
+          <w:lang w:val="en-US" w:eastAsia="zh-CN"/>
+        </w:rPr>
+        <w:t>照片背面</w:t>
+      </w:r>
+      <w:r>
+        <w:rPr>
+          <w:rFonts w:hint="eastAsia"/>
+          <w:sz w:val="28"/>
+          <w:szCs w:val="28"/>
+          <w:lang w:val="en-US" w:eastAsia="zh-CN"/>
+        </w:rPr>
+        <w:t>写着</w:t>
+      </w:r>
+      <w:r>
+        <w:rPr>
+          <w:rFonts w:hint="default"/>
+          <w:sz w:val="28"/>
+          <w:szCs w:val="28"/>
+          <w:lang w:val="en-US" w:eastAsia="zh-CN"/>
+        </w:rPr>
+        <w:t>：</w:t>
+      </w:r>
+      <w:r>
+        <w:rPr>
+          <w:rFonts w:hint="eastAsia"/>
+          <w:sz w:val="28"/>
+          <w:szCs w:val="28"/>
+          <w:lang w:val="en-US" w:eastAsia="zh-CN"/>
+        </w:rPr>
+        <w:t>“</w:t>
+      </w:r>
+      <w:r>
+        <w:rPr>
+          <w:rFonts w:hint="default"/>
+          <w:sz w:val="28"/>
+          <w:szCs w:val="28"/>
+          <w:lang w:val="en-US" w:eastAsia="zh-CN"/>
+        </w:rPr>
+        <w:t>她不知道我坐在她后面</w:t>
+      </w:r>
+      <w:r>
+        <w:rPr>
+          <w:rFonts w:hint="eastAsia"/>
+          <w:sz w:val="28"/>
+          <w:szCs w:val="28"/>
+          <w:lang w:val="en-US" w:eastAsia="zh-CN"/>
+        </w:rPr>
+        <w:t>，</w:t>
+      </w:r>
+      <w:r>
+        <w:rPr>
+          <w:rFonts w:hint="default"/>
+          <w:sz w:val="28"/>
+          <w:szCs w:val="28"/>
+          <w:lang w:val="en-US" w:eastAsia="zh-CN"/>
+        </w:rPr>
+        <w:t>每次她来借书，我都会把想推荐的书放在她顺手的位置</w:t>
+      </w:r>
+      <w:r>
+        <w:rPr>
+          <w:rFonts w:hint="eastAsia"/>
+          <w:sz w:val="28"/>
+          <w:szCs w:val="28"/>
+          <w:lang w:val="en-US" w:eastAsia="zh-CN"/>
+        </w:rPr>
+        <w:t>”||</w:t>
+      </w:r>
+    </w:p>
+    <w:p>
+      <w:pPr>
+        <w:rPr>
+          <w:rFonts w:hint="default"/>
+          <w:sz w:val="28"/>
+          <w:szCs w:val="28"/>
+          <w:lang w:val="en-US" w:eastAsia="zh-CN"/>
+        </w:rPr>
+      </w:pPr>
+    </w:p>
+    <w:p>
+      <w:pPr>
+        <w:rPr>
+          <w:rFonts w:hint="eastAsia"/>
+          <w:sz w:val="28"/>
+          <w:szCs w:val="28"/>
+          <w:lang w:val="en-US" w:eastAsia="zh-CN"/>
+        </w:rPr>
+      </w:pPr>
+      <w:r>
+        <w:rPr>
+          <w:rFonts w:hint="eastAsia"/>
+          <w:sz w:val="28"/>
+          <w:szCs w:val="28"/>
+          <w:lang w:val="en-US" w:eastAsia="zh-CN"/>
+        </w:rPr>
+        <w:t>||然后你捡起了第三张、第四张、第五张，</w:t>
+      </w:r>
+      <w:r>
+        <w:rPr>
+          <w:rFonts w:hint="default"/>
+          <w:sz w:val="28"/>
+          <w:szCs w:val="28"/>
+          <w:lang w:val="en-US" w:eastAsia="zh-CN"/>
+        </w:rPr>
+        <w:t>每一张都是你</w:t>
+      </w:r>
+      <w:r>
+        <w:rPr>
+          <w:rFonts w:hint="eastAsia"/>
+          <w:sz w:val="28"/>
+          <w:szCs w:val="28"/>
+          <w:lang w:val="en-US" w:eastAsia="zh-CN"/>
+        </w:rPr>
+        <w:t>||</w:t>
+      </w:r>
+    </w:p>
+    <w:p>
+      <w:pPr>
+        <w:rPr>
+          <w:rFonts w:hint="eastAsia"/>
+          <w:sz w:val="28"/>
+          <w:szCs w:val="28"/>
+          <w:lang w:val="en-US" w:eastAsia="zh-CN"/>
+        </w:rPr>
+      </w:pPr>
+    </w:p>
+    <w:p>
+      <w:pPr>
+        <w:rPr>
+          <w:rFonts w:hint="eastAsia"/>
+          <w:sz w:val="28"/>
+          <w:szCs w:val="28"/>
+          <w:lang w:val="en-US" w:eastAsia="zh-CN"/>
+        </w:rPr>
+      </w:pPr>
+      <w:r>
+        <w:rPr>
+          <w:rFonts w:hint="eastAsia"/>
+          <w:sz w:val="28"/>
+          <w:szCs w:val="28"/>
+          <w:lang w:val="en-US" w:eastAsia="zh-CN"/>
+        </w:rPr>
+        <w:t>||</w:t>
+      </w:r>
+      <w:r>
+        <w:rPr>
+          <w:rFonts w:hint="default"/>
+          <w:sz w:val="28"/>
+          <w:szCs w:val="28"/>
+          <w:lang w:val="en-US" w:eastAsia="zh-CN"/>
+        </w:rPr>
+        <w:t>从高中到大学，从大学到现在。有些是你知道的地点，有些是你完全没有印象的角落</w:t>
+      </w:r>
+      <w:r>
+        <w:rPr>
+          <w:rFonts w:hint="eastAsia"/>
+          <w:sz w:val="28"/>
+          <w:szCs w:val="28"/>
+          <w:lang w:val="en-US" w:eastAsia="zh-CN"/>
+        </w:rPr>
+        <w:t>||</w:t>
+      </w:r>
+    </w:p>
+    <w:p>
+      <w:pPr>
+        <w:rPr>
+          <w:rFonts w:hint="eastAsia"/>
+          <w:sz w:val="28"/>
+          <w:szCs w:val="28"/>
+          <w:lang w:val="en-US" w:eastAsia="zh-CN"/>
+        </w:rPr>
+      </w:pPr>
+    </w:p>
+    <w:p>
+      <w:pPr>
+        <w:rPr>
+          <w:rFonts w:hint="eastAsia"/>
+          <w:sz w:val="28"/>
+          <w:szCs w:val="28"/>
+          <w:lang w:val="en-US" w:eastAsia="zh-CN"/>
+        </w:rPr>
+      </w:pPr>
+      <w:r>
+        <w:rPr>
+          <w:rFonts w:hint="eastAsia"/>
+          <w:sz w:val="28"/>
+          <w:szCs w:val="28"/>
+          <w:lang w:val="en-US" w:eastAsia="zh-CN"/>
+        </w:rPr>
+        <w:t>||</w:t>
+      </w:r>
+      <w:r>
+        <w:rPr>
+          <w:rFonts w:hint="default"/>
+          <w:sz w:val="28"/>
+          <w:szCs w:val="28"/>
+          <w:lang w:val="en-US" w:eastAsia="zh-CN"/>
+        </w:rPr>
+        <w:t>有些照片拍得很模糊，像是隔着很远、很慌乱的瞬间。有些拍得很清楚，像是等了很久、终于等到的一个画面</w:t>
+      </w:r>
+      <w:r>
+        <w:rPr>
+          <w:rFonts w:hint="eastAsia"/>
+          <w:sz w:val="28"/>
+          <w:szCs w:val="28"/>
+          <w:lang w:val="en-US" w:eastAsia="zh-CN"/>
+        </w:rPr>
+        <w:t>||</w:t>
+      </w:r>
+    </w:p>
+    <w:p>
+      <w:pPr>
+        <w:rPr>
+          <w:rFonts w:hint="eastAsia"/>
+          <w:sz w:val="28"/>
+          <w:szCs w:val="28"/>
+          <w:lang w:val="en-US" w:eastAsia="zh-CN"/>
+        </w:rPr>
+      </w:pPr>
+    </w:p>
+    <w:p>
+      <w:pPr>
+        <w:rPr>
+          <w:rFonts w:hint="default"/>
+          <w:sz w:val="28"/>
+          <w:szCs w:val="28"/>
+          <w:lang w:val="en-US" w:eastAsia="zh-CN"/>
+        </w:rPr>
+      </w:pPr>
+      <w:r>
+        <w:rPr>
+          <w:rFonts w:hint="eastAsia"/>
+          <w:sz w:val="28"/>
+          <w:szCs w:val="28"/>
+          <w:lang w:val="en-US" w:eastAsia="zh-CN"/>
+        </w:rPr>
+        <w:t>||</w:t>
+      </w:r>
+      <w:r>
+        <w:rPr>
+          <w:rFonts w:hint="default"/>
+          <w:sz w:val="28"/>
+          <w:szCs w:val="28"/>
+          <w:lang w:val="en-US" w:eastAsia="zh-CN"/>
+        </w:rPr>
+        <w:t>每一张背面都有字</w:t>
+      </w:r>
+      <w:r>
+        <w:rPr>
+          <w:rFonts w:hint="eastAsia"/>
+          <w:sz w:val="28"/>
+          <w:szCs w:val="28"/>
+          <w:lang w:val="en-US" w:eastAsia="zh-CN"/>
+        </w:rPr>
+        <w:t>||</w:t>
+      </w:r>
+    </w:p>
+    <w:p>
+      <w:pPr>
+        <w:rPr>
+          <w:rFonts w:hint="default"/>
+          <w:sz w:val="28"/>
+          <w:szCs w:val="28"/>
+          <w:lang w:val="en-US" w:eastAsia="zh-CN"/>
+        </w:rPr>
+      </w:pPr>
+    </w:p>
+    <w:p>
+      <w:pPr>
+        <w:rPr>
+          <w:rFonts w:hint="default"/>
+          <w:sz w:val="28"/>
+          <w:szCs w:val="28"/>
+          <w:lang w:val="en-US" w:eastAsia="zh-CN"/>
+        </w:rPr>
+      </w:pPr>
+      <w:r>
+        <w:rPr>
+          <w:rFonts w:hint="eastAsia"/>
+          <w:sz w:val="28"/>
+          <w:szCs w:val="28"/>
+          <w:lang w:val="en-US" w:eastAsia="zh-CN"/>
+        </w:rPr>
+        <w:t>||“</w:t>
+      </w:r>
+      <w:r>
+        <w:rPr>
+          <w:rFonts w:hint="default"/>
+          <w:sz w:val="28"/>
+          <w:szCs w:val="28"/>
+          <w:lang w:val="en-US" w:eastAsia="zh-CN"/>
+        </w:rPr>
+        <w:t>她今天笑了</w:t>
+      </w:r>
+      <w:r>
+        <w:rPr>
+          <w:rFonts w:hint="eastAsia"/>
+          <w:sz w:val="28"/>
+          <w:szCs w:val="28"/>
+          <w:lang w:val="en-US" w:eastAsia="zh-CN"/>
+        </w:rPr>
+        <w:t>，</w:t>
+      </w:r>
+      <w:r>
+        <w:rPr>
+          <w:rFonts w:hint="default"/>
+          <w:sz w:val="28"/>
+          <w:szCs w:val="28"/>
+          <w:lang w:val="en-US" w:eastAsia="zh-CN"/>
+        </w:rPr>
+        <w:t>不是因为我</w:t>
+      </w:r>
+      <w:r>
+        <w:rPr>
+          <w:rFonts w:hint="eastAsia"/>
+          <w:sz w:val="28"/>
+          <w:szCs w:val="28"/>
+          <w:lang w:val="en-US" w:eastAsia="zh-CN"/>
+        </w:rPr>
+        <w:t>”||</w:t>
+      </w:r>
+    </w:p>
+    <w:p>
+      <w:pPr>
+        <w:rPr>
+          <w:rFonts w:hint="default"/>
+          <w:sz w:val="28"/>
+          <w:szCs w:val="28"/>
+          <w:lang w:val="en-US" w:eastAsia="zh-CN"/>
+        </w:rPr>
+      </w:pPr>
+    </w:p>
+    <w:p>
+      <w:pPr>
+        <w:rPr>
+          <w:rFonts w:hint="default"/>
+          <w:sz w:val="28"/>
+          <w:szCs w:val="28"/>
+          <w:lang w:val="en-US" w:eastAsia="zh-CN"/>
+        </w:rPr>
+      </w:pPr>
+      <w:r>
+        <w:rPr>
+          <w:rFonts w:hint="eastAsia"/>
+          <w:sz w:val="28"/>
+          <w:szCs w:val="28"/>
+          <w:lang w:val="en-US" w:eastAsia="zh-CN"/>
+        </w:rPr>
+        <w:t>||“</w:t>
+      </w:r>
+      <w:r>
+        <w:rPr>
+          <w:rFonts w:hint="default"/>
+          <w:sz w:val="28"/>
+          <w:szCs w:val="28"/>
+          <w:lang w:val="en-US" w:eastAsia="zh-CN"/>
+        </w:rPr>
+        <w:t>她好像很喜欢那本</w:t>
+      </w:r>
+      <w:r>
+        <w:rPr>
+          <w:rFonts w:hint="eastAsia"/>
+          <w:sz w:val="28"/>
+          <w:szCs w:val="28"/>
+          <w:lang w:val="en-US" w:eastAsia="zh-CN"/>
+        </w:rPr>
+        <w:t>书”||</w:t>
+      </w:r>
+    </w:p>
+    <w:p>
+      <w:pPr>
+        <w:rPr>
+          <w:rFonts w:hint="default"/>
+          <w:sz w:val="28"/>
+          <w:szCs w:val="28"/>
+          <w:lang w:val="en-US" w:eastAsia="zh-CN"/>
+        </w:rPr>
+      </w:pPr>
+    </w:p>
+    <w:p>
+      <w:pPr>
+        <w:rPr>
+          <w:rFonts w:hint="default"/>
+          <w:sz w:val="28"/>
+          <w:szCs w:val="28"/>
+          <w:lang w:val="en-US" w:eastAsia="zh-CN"/>
+        </w:rPr>
+      </w:pPr>
+      <w:r>
+        <w:rPr>
+          <w:rFonts w:hint="eastAsia"/>
+          <w:sz w:val="28"/>
+          <w:szCs w:val="28"/>
+          <w:lang w:val="en-US" w:eastAsia="zh-CN"/>
+        </w:rPr>
+        <w:t>||“</w:t>
+      </w:r>
+      <w:r>
+        <w:rPr>
+          <w:rFonts w:hint="default"/>
+          <w:sz w:val="28"/>
+          <w:szCs w:val="28"/>
+          <w:lang w:val="en-US" w:eastAsia="zh-CN"/>
+        </w:rPr>
+        <w:t>她和一个男生走在一起</w:t>
+      </w:r>
+      <w:r>
+        <w:rPr>
+          <w:rFonts w:hint="eastAsia"/>
+          <w:sz w:val="28"/>
+          <w:szCs w:val="28"/>
+          <w:lang w:val="en-US" w:eastAsia="zh-CN"/>
+        </w:rPr>
+        <w:t>，</w:t>
+      </w:r>
+      <w:r>
+        <w:rPr>
+          <w:rFonts w:hint="default"/>
+          <w:sz w:val="28"/>
+          <w:szCs w:val="28"/>
+          <w:lang w:val="en-US" w:eastAsia="zh-CN"/>
+        </w:rPr>
+        <w:t>应该是</w:t>
+      </w:r>
+      <w:r>
+        <w:rPr>
+          <w:rFonts w:hint="eastAsia"/>
+          <w:sz w:val="28"/>
+          <w:szCs w:val="28"/>
+          <w:lang w:val="en-US" w:eastAsia="zh-CN"/>
+        </w:rPr>
+        <w:t>同学”||</w:t>
+      </w:r>
+    </w:p>
+    <w:p>
+      <w:pPr>
+        <w:rPr>
+          <w:rFonts w:hint="default"/>
+          <w:sz w:val="28"/>
+          <w:szCs w:val="28"/>
+          <w:lang w:val="en-US" w:eastAsia="zh-CN"/>
+        </w:rPr>
+      </w:pPr>
+    </w:p>
+    <w:p>
+      <w:pPr>
+        <w:rPr>
+          <w:rFonts w:hint="default"/>
+          <w:sz w:val="28"/>
+          <w:szCs w:val="28"/>
+          <w:lang w:val="en-US" w:eastAsia="zh-CN"/>
+        </w:rPr>
+      </w:pPr>
+      <w:r>
+        <w:rPr>
+          <w:rFonts w:hint="eastAsia"/>
+          <w:sz w:val="28"/>
+          <w:szCs w:val="28"/>
+          <w:lang w:val="en-US" w:eastAsia="zh-CN"/>
+        </w:rPr>
+        <w:t>||“</w:t>
+      </w:r>
+      <w:r>
+        <w:rPr>
+          <w:rFonts w:hint="default"/>
+          <w:sz w:val="28"/>
+          <w:szCs w:val="28"/>
+          <w:lang w:val="en-US" w:eastAsia="zh-CN"/>
+        </w:rPr>
+        <w:t>她</w:t>
+      </w:r>
+      <w:r>
+        <w:rPr>
+          <w:rFonts w:hint="eastAsia"/>
+          <w:sz w:val="28"/>
+          <w:szCs w:val="28"/>
+          <w:lang w:val="en-US" w:eastAsia="zh-CN"/>
+        </w:rPr>
+        <w:t>换了发型”||</w:t>
+      </w:r>
+    </w:p>
+    <w:p>
+      <w:pPr>
+        <w:rPr>
+          <w:rFonts w:hint="default"/>
+          <w:sz w:val="28"/>
+          <w:szCs w:val="28"/>
+          <w:lang w:val="en-US" w:eastAsia="zh-CN"/>
+        </w:rPr>
+      </w:pPr>
+    </w:p>
+    <w:p>
+      <w:pPr>
+        <w:rPr>
+          <w:rFonts w:hint="default"/>
+          <w:sz w:val="28"/>
+          <w:szCs w:val="28"/>
+          <w:lang w:val="en-US" w:eastAsia="zh-CN"/>
+        </w:rPr>
+      </w:pPr>
+      <w:r>
+        <w:rPr>
+          <w:rFonts w:hint="eastAsia"/>
+          <w:sz w:val="28"/>
+          <w:szCs w:val="28"/>
+          <w:lang w:val="en-US" w:eastAsia="zh-CN"/>
+        </w:rPr>
+        <w:t>||“</w:t>
+      </w:r>
+      <w:r>
+        <w:rPr>
+          <w:rFonts w:hint="default"/>
+          <w:sz w:val="28"/>
+          <w:szCs w:val="28"/>
+          <w:lang w:val="en-US" w:eastAsia="zh-CN"/>
+        </w:rPr>
+        <w:t>她看起来不太开心</w:t>
+      </w:r>
+      <w:r>
+        <w:rPr>
+          <w:rFonts w:hint="eastAsia"/>
+          <w:sz w:val="28"/>
+          <w:szCs w:val="28"/>
+          <w:lang w:val="en-US" w:eastAsia="zh-CN"/>
+        </w:rPr>
+        <w:t>，</w:t>
+      </w:r>
+      <w:r>
+        <w:rPr>
+          <w:rFonts w:hint="default"/>
+          <w:sz w:val="28"/>
+          <w:szCs w:val="28"/>
+          <w:lang w:val="en-US" w:eastAsia="zh-CN"/>
+        </w:rPr>
+        <w:t>我不知道该怎么让她开心</w:t>
+      </w:r>
+      <w:r>
+        <w:rPr>
+          <w:rFonts w:hint="eastAsia"/>
+          <w:sz w:val="28"/>
+          <w:szCs w:val="28"/>
+          <w:lang w:val="en-US" w:eastAsia="zh-CN"/>
+        </w:rPr>
+        <w:t>”||</w:t>
+      </w:r>
+    </w:p>
+    <w:p>
+      <w:pPr>
+        <w:rPr>
+          <w:rFonts w:hint="default"/>
+          <w:sz w:val="28"/>
+          <w:szCs w:val="28"/>
+          <w:lang w:val="en-US" w:eastAsia="zh-CN"/>
+        </w:rPr>
+      </w:pPr>
+    </w:p>
+    <w:p>
+      <w:pPr>
+        <w:rPr>
+          <w:rFonts w:hint="default"/>
+          <w:sz w:val="28"/>
+          <w:szCs w:val="28"/>
+          <w:lang w:val="en-US" w:eastAsia="zh-CN"/>
+        </w:rPr>
+      </w:pPr>
+      <w:r>
+        <w:rPr>
+          <w:rFonts w:hint="eastAsia"/>
+          <w:sz w:val="28"/>
+          <w:szCs w:val="28"/>
+          <w:lang w:val="en-US" w:eastAsia="zh-CN"/>
+        </w:rPr>
+        <w:t>||“</w:t>
+      </w:r>
+      <w:r>
+        <w:rPr>
+          <w:rFonts w:hint="default"/>
+          <w:sz w:val="28"/>
+          <w:szCs w:val="28"/>
+          <w:lang w:val="en-US" w:eastAsia="zh-CN"/>
+        </w:rPr>
+        <w:t>她</w:t>
+      </w:r>
+      <w:r>
+        <w:rPr>
+          <w:rFonts w:hint="eastAsia"/>
+          <w:sz w:val="28"/>
+          <w:szCs w:val="28"/>
+          <w:lang w:val="en-US" w:eastAsia="zh-CN"/>
+        </w:rPr>
+        <w:t>去读大学了，</w:t>
+      </w:r>
+      <w:r>
+        <w:rPr>
+          <w:rFonts w:hint="default"/>
+          <w:sz w:val="28"/>
+          <w:szCs w:val="28"/>
+          <w:lang w:val="en-US" w:eastAsia="zh-CN"/>
+        </w:rPr>
+        <w:t>我找了好久</w:t>
+      </w:r>
+      <w:r>
+        <w:rPr>
+          <w:rFonts w:hint="eastAsia"/>
+          <w:sz w:val="28"/>
+          <w:szCs w:val="28"/>
+          <w:lang w:val="en-US" w:eastAsia="zh-CN"/>
+        </w:rPr>
+        <w:t>”||</w:t>
+      </w:r>
+    </w:p>
+    <w:p>
+      <w:pPr>
+        <w:rPr>
+          <w:rFonts w:hint="default"/>
+          <w:sz w:val="28"/>
+          <w:szCs w:val="28"/>
+          <w:lang w:val="en-US" w:eastAsia="zh-CN"/>
+        </w:rPr>
+      </w:pPr>
+    </w:p>
+    <w:p>
+      <w:pPr>
+        <w:rPr>
+          <w:rFonts w:hint="default"/>
+          <w:sz w:val="28"/>
+          <w:szCs w:val="28"/>
+          <w:lang w:val="en-US" w:eastAsia="zh-CN"/>
+        </w:rPr>
+      </w:pPr>
+      <w:r>
+        <w:rPr>
+          <w:rFonts w:hint="eastAsia"/>
+          <w:sz w:val="28"/>
+          <w:szCs w:val="28"/>
+          <w:lang w:val="en-US" w:eastAsia="zh-CN"/>
+        </w:rPr>
+        <w:t>||“</w:t>
+      </w:r>
+      <w:r>
+        <w:rPr>
+          <w:rFonts w:hint="default"/>
+          <w:sz w:val="28"/>
+          <w:szCs w:val="28"/>
+          <w:lang w:val="en-US" w:eastAsia="zh-CN"/>
+        </w:rPr>
+        <w:t>她开始写东西了</w:t>
+      </w:r>
+      <w:r>
+        <w:rPr>
+          <w:rFonts w:hint="eastAsia"/>
+          <w:sz w:val="28"/>
+          <w:szCs w:val="28"/>
+          <w:lang w:val="en-US" w:eastAsia="zh-CN"/>
+        </w:rPr>
+        <w:t>，</w:t>
+      </w:r>
+      <w:r>
+        <w:rPr>
+          <w:rFonts w:hint="default"/>
+          <w:sz w:val="28"/>
+          <w:szCs w:val="28"/>
+          <w:lang w:val="en-US" w:eastAsia="zh-CN"/>
+        </w:rPr>
+        <w:t>写得真好</w:t>
+      </w:r>
+      <w:r>
+        <w:rPr>
+          <w:rFonts w:hint="eastAsia"/>
+          <w:sz w:val="28"/>
+          <w:szCs w:val="28"/>
+          <w:lang w:val="en-US" w:eastAsia="zh-CN"/>
+        </w:rPr>
+        <w:t>”||</w:t>
+      </w:r>
+    </w:p>
+    <w:p>
+      <w:pPr>
+        <w:rPr>
+          <w:rFonts w:hint="default"/>
+          <w:sz w:val="28"/>
+          <w:szCs w:val="28"/>
+          <w:lang w:val="en-US" w:eastAsia="zh-CN"/>
+        </w:rPr>
+      </w:pPr>
+    </w:p>
+    <w:p>
+      <w:pPr>
+        <w:rPr>
+          <w:rFonts w:hint="default"/>
+          <w:sz w:val="28"/>
+          <w:szCs w:val="28"/>
+          <w:lang w:val="en-US" w:eastAsia="zh-CN"/>
+        </w:rPr>
+      </w:pPr>
+      <w:r>
+        <w:rPr>
+          <w:rFonts w:hint="eastAsia"/>
+          <w:sz w:val="28"/>
+          <w:szCs w:val="28"/>
+          <w:lang w:val="en-US" w:eastAsia="zh-CN"/>
+        </w:rPr>
+        <w:t>||“</w:t>
+      </w:r>
+      <w:r>
+        <w:rPr>
+          <w:rFonts w:hint="default"/>
+          <w:sz w:val="28"/>
+          <w:szCs w:val="28"/>
+          <w:lang w:val="en-US" w:eastAsia="zh-CN"/>
+        </w:rPr>
+        <w:t>她一个人</w:t>
+      </w:r>
+      <w:r>
+        <w:rPr>
+          <w:rFonts w:hint="eastAsia"/>
+          <w:sz w:val="28"/>
+          <w:szCs w:val="28"/>
+          <w:lang w:val="en-US" w:eastAsia="zh-CN"/>
+        </w:rPr>
+        <w:t>，</w:t>
+      </w:r>
+      <w:r>
+        <w:rPr>
+          <w:rFonts w:hint="default"/>
+          <w:sz w:val="28"/>
+          <w:szCs w:val="28"/>
+          <w:lang w:val="en-US" w:eastAsia="zh-CN"/>
+        </w:rPr>
+        <w:t>我想走过去跟她说话。站了很久，还是没敢</w:t>
+      </w:r>
+      <w:r>
+        <w:rPr>
+          <w:rFonts w:hint="eastAsia"/>
+          <w:sz w:val="28"/>
+          <w:szCs w:val="28"/>
+          <w:lang w:val="en-US" w:eastAsia="zh-CN"/>
+        </w:rPr>
+        <w:t>”||</w:t>
+      </w:r>
+    </w:p>
+    <w:p>
+      <w:pPr>
+        <w:rPr>
+          <w:rFonts w:hint="default"/>
+          <w:sz w:val="28"/>
+          <w:szCs w:val="28"/>
+          <w:lang w:val="en-US" w:eastAsia="zh-CN"/>
+        </w:rPr>
+      </w:pPr>
+    </w:p>
+    <w:p>
+      <w:pPr>
+        <w:rPr>
+          <w:rFonts w:hint="default"/>
+          <w:sz w:val="28"/>
+          <w:szCs w:val="28"/>
+          <w:lang w:val="en-US" w:eastAsia="zh-CN"/>
+        </w:rPr>
+      </w:pPr>
+      <w:r>
+        <w:rPr>
+          <w:rFonts w:hint="eastAsia"/>
+          <w:sz w:val="28"/>
+          <w:szCs w:val="28"/>
+          <w:lang w:val="en-US" w:eastAsia="zh-CN"/>
+        </w:rPr>
+        <w:t>||“</w:t>
+      </w:r>
+      <w:r>
+        <w:rPr>
+          <w:rFonts w:hint="default"/>
+          <w:sz w:val="28"/>
+          <w:szCs w:val="28"/>
+          <w:lang w:val="en-US" w:eastAsia="zh-CN"/>
+        </w:rPr>
+        <w:t>我又梦到她了</w:t>
+      </w:r>
+      <w:r>
+        <w:rPr>
+          <w:rFonts w:hint="eastAsia"/>
+          <w:sz w:val="28"/>
+          <w:szCs w:val="28"/>
+          <w:lang w:val="en-US" w:eastAsia="zh-CN"/>
+        </w:rPr>
+        <w:t>”||</w:t>
+      </w:r>
+    </w:p>
+    <w:p>
+      <w:pPr>
+        <w:rPr>
+          <w:rFonts w:hint="default"/>
+          <w:sz w:val="28"/>
+          <w:szCs w:val="28"/>
+          <w:lang w:val="en-US" w:eastAsia="zh-CN"/>
+        </w:rPr>
+      </w:pPr>
+    </w:p>
+    <w:p>
+      <w:pPr>
+        <w:rPr>
+          <w:rFonts w:hint="eastAsia"/>
+          <w:sz w:val="28"/>
+          <w:szCs w:val="28"/>
+          <w:lang w:val="en-US" w:eastAsia="zh-CN"/>
+        </w:rPr>
+      </w:pPr>
+      <w:r>
+        <w:rPr>
+          <w:rFonts w:hint="eastAsia"/>
+          <w:sz w:val="28"/>
+          <w:szCs w:val="28"/>
+          <w:lang w:val="en-US" w:eastAsia="zh-CN"/>
+        </w:rPr>
+        <w:t>||</w:t>
+      </w:r>
+      <w:r>
+        <w:rPr>
+          <w:rFonts w:hint="default"/>
+          <w:sz w:val="28"/>
+          <w:szCs w:val="28"/>
+          <w:lang w:val="en-US" w:eastAsia="zh-CN"/>
+        </w:rPr>
+        <w:t>最后一张照片是最近拍的</w:t>
+      </w:r>
+      <w:r>
+        <w:rPr>
+          <w:rFonts w:hint="eastAsia"/>
+          <w:sz w:val="28"/>
+          <w:szCs w:val="28"/>
+          <w:lang w:val="en-US" w:eastAsia="zh-CN"/>
+        </w:rPr>
+        <w:t>，</w:t>
+      </w:r>
+      <w:r>
+        <w:rPr>
+          <w:rFonts w:hint="default"/>
+          <w:sz w:val="28"/>
+          <w:szCs w:val="28"/>
+          <w:lang w:val="en-US" w:eastAsia="zh-CN"/>
+        </w:rPr>
+        <w:t>背面只有一行字：</w:t>
+      </w:r>
+      <w:r>
+        <w:rPr>
+          <w:rFonts w:hint="eastAsia"/>
+          <w:sz w:val="28"/>
+          <w:szCs w:val="28"/>
+          <w:lang w:val="en-US" w:eastAsia="zh-CN"/>
+        </w:rPr>
+        <w:t>“她不高兴，是因为他吗”||</w:t>
+      </w:r>
+    </w:p>
+    <w:p>
+      <w:pPr>
+        <w:rPr>
+          <w:rFonts w:hint="default"/>
+          <w:sz w:val="28"/>
+          <w:szCs w:val="28"/>
+          <w:lang w:val="en-US" w:eastAsia="zh-CN"/>
+        </w:rPr>
+      </w:pPr>
+    </w:p>
+    <w:p>
+      <w:pPr>
+        <w:rPr>
+          <w:rFonts w:hint="eastAsia"/>
+          <w:sz w:val="28"/>
+          <w:szCs w:val="28"/>
+          <w:lang w:val="en-US" w:eastAsia="zh-CN"/>
+        </w:rPr>
+      </w:pPr>
+      <w:r>
+        <w:rPr>
+          <w:rFonts w:hint="eastAsia"/>
+          <w:sz w:val="28"/>
+          <w:szCs w:val="28"/>
+          <w:lang w:val="en-US" w:eastAsia="zh-CN"/>
+        </w:rPr>
+        <w:t>||</w:t>
+      </w:r>
+      <w:r>
+        <w:rPr>
+          <w:rFonts w:hint="default"/>
+          <w:sz w:val="28"/>
+          <w:szCs w:val="28"/>
+          <w:lang w:val="en-US" w:eastAsia="zh-CN"/>
+        </w:rPr>
+        <w:t>你攥着那张照片，纸页的边缘割进你的掌心。你不觉得疼。你跪在云层上，把那些照片一张一张捡起来</w:t>
+      </w:r>
+      <w:r>
+        <w:rPr>
+          <w:rFonts w:hint="eastAsia"/>
+          <w:sz w:val="28"/>
+          <w:szCs w:val="28"/>
+          <w:lang w:val="en-US" w:eastAsia="zh-CN"/>
+        </w:rPr>
+        <w:t>||</w:t>
+      </w:r>
+    </w:p>
+    <w:p>
+      <w:pPr>
+        <w:rPr>
+          <w:rFonts w:hint="eastAsia"/>
+          <w:sz w:val="28"/>
+          <w:szCs w:val="28"/>
+          <w:lang w:val="en-US" w:eastAsia="zh-CN"/>
+        </w:rPr>
+      </w:pPr>
+    </w:p>
+    <w:p>
+      <w:pPr>
+        <w:rPr>
+          <w:rFonts w:hint="eastAsia"/>
+          <w:sz w:val="28"/>
+          <w:szCs w:val="28"/>
+          <w:lang w:val="en-US" w:eastAsia="zh-CN"/>
+        </w:rPr>
+      </w:pPr>
+      <w:r>
+        <w:rPr>
+          <w:rFonts w:hint="eastAsia"/>
+          <w:sz w:val="28"/>
+          <w:szCs w:val="28"/>
+          <w:lang w:val="en-US" w:eastAsia="zh-CN"/>
+        </w:rPr>
+        <w:t>||</w:t>
+      </w:r>
+      <w:r>
+        <w:rPr>
+          <w:rFonts w:hint="default"/>
+          <w:sz w:val="28"/>
+          <w:szCs w:val="28"/>
+          <w:lang w:val="en-US" w:eastAsia="zh-CN"/>
+        </w:rPr>
+        <w:t>有些已经被什么东西浸湿了，边缘卷曲，墨迹晕开。有些还完好，只是沾了一些</w:t>
+      </w:r>
+      <w:r>
+        <w:rPr>
+          <w:rFonts w:hint="eastAsia"/>
+          <w:sz w:val="28"/>
+          <w:szCs w:val="28"/>
+          <w:lang w:val="en-US" w:eastAsia="zh-CN"/>
+        </w:rPr>
+        <w:t>灰尘||</w:t>
+      </w:r>
+    </w:p>
+    <w:p>
+      <w:pPr>
+        <w:rPr>
+          <w:rFonts w:hint="eastAsia"/>
+          <w:sz w:val="28"/>
+          <w:szCs w:val="28"/>
+          <w:lang w:val="en-US" w:eastAsia="zh-CN"/>
+        </w:rPr>
+      </w:pPr>
+    </w:p>
+    <w:p>
+      <w:pPr>
+        <w:rPr>
+          <w:rFonts w:hint="eastAsia"/>
+          <w:sz w:val="28"/>
+          <w:szCs w:val="28"/>
+          <w:lang w:val="en-US" w:eastAsia="zh-CN"/>
+        </w:rPr>
+      </w:pPr>
+      <w:r>
+        <w:rPr>
+          <w:rFonts w:hint="eastAsia"/>
+          <w:sz w:val="28"/>
+          <w:szCs w:val="28"/>
+          <w:lang w:val="en-US" w:eastAsia="zh-CN"/>
+        </w:rPr>
+        <w:t>||</w:t>
+      </w:r>
+      <w:r>
+        <w:rPr>
+          <w:rFonts w:hint="default"/>
+          <w:sz w:val="28"/>
+          <w:szCs w:val="28"/>
+          <w:lang w:val="en-US" w:eastAsia="zh-CN"/>
+        </w:rPr>
+        <w:t>你把它们叠在一起，</w:t>
+      </w:r>
+      <w:r>
+        <w:rPr>
+          <w:rFonts w:hint="eastAsia"/>
+          <w:sz w:val="28"/>
+          <w:szCs w:val="28"/>
+          <w:lang w:val="en-US" w:eastAsia="zh-CN"/>
+        </w:rPr>
+        <w:t>拿在手里||</w:t>
+      </w:r>
+    </w:p>
+    <w:p>
+      <w:pPr>
+        <w:rPr>
+          <w:rFonts w:hint="eastAsia"/>
+          <w:sz w:val="28"/>
+          <w:szCs w:val="28"/>
+          <w:lang w:val="en-US" w:eastAsia="zh-CN"/>
+        </w:rPr>
+      </w:pPr>
+    </w:p>
+    <w:p>
+      <w:pPr>
+        <w:rPr>
+          <w:rFonts w:hint="eastAsia"/>
+          <w:sz w:val="28"/>
+          <w:szCs w:val="28"/>
+          <w:lang w:val="en-US" w:eastAsia="zh-CN"/>
+        </w:rPr>
+      </w:pPr>
+      <w:r>
+        <w:rPr>
+          <w:rFonts w:hint="eastAsia"/>
+          <w:sz w:val="28"/>
+          <w:szCs w:val="28"/>
+          <w:lang w:val="en-US" w:eastAsia="zh-CN"/>
+        </w:rPr>
+        <w:t>||许是</w:t>
+      </w:r>
+      <w:r>
+        <w:rPr>
+          <w:rFonts w:hint="default"/>
+          <w:sz w:val="28"/>
+          <w:szCs w:val="28"/>
+          <w:lang w:val="en-US" w:eastAsia="zh-CN"/>
+        </w:rPr>
+        <w:t>照片</w:t>
+      </w:r>
+      <w:r>
+        <w:rPr>
+          <w:rFonts w:hint="eastAsia"/>
+          <w:sz w:val="28"/>
+          <w:szCs w:val="28"/>
+          <w:lang w:val="en-US" w:eastAsia="zh-CN"/>
+        </w:rPr>
+        <w:t>沾了太多粘稠的液体</w:t>
+      </w:r>
+      <w:r>
+        <w:rPr>
+          <w:rFonts w:hint="default"/>
+          <w:sz w:val="28"/>
+          <w:szCs w:val="28"/>
+          <w:lang w:val="en-US" w:eastAsia="zh-CN"/>
+        </w:rPr>
+        <w:t>，你</w:t>
+      </w:r>
+      <w:r>
+        <w:rPr>
+          <w:rFonts w:hint="eastAsia"/>
+          <w:sz w:val="28"/>
+          <w:szCs w:val="28"/>
+          <w:lang w:val="en-US" w:eastAsia="zh-CN"/>
+        </w:rPr>
+        <w:t>拿不住</w:t>
+      </w:r>
+      <w:r>
+        <w:rPr>
+          <w:rFonts w:hint="default"/>
+          <w:sz w:val="28"/>
+          <w:szCs w:val="28"/>
+          <w:lang w:val="en-US" w:eastAsia="zh-CN"/>
+        </w:rPr>
+        <w:t>，有些从指缝间滑落，掉在云层上，又被风吹起来，翻了几页，露出背面的字</w:t>
+      </w:r>
+      <w:r>
+        <w:rPr>
+          <w:rFonts w:hint="eastAsia"/>
+          <w:sz w:val="28"/>
+          <w:szCs w:val="28"/>
+          <w:lang w:val="en-US" w:eastAsia="zh-CN"/>
+        </w:rPr>
+        <w:t>||</w:t>
+      </w:r>
+    </w:p>
+    <w:p>
+      <w:pPr>
+        <w:rPr>
+          <w:rFonts w:hint="eastAsia"/>
+          <w:sz w:val="28"/>
+          <w:szCs w:val="28"/>
+          <w:lang w:val="en-US" w:eastAsia="zh-CN"/>
+        </w:rPr>
+      </w:pPr>
+    </w:p>
+    <w:p>
+      <w:pPr>
+        <w:rPr>
+          <w:rFonts w:hint="eastAsia"/>
+          <w:sz w:val="28"/>
+          <w:szCs w:val="28"/>
+          <w:lang w:val="en-US" w:eastAsia="zh-CN"/>
+        </w:rPr>
+      </w:pPr>
+      <w:r>
+        <w:rPr>
+          <w:rFonts w:hint="eastAsia"/>
+          <w:sz w:val="28"/>
+          <w:szCs w:val="28"/>
+          <w:lang w:val="en-US" w:eastAsia="zh-CN"/>
+        </w:rPr>
+        <w:t>||</w:t>
+      </w:r>
+      <w:r>
+        <w:rPr>
+          <w:rFonts w:hint="default"/>
+          <w:sz w:val="28"/>
+          <w:szCs w:val="28"/>
+          <w:lang w:val="en-US" w:eastAsia="zh-CN"/>
+        </w:rPr>
+        <w:t>那些字密密匝匝的，像一个人在黑暗中一笔一划刻下的</w:t>
+      </w:r>
+      <w:r>
+        <w:rPr>
+          <w:rFonts w:hint="eastAsia"/>
+          <w:sz w:val="28"/>
+          <w:szCs w:val="28"/>
+          <w:lang w:val="en-US" w:eastAsia="zh-CN"/>
+        </w:rPr>
+        <w:t>||</w:t>
+      </w:r>
+    </w:p>
+    <w:p>
+      <w:pPr>
+        <w:rPr>
+          <w:rFonts w:hint="eastAsia"/>
+          <w:sz w:val="28"/>
+          <w:szCs w:val="28"/>
+          <w:lang w:val="en-US" w:eastAsia="zh-CN"/>
+        </w:rPr>
+      </w:pPr>
+    </w:p>
+    <w:p>
+      <w:pPr>
+        <w:rPr>
+          <w:rFonts w:hint="default"/>
+          <w:sz w:val="28"/>
+          <w:szCs w:val="28"/>
+          <w:lang w:val="en-US" w:eastAsia="zh-CN"/>
+        </w:rPr>
+      </w:pPr>
+      <w:r>
+        <w:rPr>
+          <w:rFonts w:hint="eastAsia"/>
+          <w:sz w:val="28"/>
+          <w:szCs w:val="28"/>
+          <w:lang w:val="en-US" w:eastAsia="zh-CN"/>
+        </w:rPr>
+        <w:t>||你想去捡，然后</w:t>
+      </w:r>
+      <w:r>
+        <w:rPr>
+          <w:rFonts w:hint="default"/>
+          <w:sz w:val="28"/>
+          <w:szCs w:val="28"/>
+          <w:lang w:val="en-US" w:eastAsia="zh-CN"/>
+        </w:rPr>
+        <w:t>你看到了那些花</w:t>
+      </w:r>
+      <w:r>
+        <w:rPr>
+          <w:rFonts w:hint="eastAsia"/>
+          <w:sz w:val="28"/>
+          <w:szCs w:val="28"/>
+          <w:lang w:val="en-US" w:eastAsia="zh-CN"/>
+        </w:rPr>
+        <w:t>||</w:t>
+      </w:r>
+    </w:p>
+    <w:p>
+      <w:pPr>
+        <w:rPr>
+          <w:rFonts w:hint="default"/>
+          <w:sz w:val="28"/>
+          <w:szCs w:val="28"/>
+          <w:lang w:val="en-US" w:eastAsia="zh-CN"/>
+        </w:rPr>
+      </w:pPr>
+    </w:p>
+    <w:p>
+      <w:pPr>
+        <w:rPr>
+          <w:rFonts w:hint="default"/>
+          <w:sz w:val="28"/>
+          <w:szCs w:val="28"/>
+          <w:lang w:val="en-US" w:eastAsia="zh-CN"/>
+        </w:rPr>
+      </w:pPr>
+      <w:r>
+        <w:rPr>
+          <w:rFonts w:hint="eastAsia"/>
+          <w:sz w:val="28"/>
+          <w:szCs w:val="28"/>
+          <w:lang w:val="en-US" w:eastAsia="zh-CN"/>
+        </w:rPr>
+        <w:t>||那些</w:t>
+      </w:r>
+      <w:r>
+        <w:rPr>
+          <w:rFonts w:hint="default"/>
+          <w:sz w:val="28"/>
+          <w:szCs w:val="28"/>
+          <w:lang w:val="en-US" w:eastAsia="zh-CN"/>
+        </w:rPr>
+        <w:t>从他的身体里长出来的，从他的胸口、他的肩膀、他的腰侧，从他的每一</w:t>
+      </w:r>
+      <w:r>
+        <w:rPr>
+          <w:rFonts w:hint="eastAsia"/>
+          <w:sz w:val="28"/>
+          <w:szCs w:val="28"/>
+          <w:lang w:val="en-US" w:eastAsia="zh-CN"/>
+        </w:rPr>
+        <w:t>处</w:t>
+      </w:r>
+      <w:r>
+        <w:rPr>
+          <w:rFonts w:hint="default"/>
+          <w:sz w:val="28"/>
+          <w:szCs w:val="28"/>
+          <w:lang w:val="en-US" w:eastAsia="zh-CN"/>
+        </w:rPr>
+        <w:t>伤口里</w:t>
+      </w:r>
+      <w:r>
+        <w:rPr>
+          <w:rFonts w:hint="eastAsia"/>
+          <w:sz w:val="28"/>
+          <w:szCs w:val="28"/>
+          <w:lang w:val="en-US" w:eastAsia="zh-CN"/>
+        </w:rPr>
+        <w:t>长出来的……花||</w:t>
+      </w:r>
+    </w:p>
+    <w:p>
+      <w:pPr>
+        <w:rPr>
+          <w:rFonts w:hint="eastAsia"/>
+          <w:sz w:val="28"/>
+          <w:szCs w:val="28"/>
+          <w:lang w:val="en-US" w:eastAsia="zh-CN"/>
+        </w:rPr>
+      </w:pPr>
+    </w:p>
+    <w:p>
+      <w:pPr>
+        <w:rPr>
+          <w:rFonts w:hint="eastAsia"/>
+          <w:sz w:val="28"/>
+          <w:szCs w:val="28"/>
+          <w:lang w:val="en-US" w:eastAsia="zh-CN"/>
+        </w:rPr>
+      </w:pPr>
+      <w:r>
+        <w:rPr>
+          <w:rFonts w:hint="eastAsia"/>
+          <w:sz w:val="28"/>
+          <w:szCs w:val="28"/>
+          <w:lang w:val="en-US" w:eastAsia="zh-CN"/>
+        </w:rPr>
+        <w:t>||</w:t>
+      </w:r>
+      <w:r>
+        <w:rPr>
+          <w:rFonts w:hint="default"/>
+          <w:sz w:val="28"/>
+          <w:szCs w:val="28"/>
+          <w:lang w:val="en-US" w:eastAsia="zh-CN"/>
+        </w:rPr>
+        <w:t>那些伤口你之前没有注意到，它们像是被利器刺穿的，更像是从内部撕裂的，皮肤像花瓣一样</w:t>
+      </w:r>
+      <w:r>
+        <w:rPr>
+          <w:rFonts w:hint="eastAsia"/>
+          <w:sz w:val="28"/>
+          <w:szCs w:val="28"/>
+          <w:lang w:val="en-US" w:eastAsia="zh-CN"/>
+        </w:rPr>
+        <w:t>绽</w:t>
+      </w:r>
+      <w:r>
+        <w:rPr>
+          <w:rFonts w:hint="default"/>
+          <w:sz w:val="28"/>
+          <w:szCs w:val="28"/>
+          <w:lang w:val="en-US" w:eastAsia="zh-CN"/>
+        </w:rPr>
+        <w:t>开，露出下面的什么</w:t>
+      </w:r>
+      <w:r>
+        <w:rPr>
+          <w:rFonts w:hint="eastAsia"/>
+          <w:sz w:val="28"/>
+          <w:szCs w:val="28"/>
+          <w:lang w:val="en-US" w:eastAsia="zh-CN"/>
+        </w:rPr>
+        <w:t>||</w:t>
+      </w:r>
+    </w:p>
+    <w:p>
+      <w:pPr>
+        <w:rPr>
+          <w:rFonts w:hint="eastAsia"/>
+          <w:sz w:val="28"/>
+          <w:szCs w:val="28"/>
+          <w:lang w:val="en-US" w:eastAsia="zh-CN"/>
+        </w:rPr>
+      </w:pPr>
+    </w:p>
+    <w:p>
+      <w:pPr>
+        <w:rPr>
+          <w:rFonts w:hint="default"/>
+          <w:sz w:val="28"/>
+          <w:szCs w:val="28"/>
+          <w:lang w:val="en-US" w:eastAsia="zh-CN"/>
+        </w:rPr>
+      </w:pPr>
+      <w:r>
+        <w:rPr>
+          <w:rFonts w:hint="eastAsia"/>
+          <w:sz w:val="28"/>
+          <w:szCs w:val="28"/>
+          <w:lang w:val="en-US" w:eastAsia="zh-CN"/>
+        </w:rPr>
+        <w:t>||</w:t>
+      </w:r>
+      <w:r>
+        <w:rPr>
+          <w:rFonts w:hint="default"/>
+          <w:sz w:val="28"/>
+          <w:szCs w:val="28"/>
+          <w:lang w:val="en-US" w:eastAsia="zh-CN"/>
+        </w:rPr>
+        <w:t>但从那些翻开的地方没有流出更多的血，而是开出了花</w:t>
+      </w:r>
+      <w:r>
+        <w:rPr>
+          <w:rFonts w:hint="eastAsia"/>
+          <w:sz w:val="28"/>
+          <w:szCs w:val="28"/>
+          <w:lang w:val="en-US" w:eastAsia="zh-CN"/>
+        </w:rPr>
+        <w:t>||</w:t>
+      </w:r>
+    </w:p>
+    <w:p>
+      <w:pPr>
+        <w:rPr>
+          <w:rFonts w:hint="default"/>
+          <w:sz w:val="28"/>
+          <w:szCs w:val="28"/>
+          <w:lang w:val="en-US" w:eastAsia="zh-CN"/>
+        </w:rPr>
+      </w:pPr>
+    </w:p>
+    <w:p>
+      <w:pPr>
+        <w:rPr>
+          <w:rFonts w:hint="eastAsia"/>
+          <w:sz w:val="28"/>
+          <w:szCs w:val="28"/>
+          <w:lang w:val="en-US" w:eastAsia="zh-CN"/>
+        </w:rPr>
+      </w:pPr>
+      <w:r>
+        <w:rPr>
+          <w:rFonts w:hint="eastAsia"/>
+          <w:sz w:val="28"/>
+          <w:szCs w:val="28"/>
+          <w:lang w:val="en-US" w:eastAsia="zh-CN"/>
+        </w:rPr>
+        <w:t>||是</w:t>
+      </w:r>
+      <w:r>
+        <w:rPr>
+          <w:rFonts w:hint="default"/>
+          <w:sz w:val="28"/>
+          <w:szCs w:val="28"/>
+          <w:lang w:val="en-US" w:eastAsia="zh-CN"/>
+        </w:rPr>
+        <w:t>兰花</w:t>
+      </w:r>
+      <w:r>
+        <w:rPr>
+          <w:rFonts w:hint="eastAsia"/>
+          <w:sz w:val="28"/>
+          <w:szCs w:val="28"/>
+          <w:lang w:val="en-US" w:eastAsia="zh-CN"/>
+        </w:rPr>
+        <w:t>||</w:t>
+      </w:r>
+    </w:p>
+    <w:p>
+      <w:pPr>
+        <w:rPr>
+          <w:rFonts w:hint="eastAsia"/>
+          <w:sz w:val="28"/>
+          <w:szCs w:val="28"/>
+          <w:lang w:val="en-US" w:eastAsia="zh-CN"/>
+        </w:rPr>
+      </w:pPr>
+    </w:p>
+    <w:p>
+      <w:pPr>
+        <w:rPr>
+          <w:rFonts w:hint="eastAsia"/>
+          <w:sz w:val="28"/>
+          <w:szCs w:val="28"/>
+          <w:lang w:val="en-US" w:eastAsia="zh-CN"/>
+        </w:rPr>
+      </w:pPr>
+      <w:r>
+        <w:rPr>
+          <w:rFonts w:hint="eastAsia"/>
+          <w:sz w:val="28"/>
+          <w:szCs w:val="28"/>
+          <w:lang w:val="en-US" w:eastAsia="zh-CN"/>
+        </w:rPr>
+        <w:t>||</w:t>
+      </w:r>
+      <w:r>
+        <w:rPr>
+          <w:rFonts w:hint="default"/>
+          <w:sz w:val="28"/>
+          <w:szCs w:val="28"/>
+          <w:lang w:val="en-US" w:eastAsia="zh-CN"/>
+        </w:rPr>
+        <w:t>雪白色的</w:t>
+      </w:r>
+      <w:r>
+        <w:rPr>
+          <w:rFonts w:hint="eastAsia"/>
+          <w:sz w:val="28"/>
+          <w:szCs w:val="28"/>
+          <w:lang w:val="en-US" w:eastAsia="zh-CN"/>
+        </w:rPr>
+        <w:t>兰花</w:t>
+      </w:r>
+      <w:r>
+        <w:rPr>
+          <w:rFonts w:hint="default"/>
+          <w:sz w:val="28"/>
+          <w:szCs w:val="28"/>
+          <w:lang w:val="en-US" w:eastAsia="zh-CN"/>
+        </w:rPr>
+        <w:t>，花瓣薄如蝉翼，边缘带着极淡的紫色。它们从伤口里生长出来，一丛一丛的，安静地开在他身上</w:t>
+      </w:r>
+      <w:r>
+        <w:rPr>
+          <w:rFonts w:hint="eastAsia"/>
+          <w:sz w:val="28"/>
+          <w:szCs w:val="28"/>
+          <w:lang w:val="en-US" w:eastAsia="zh-CN"/>
+        </w:rPr>
+        <w:t>||</w:t>
+      </w:r>
+    </w:p>
+    <w:p>
+      <w:pPr>
+        <w:rPr>
+          <w:rFonts w:hint="eastAsia"/>
+          <w:sz w:val="28"/>
+          <w:szCs w:val="28"/>
+          <w:lang w:val="en-US" w:eastAsia="zh-CN"/>
+        </w:rPr>
+      </w:pPr>
+    </w:p>
+    <w:p>
+      <w:pPr>
+        <w:rPr>
+          <w:rFonts w:hint="eastAsia"/>
+          <w:sz w:val="28"/>
+          <w:szCs w:val="28"/>
+          <w:lang w:val="en-US" w:eastAsia="zh-CN"/>
+        </w:rPr>
+      </w:pPr>
+      <w:r>
+        <w:rPr>
+          <w:rFonts w:hint="eastAsia"/>
+          <w:sz w:val="28"/>
+          <w:szCs w:val="28"/>
+          <w:lang w:val="en-US" w:eastAsia="zh-CN"/>
+        </w:rPr>
+        <w:t>||</w:t>
+      </w:r>
+      <w:r>
+        <w:rPr>
+          <w:rFonts w:hint="default"/>
+          <w:sz w:val="28"/>
+          <w:szCs w:val="28"/>
+          <w:lang w:val="en-US" w:eastAsia="zh-CN"/>
+        </w:rPr>
+        <w:t>有些花苞还没有绽开，蜷缩着，像婴儿攥紧的拳头。有些已经完全盛开，花瓣上沾着细小的露珠</w:t>
+      </w:r>
+      <w:r>
+        <w:rPr>
+          <w:rFonts w:hint="eastAsia"/>
+          <w:sz w:val="28"/>
+          <w:szCs w:val="28"/>
+          <w:lang w:val="en-US" w:eastAsia="zh-CN"/>
+        </w:rPr>
+        <w:t>||</w:t>
+      </w:r>
+    </w:p>
+    <w:p>
+      <w:pPr>
+        <w:rPr>
+          <w:rFonts w:hint="eastAsia"/>
+          <w:sz w:val="28"/>
+          <w:szCs w:val="28"/>
+          <w:lang w:val="en-US" w:eastAsia="zh-CN"/>
+        </w:rPr>
+      </w:pPr>
+    </w:p>
+    <w:p>
+      <w:pPr>
+        <w:rPr>
+          <w:rFonts w:hint="default"/>
+          <w:sz w:val="28"/>
+          <w:szCs w:val="28"/>
+          <w:lang w:val="en-US" w:eastAsia="zh-CN"/>
+        </w:rPr>
+      </w:pPr>
+      <w:r>
+        <w:rPr>
+          <w:rFonts w:hint="eastAsia"/>
+          <w:sz w:val="28"/>
+          <w:szCs w:val="28"/>
+          <w:lang w:val="en-US" w:eastAsia="zh-CN"/>
+        </w:rPr>
+        <w:t>||</w:t>
+      </w:r>
+      <w:r>
+        <w:rPr>
+          <w:rFonts w:hint="default"/>
+          <w:sz w:val="28"/>
+          <w:szCs w:val="28"/>
+          <w:lang w:val="en-US" w:eastAsia="zh-CN"/>
+        </w:rPr>
+        <w:t>不，那不是露珠，是</w:t>
+      </w:r>
+      <w:r>
+        <w:rPr>
+          <w:rFonts w:hint="eastAsia"/>
+          <w:sz w:val="28"/>
+          <w:szCs w:val="28"/>
+          <w:lang w:val="en-US" w:eastAsia="zh-CN"/>
+        </w:rPr>
+        <w:t>深红</w:t>
+      </w:r>
+      <w:r>
+        <w:rPr>
+          <w:rFonts w:hint="default"/>
+          <w:sz w:val="28"/>
+          <w:szCs w:val="28"/>
+          <w:lang w:val="en-US" w:eastAsia="zh-CN"/>
+        </w:rPr>
+        <w:t>的、黏稠的液体，顺着花瓣的弧度缓缓滑落，滴在云层上，洇开一小片深色的印记</w:t>
+      </w:r>
+      <w:r>
+        <w:rPr>
+          <w:rFonts w:hint="eastAsia"/>
+          <w:sz w:val="28"/>
+          <w:szCs w:val="28"/>
+          <w:lang w:val="en-US" w:eastAsia="zh-CN"/>
+        </w:rPr>
+        <w:t>||</w:t>
+      </w:r>
+    </w:p>
+    <w:p>
+      <w:pPr>
+        <w:rPr>
+          <w:rFonts w:hint="default"/>
+          <w:sz w:val="28"/>
+          <w:szCs w:val="28"/>
+          <w:lang w:val="en-US" w:eastAsia="zh-CN"/>
+        </w:rPr>
+      </w:pPr>
+    </w:p>
+    <w:p>
+      <w:pPr>
+        <w:rPr>
+          <w:rFonts w:hint="default"/>
+          <w:sz w:val="28"/>
+          <w:szCs w:val="28"/>
+          <w:lang w:val="en-US" w:eastAsia="zh-CN"/>
+        </w:rPr>
+      </w:pPr>
+      <w:r>
+        <w:rPr>
+          <w:rFonts w:hint="eastAsia"/>
+          <w:sz w:val="28"/>
+          <w:szCs w:val="28"/>
+          <w:lang w:val="en-US" w:eastAsia="zh-CN"/>
+        </w:rPr>
+        <w:t>||</w:t>
+      </w:r>
+      <w:r>
+        <w:rPr>
+          <w:rFonts w:hint="default"/>
+          <w:sz w:val="28"/>
+          <w:szCs w:val="28"/>
+          <w:lang w:val="en-US" w:eastAsia="zh-CN"/>
+        </w:rPr>
+        <w:t>空气中有淡淡的</w:t>
+      </w:r>
+      <w:r>
+        <w:rPr>
+          <w:rFonts w:hint="eastAsia"/>
+          <w:sz w:val="28"/>
+          <w:szCs w:val="28"/>
+          <w:lang w:val="en-US" w:eastAsia="zh-CN"/>
+        </w:rPr>
+        <w:t>，</w:t>
+      </w:r>
+      <w:r>
+        <w:rPr>
+          <w:rFonts w:hint="default"/>
+          <w:sz w:val="28"/>
+          <w:szCs w:val="28"/>
+          <w:lang w:val="en-US" w:eastAsia="zh-CN"/>
+        </w:rPr>
+        <w:t>像是雨后泥土的气息，混合着墨水和铁锈的味道。你闻到那个味道的时候，胃里翻了一下</w:t>
+      </w:r>
+      <w:r>
+        <w:rPr>
+          <w:rFonts w:hint="eastAsia"/>
+          <w:sz w:val="28"/>
+          <w:szCs w:val="28"/>
+          <w:lang w:val="en-US" w:eastAsia="zh-CN"/>
+        </w:rPr>
+        <w:t>||</w:t>
+      </w:r>
+    </w:p>
+    <w:p>
+      <w:pPr>
+        <w:rPr>
+          <w:rFonts w:hint="default"/>
+          <w:sz w:val="28"/>
+          <w:szCs w:val="28"/>
+          <w:lang w:val="en-US" w:eastAsia="zh-CN"/>
+        </w:rPr>
+      </w:pPr>
+    </w:p>
+    <w:p>
+      <w:pPr>
+        <w:rPr>
+          <w:rFonts w:hint="eastAsia"/>
+          <w:sz w:val="28"/>
+          <w:szCs w:val="28"/>
+          <w:lang w:val="en-US" w:eastAsia="zh-CN"/>
+        </w:rPr>
+      </w:pPr>
+      <w:r>
+        <w:rPr>
+          <w:rFonts w:hint="eastAsia"/>
+          <w:sz w:val="28"/>
+          <w:szCs w:val="28"/>
+          <w:lang w:val="en-US" w:eastAsia="zh-CN"/>
+        </w:rPr>
+        <w:t>||</w:t>
+      </w:r>
+      <w:r>
+        <w:rPr>
+          <w:rFonts w:hint="default"/>
+          <w:sz w:val="28"/>
+          <w:szCs w:val="28"/>
+          <w:lang w:val="en-US" w:eastAsia="zh-CN"/>
+        </w:rPr>
+        <w:t>你跪在云层上，看着他的脸。他的眼睛还是睁着的，</w:t>
+      </w:r>
+      <w:r>
+        <w:rPr>
+          <w:rFonts w:hint="eastAsia"/>
+          <w:sz w:val="28"/>
+          <w:szCs w:val="28"/>
+          <w:lang w:val="en-US" w:eastAsia="zh-CN"/>
+        </w:rPr>
+        <w:t>浑浊发散的</w:t>
+      </w:r>
+      <w:r>
+        <w:rPr>
+          <w:rFonts w:hint="default"/>
+          <w:sz w:val="28"/>
+          <w:szCs w:val="28"/>
+          <w:lang w:val="en-US" w:eastAsia="zh-CN"/>
+        </w:rPr>
+        <w:t>瞳孔里倒映着</w:t>
+      </w:r>
+      <w:r>
+        <w:rPr>
+          <w:rFonts w:hint="eastAsia"/>
+          <w:sz w:val="28"/>
+          <w:szCs w:val="28"/>
+          <w:lang w:val="en-US" w:eastAsia="zh-CN"/>
+        </w:rPr>
+        <w:t>白色的云地||</w:t>
+      </w:r>
+    </w:p>
+    <w:p>
+      <w:pPr>
+        <w:rPr>
+          <w:rFonts w:hint="eastAsia"/>
+          <w:sz w:val="28"/>
+          <w:szCs w:val="28"/>
+          <w:lang w:val="en-US" w:eastAsia="zh-CN"/>
+        </w:rPr>
+      </w:pPr>
+    </w:p>
+    <w:p>
+      <w:pPr>
+        <w:rPr>
+          <w:rFonts w:hint="default"/>
+          <w:sz w:val="28"/>
+          <w:szCs w:val="28"/>
+          <w:lang w:val="en-US" w:eastAsia="zh-CN"/>
+        </w:rPr>
+      </w:pPr>
+      <w:r>
+        <w:rPr>
+          <w:rFonts w:hint="eastAsia"/>
+          <w:sz w:val="28"/>
+          <w:szCs w:val="28"/>
+          <w:lang w:val="en-US" w:eastAsia="zh-CN"/>
+        </w:rPr>
+        <w:t>||</w:t>
+      </w:r>
+      <w:r>
+        <w:rPr>
+          <w:rFonts w:hint="default"/>
+          <w:sz w:val="28"/>
+          <w:szCs w:val="28"/>
+          <w:lang w:val="en-US" w:eastAsia="zh-CN"/>
+        </w:rPr>
+        <w:t>你不知道他在最后一刻看到了什么。也许是</w:t>
+      </w:r>
+      <w:r>
+        <w:rPr>
+          <w:rFonts w:hint="eastAsia"/>
+          <w:sz w:val="28"/>
+          <w:szCs w:val="28"/>
+          <w:lang w:val="en-US" w:eastAsia="zh-CN"/>
+        </w:rPr>
+        <w:t>你的照片，</w:t>
+      </w:r>
+      <w:r>
+        <w:rPr>
+          <w:rFonts w:hint="default"/>
+          <w:sz w:val="28"/>
+          <w:szCs w:val="28"/>
+          <w:lang w:val="en-US" w:eastAsia="zh-CN"/>
+        </w:rPr>
+        <w:t>也许是一个人</w:t>
+      </w:r>
+      <w:r>
+        <w:rPr>
+          <w:rFonts w:hint="eastAsia"/>
+          <w:sz w:val="28"/>
+          <w:szCs w:val="28"/>
+          <w:lang w:val="en-US" w:eastAsia="zh-CN"/>
+        </w:rPr>
+        <w:t>，但</w:t>
+      </w:r>
+      <w:r>
+        <w:rPr>
+          <w:rFonts w:hint="default"/>
+          <w:sz w:val="28"/>
+          <w:szCs w:val="28"/>
+          <w:lang w:val="en-US" w:eastAsia="zh-CN"/>
+        </w:rPr>
+        <w:t>你永远不会知道了</w:t>
+      </w:r>
+      <w:r>
+        <w:rPr>
+          <w:rFonts w:hint="eastAsia"/>
+          <w:sz w:val="28"/>
+          <w:szCs w:val="28"/>
+          <w:lang w:val="en-US" w:eastAsia="zh-CN"/>
+        </w:rPr>
+        <w:t>||</w:t>
+      </w:r>
+    </w:p>
+    <w:p>
+      <w:pPr>
+        <w:rPr>
+          <w:rFonts w:hint="default"/>
+          <w:sz w:val="28"/>
+          <w:szCs w:val="28"/>
+          <w:lang w:val="en-US" w:eastAsia="zh-CN"/>
+        </w:rPr>
+      </w:pPr>
+    </w:p>
+    <w:p>
+      <w:pPr>
+        <w:rPr>
+          <w:rFonts w:hint="eastAsia"/>
+          <w:sz w:val="28"/>
+          <w:szCs w:val="28"/>
+          <w:lang w:val="en-US" w:eastAsia="zh-CN"/>
+        </w:rPr>
+      </w:pPr>
+      <w:r>
+        <w:rPr>
+          <w:rFonts w:hint="eastAsia"/>
+          <w:sz w:val="28"/>
+          <w:szCs w:val="28"/>
+          <w:lang w:val="en-US" w:eastAsia="zh-CN"/>
+        </w:rPr>
+        <w:t>||</w:t>
+      </w:r>
+      <w:r>
+        <w:rPr>
+          <w:rFonts w:hint="default"/>
+          <w:sz w:val="28"/>
+          <w:szCs w:val="28"/>
+          <w:lang w:val="en-US" w:eastAsia="zh-CN"/>
+        </w:rPr>
+        <w:t>风停了</w:t>
+      </w:r>
+      <w:r>
+        <w:rPr>
+          <w:rFonts w:hint="eastAsia"/>
+          <w:sz w:val="28"/>
+          <w:szCs w:val="28"/>
+          <w:lang w:val="en-US" w:eastAsia="zh-CN"/>
+        </w:rPr>
+        <w:t>，</w:t>
+      </w:r>
+      <w:r>
+        <w:rPr>
+          <w:rFonts w:hint="default"/>
+          <w:sz w:val="28"/>
+          <w:szCs w:val="28"/>
+          <w:lang w:val="en-US" w:eastAsia="zh-CN"/>
+        </w:rPr>
+        <w:t>云层上很安静，</w:t>
+      </w:r>
+      <w:r>
+        <w:rPr>
+          <w:rFonts w:hint="eastAsia"/>
+          <w:sz w:val="28"/>
+          <w:szCs w:val="28"/>
+          <w:lang w:val="en-US" w:eastAsia="zh-CN"/>
+        </w:rPr>
+        <w:t>你</w:t>
+      </w:r>
+      <w:r>
+        <w:rPr>
+          <w:rFonts w:hint="default"/>
+          <w:sz w:val="28"/>
+          <w:szCs w:val="28"/>
+          <w:lang w:val="en-US" w:eastAsia="zh-CN"/>
+        </w:rPr>
+        <w:t>能</w:t>
+      </w:r>
+      <w:r>
+        <w:rPr>
+          <w:rFonts w:hint="eastAsia"/>
+          <w:sz w:val="28"/>
+          <w:szCs w:val="28"/>
+          <w:lang w:val="en-US" w:eastAsia="zh-CN"/>
+        </w:rPr>
+        <w:t>清晰地</w:t>
+      </w:r>
+      <w:r>
+        <w:rPr>
+          <w:rFonts w:hint="default"/>
+          <w:sz w:val="28"/>
+          <w:szCs w:val="28"/>
+          <w:lang w:val="en-US" w:eastAsia="zh-CN"/>
+        </w:rPr>
+        <w:t>听到你自己的心跳声</w:t>
+      </w:r>
+      <w:r>
+        <w:rPr>
+          <w:rFonts w:hint="eastAsia"/>
+          <w:sz w:val="28"/>
+          <w:szCs w:val="28"/>
+          <w:lang w:val="en-US" w:eastAsia="zh-CN"/>
+        </w:rPr>
+        <w:t>||</w:t>
+      </w:r>
+    </w:p>
+    <w:p>
+      <w:pPr>
+        <w:rPr>
+          <w:rFonts w:hint="eastAsia"/>
+          <w:sz w:val="28"/>
+          <w:szCs w:val="28"/>
+          <w:lang w:val="en-US" w:eastAsia="zh-CN"/>
+        </w:rPr>
+      </w:pPr>
+    </w:p>
+    <w:p>
+      <w:pPr>
+        <w:rPr>
+          <w:rFonts w:hint="eastAsia"/>
+          <w:sz w:val="28"/>
+          <w:szCs w:val="28"/>
+          <w:lang w:val="en-US" w:eastAsia="zh-CN"/>
+        </w:rPr>
+      </w:pPr>
+      <w:r>
+        <w:rPr>
+          <w:rFonts w:hint="eastAsia"/>
+          <w:sz w:val="28"/>
+          <w:szCs w:val="28"/>
+          <w:lang w:val="en-US" w:eastAsia="zh-CN"/>
+        </w:rPr>
+        <w:t>||</w:t>
+      </w:r>
+      <w:r>
+        <w:rPr>
+          <w:rFonts w:hint="default"/>
+          <w:sz w:val="28"/>
+          <w:szCs w:val="28"/>
+          <w:lang w:val="en-US" w:eastAsia="zh-CN"/>
+        </w:rPr>
+        <w:t>你</w:t>
+      </w:r>
+      <w:r>
+        <w:rPr>
+          <w:rFonts w:hint="eastAsia"/>
+          <w:sz w:val="28"/>
+          <w:szCs w:val="28"/>
+          <w:lang w:val="en-US" w:eastAsia="zh-CN"/>
+        </w:rPr>
+        <w:t>低下</w:t>
+      </w:r>
+      <w:r>
+        <w:rPr>
+          <w:rFonts w:hint="default"/>
+          <w:sz w:val="28"/>
+          <w:szCs w:val="28"/>
+          <w:lang w:val="en-US" w:eastAsia="zh-CN"/>
+        </w:rPr>
+        <w:t>头，看着他的脸</w:t>
+      </w:r>
+      <w:r>
+        <w:rPr>
+          <w:rFonts w:hint="eastAsia"/>
+          <w:sz w:val="28"/>
+          <w:szCs w:val="28"/>
+          <w:lang w:val="en-US" w:eastAsia="zh-CN"/>
+        </w:rPr>
+        <w:t>，</w:t>
+      </w:r>
+      <w:r>
+        <w:rPr>
+          <w:rFonts w:hint="default"/>
+          <w:sz w:val="28"/>
+          <w:szCs w:val="28"/>
+          <w:lang w:val="en-US" w:eastAsia="zh-CN"/>
+        </w:rPr>
+        <w:t>他的眼睛还是睁着的</w:t>
+      </w:r>
+      <w:r>
+        <w:rPr>
+          <w:rFonts w:hint="eastAsia"/>
+          <w:sz w:val="28"/>
+          <w:szCs w:val="28"/>
+          <w:lang w:val="en-US" w:eastAsia="zh-CN"/>
+        </w:rPr>
+        <w:t>||</w:t>
+      </w:r>
+    </w:p>
+    <w:p>
+      <w:pPr>
+        <w:rPr>
+          <w:rFonts w:hint="eastAsia"/>
+          <w:sz w:val="28"/>
+          <w:szCs w:val="28"/>
+          <w:lang w:val="en-US" w:eastAsia="zh-CN"/>
+        </w:rPr>
+      </w:pPr>
+    </w:p>
+    <w:p>
+      <w:pPr>
+        <w:rPr>
+          <w:rFonts w:hint="eastAsia"/>
+          <w:sz w:val="28"/>
+          <w:szCs w:val="28"/>
+          <w:lang w:val="en-US" w:eastAsia="zh-CN"/>
+        </w:rPr>
+      </w:pPr>
+      <w:r>
+        <w:rPr>
+          <w:rFonts w:hint="eastAsia"/>
+          <w:sz w:val="28"/>
+          <w:szCs w:val="28"/>
+          <w:lang w:val="en-US" w:eastAsia="zh-CN"/>
+        </w:rPr>
+        <w:t>||</w:t>
+      </w:r>
+      <w:r>
+        <w:rPr>
+          <w:rFonts w:hint="default"/>
+          <w:sz w:val="28"/>
+          <w:szCs w:val="28"/>
+          <w:lang w:val="en-US" w:eastAsia="zh-CN"/>
+        </w:rPr>
+        <w:t>你想起上次在</w:t>
+      </w:r>
+      <w:r>
+        <w:rPr>
+          <w:rFonts w:hint="eastAsia"/>
+          <w:sz w:val="28"/>
+          <w:szCs w:val="28"/>
+          <w:lang w:val="en-US" w:eastAsia="zh-CN"/>
+        </w:rPr>
+        <w:t>这片空间</w:t>
+      </w:r>
+      <w:r>
+        <w:rPr>
+          <w:rFonts w:hint="default"/>
+          <w:sz w:val="28"/>
+          <w:szCs w:val="28"/>
+          <w:lang w:val="en-US" w:eastAsia="zh-CN"/>
+        </w:rPr>
+        <w:t>看到的那个人</w:t>
+      </w:r>
+      <w:r>
+        <w:rPr>
+          <w:rFonts w:hint="eastAsia"/>
+          <w:sz w:val="28"/>
+          <w:szCs w:val="28"/>
+          <w:lang w:val="en-US" w:eastAsia="zh-CN"/>
+        </w:rPr>
+        <w:t>，</w:t>
+      </w:r>
+      <w:r>
+        <w:rPr>
+          <w:rFonts w:hint="default"/>
+          <w:sz w:val="28"/>
+          <w:szCs w:val="28"/>
+          <w:lang w:val="en-US" w:eastAsia="zh-CN"/>
+        </w:rPr>
+        <w:t>那个向你伸出手、倒在血泊里的身影。你当时不知道他是谁，现在你知道了</w:t>
+      </w:r>
+      <w:r>
+        <w:rPr>
+          <w:rFonts w:hint="eastAsia"/>
+          <w:sz w:val="28"/>
+          <w:szCs w:val="28"/>
+          <w:lang w:val="en-US" w:eastAsia="zh-CN"/>
+        </w:rPr>
+        <w:t>||</w:t>
+      </w:r>
+    </w:p>
+    <w:p>
+      <w:pPr>
+        <w:rPr>
+          <w:rFonts w:hint="eastAsia"/>
+          <w:sz w:val="28"/>
+          <w:szCs w:val="28"/>
+          <w:lang w:val="en-US" w:eastAsia="zh-CN"/>
+        </w:rPr>
+      </w:pPr>
+    </w:p>
+    <w:p>
+      <w:pPr>
+        <w:rPr>
+          <w:rFonts w:hint="default"/>
+          <w:sz w:val="28"/>
+          <w:szCs w:val="28"/>
+          <w:lang w:val="en-US" w:eastAsia="zh-CN"/>
+        </w:rPr>
+      </w:pPr>
+      <w:r>
+        <w:rPr>
+          <w:rFonts w:hint="eastAsia"/>
+          <w:sz w:val="28"/>
+          <w:szCs w:val="28"/>
+          <w:lang w:val="en-US" w:eastAsia="zh-CN"/>
+        </w:rPr>
+        <w:t>||画面在你眼前重合，你的心中没有恐惧，只有</w:t>
+      </w:r>
+      <w:r>
+        <w:rPr>
+          <w:rFonts w:hint="default"/>
+          <w:sz w:val="28"/>
+          <w:szCs w:val="28"/>
+          <w:lang w:val="en-US" w:eastAsia="zh-CN"/>
+        </w:rPr>
+        <w:t>眼睁睁看着一个人在你面前消失、你却什么都做不了的</w:t>
+      </w:r>
+      <w:r>
+        <w:rPr>
+          <w:rFonts w:hint="eastAsia"/>
+          <w:sz w:val="28"/>
+          <w:szCs w:val="28"/>
+          <w:lang w:val="en-US" w:eastAsia="zh-CN"/>
+        </w:rPr>
+        <w:t>绝望||</w:t>
+      </w:r>
+    </w:p>
+    <w:p>
+      <w:pPr>
+        <w:rPr>
+          <w:rFonts w:hint="default"/>
+          <w:sz w:val="28"/>
+          <w:szCs w:val="28"/>
+          <w:lang w:val="en-US" w:eastAsia="zh-CN"/>
+        </w:rPr>
+      </w:pPr>
+    </w:p>
+    <w:p>
+      <w:pPr>
+        <w:rPr>
+          <w:rFonts w:hint="default"/>
+          <w:sz w:val="28"/>
+          <w:szCs w:val="28"/>
+          <w:lang w:val="en-US" w:eastAsia="zh-CN"/>
+        </w:rPr>
+      </w:pPr>
+      <w:r>
+        <w:rPr>
+          <w:rFonts w:hint="eastAsia"/>
+          <w:sz w:val="28"/>
+          <w:szCs w:val="28"/>
+          <w:lang w:val="en-US" w:eastAsia="zh-CN"/>
+        </w:rPr>
+        <w:t>||</w:t>
+      </w:r>
+      <w:r>
+        <w:rPr>
+          <w:rFonts w:hint="default"/>
+          <w:sz w:val="28"/>
+          <w:szCs w:val="28"/>
+          <w:lang w:val="en-US" w:eastAsia="zh-CN"/>
+        </w:rPr>
+        <w:t>云层开始碎裂</w:t>
+      </w:r>
+      <w:r>
+        <w:rPr>
+          <w:rFonts w:hint="eastAsia"/>
+          <w:sz w:val="28"/>
+          <w:szCs w:val="28"/>
+          <w:lang w:val="en-US" w:eastAsia="zh-CN"/>
+        </w:rPr>
+        <w:t>，</w:t>
+      </w:r>
+      <w:r>
+        <w:rPr>
+          <w:rFonts w:hint="default"/>
+          <w:sz w:val="28"/>
+          <w:szCs w:val="28"/>
+          <w:lang w:val="en-US" w:eastAsia="zh-CN"/>
+        </w:rPr>
+        <w:t>脚下的白色像冰面一样裂开无数道缝隙，灰白色的光从裂缝里涌上来，吞没了你</w:t>
+      </w:r>
+      <w:r>
+        <w:rPr>
+          <w:rFonts w:hint="eastAsia"/>
+          <w:sz w:val="28"/>
+          <w:szCs w:val="28"/>
+          <w:lang w:val="en-US" w:eastAsia="zh-CN"/>
+        </w:rPr>
+        <w:t>||</w:t>
+      </w:r>
+    </w:p>
+    <w:p>
+      <w:pPr>
+        <w:rPr>
+          <w:rFonts w:hint="default"/>
+          <w:sz w:val="28"/>
+          <w:szCs w:val="28"/>
+          <w:lang w:val="en-US" w:eastAsia="zh-CN"/>
+        </w:rPr>
+      </w:pPr>
+    </w:p>
+    <w:p>
+      <w:pPr>
+        <w:rPr>
+          <w:rFonts w:hint="default"/>
+          <w:color w:val="FF0000"/>
+          <w:sz w:val="28"/>
+          <w:szCs w:val="28"/>
+          <w:highlight w:val="yellow"/>
+          <w:lang w:val="en-US" w:eastAsia="zh-CN"/>
+        </w:rPr>
+      </w:pPr>
+      <w:r>
+        <w:rPr>
+          <w:rFonts w:hint="eastAsia"/>
+          <w:color w:val="FF0000"/>
+          <w:sz w:val="28"/>
+          <w:szCs w:val="28"/>
+          <w:highlight w:val="yellow"/>
+          <w:lang w:val="en-US" w:eastAsia="zh-CN"/>
+        </w:rPr>
+        <w:t>后续进推理</w:t>
+      </w:r>
+    </w:p>
+    <w:p>
+      <w:pPr>
+        <w:rPr>
+          <w:rFonts w:hint="default"/>
+          <w:sz w:val="28"/>
+          <w:szCs w:val="28"/>
+          <w:lang w:val="en-US" w:eastAsia="zh-CN"/>
+        </w:rPr>
+      </w:pPr>
+    </w:p>
+    <w:p>
+      <w:pPr>
+        <w:rPr>
+          <w:rFonts w:hint="default"/>
           <w:b/>
           <w:bCs/>
           <w:sz w:val="28"/>
           <w:szCs w:val="28"/>
           <w:lang w:val="en-US" w:eastAsia="zh-CN"/>
         </w:rPr>
-        <w:t>抉择</w:t>
-      </w:r>
+      </w:pPr>
       <w:r>
         <w:rPr>
           <w:rFonts w:hint="default"/>
@@ -8382,4423 +12808,19 @@
           <w:szCs w:val="28"/>
           <w:lang w:val="en-US" w:eastAsia="zh-CN"/>
         </w:rPr>
-        <w:t>选项二】不陪温叙去（触发条件：拥有周杉的约定，未拥有温叙的约定）</w:t>
-      </w:r>
-    </w:p>
-    <w:p>
-      <w:pPr>
-        <w:rPr>
-          <w:rFonts w:hint="default"/>
-          <w:sz w:val="28"/>
-          <w:szCs w:val="28"/>
-          <w:lang w:val="en-US" w:eastAsia="zh-CN"/>
-        </w:rPr>
-      </w:pPr>
-      <w:r>
-        <w:rPr>
-          <w:rFonts w:hint="eastAsia"/>
-          <w:sz w:val="28"/>
-          <w:szCs w:val="28"/>
-          <w:lang w:val="en-US" w:eastAsia="zh-CN"/>
-        </w:rPr>
-        <w:t>||温叙并没有要求你陪他一起去，本来也不是什么大事，你想了想，决定先忙自己的事||</w:t>
-      </w:r>
-    </w:p>
-    <w:p>
-      <w:pPr>
-        <w:rPr>
-          <w:rFonts w:hint="default"/>
-          <w:sz w:val="28"/>
-          <w:szCs w:val="28"/>
-          <w:lang w:val="en-US" w:eastAsia="zh-CN"/>
-        </w:rPr>
-      </w:pPr>
-    </w:p>
-    <w:p>
-      <w:pPr>
-        <w:rPr>
-          <w:rFonts w:hint="default"/>
-          <w:sz w:val="28"/>
-          <w:szCs w:val="28"/>
-          <w:lang w:val="en-US" w:eastAsia="zh-CN"/>
-        </w:rPr>
-      </w:pPr>
-      <w:r>
-        <w:rPr>
-          <w:rFonts w:hint="eastAsia"/>
-          <w:sz w:val="28"/>
-          <w:szCs w:val="28"/>
-          <w:lang w:val="en-US" w:eastAsia="zh-CN"/>
-        </w:rPr>
-        <w:t>||但，</w:t>
-      </w:r>
-      <w:r>
-        <w:rPr>
-          <w:rFonts w:hint="default"/>
-          <w:sz w:val="28"/>
-          <w:szCs w:val="28"/>
-          <w:lang w:val="en-US" w:eastAsia="zh-CN"/>
-        </w:rPr>
-        <w:t>那是你最后一次</w:t>
-      </w:r>
-      <w:r>
-        <w:rPr>
-          <w:rFonts w:hint="eastAsia"/>
-          <w:sz w:val="28"/>
-          <w:szCs w:val="28"/>
-          <w:lang w:val="en-US" w:eastAsia="zh-CN"/>
-        </w:rPr>
-        <w:t>联系上</w:t>
-      </w:r>
-      <w:r>
-        <w:rPr>
-          <w:rFonts w:hint="default"/>
-          <w:sz w:val="28"/>
-          <w:szCs w:val="28"/>
-          <w:lang w:val="en-US" w:eastAsia="zh-CN"/>
-        </w:rPr>
-        <w:t>温叙</w:t>
-      </w:r>
-      <w:r>
-        <w:rPr>
-          <w:rFonts w:hint="eastAsia"/>
-          <w:sz w:val="28"/>
-          <w:szCs w:val="28"/>
-          <w:lang w:val="en-US" w:eastAsia="zh-CN"/>
-        </w:rPr>
-        <w:t>||</w:t>
-      </w:r>
-    </w:p>
-    <w:p>
-      <w:pPr>
-        <w:rPr>
-          <w:rFonts w:hint="default"/>
-          <w:sz w:val="28"/>
-          <w:szCs w:val="28"/>
-          <w:lang w:val="en-US" w:eastAsia="zh-CN"/>
-        </w:rPr>
-      </w:pPr>
-    </w:p>
-    <w:p>
-      <w:pPr>
-        <w:rPr>
-          <w:rFonts w:hint="eastAsia"/>
-          <w:sz w:val="28"/>
-          <w:szCs w:val="28"/>
-          <w:lang w:val="en-US" w:eastAsia="zh-CN"/>
-        </w:rPr>
-      </w:pPr>
-      <w:r>
-        <w:rPr>
-          <w:rFonts w:hint="eastAsia"/>
-          <w:sz w:val="28"/>
-          <w:szCs w:val="28"/>
-          <w:lang w:val="en-US" w:eastAsia="zh-CN"/>
-        </w:rPr>
-        <w:t>||</w:t>
-      </w:r>
-      <w:r>
-        <w:rPr>
-          <w:rFonts w:hint="default"/>
-          <w:sz w:val="28"/>
-          <w:szCs w:val="28"/>
-          <w:lang w:val="en-US" w:eastAsia="zh-CN"/>
-        </w:rPr>
-        <w:t>接下来的几天，你的世界像被什么东西慢慢抽走了颜色</w:t>
-      </w:r>
-      <w:r>
-        <w:rPr>
-          <w:rFonts w:hint="eastAsia"/>
-          <w:sz w:val="28"/>
-          <w:szCs w:val="28"/>
-          <w:lang w:val="en-US" w:eastAsia="zh-CN"/>
-        </w:rPr>
-        <w:t>||</w:t>
-      </w:r>
-    </w:p>
-    <w:p>
-      <w:pPr>
-        <w:rPr>
-          <w:rFonts w:hint="eastAsia"/>
-          <w:sz w:val="28"/>
-          <w:szCs w:val="28"/>
-          <w:lang w:val="en-US" w:eastAsia="zh-CN"/>
-        </w:rPr>
-      </w:pPr>
-    </w:p>
-    <w:p>
-      <w:pPr>
-        <w:rPr>
-          <w:rFonts w:hint="eastAsia"/>
-          <w:sz w:val="28"/>
-          <w:szCs w:val="28"/>
-          <w:lang w:val="en-US" w:eastAsia="zh-CN"/>
-        </w:rPr>
-      </w:pPr>
-      <w:r>
-        <w:rPr>
-          <w:rFonts w:hint="eastAsia"/>
-          <w:sz w:val="28"/>
-          <w:szCs w:val="28"/>
-          <w:lang w:val="en-US" w:eastAsia="zh-CN"/>
-        </w:rPr>
-        <w:t>||</w:t>
-      </w:r>
-      <w:r>
-        <w:rPr>
-          <w:rFonts w:hint="default"/>
-          <w:sz w:val="28"/>
-          <w:szCs w:val="28"/>
-          <w:lang w:val="en-US" w:eastAsia="zh-CN"/>
-        </w:rPr>
-        <w:t>早上醒来的时候，窗帘缝隙里透进来的光比平时暗了一些</w:t>
-      </w:r>
-      <w:r>
-        <w:rPr>
-          <w:rFonts w:hint="eastAsia"/>
-          <w:sz w:val="28"/>
-          <w:szCs w:val="28"/>
-          <w:lang w:val="en-US" w:eastAsia="zh-CN"/>
-        </w:rPr>
-        <w:t>，</w:t>
-      </w:r>
-      <w:r>
-        <w:rPr>
-          <w:rFonts w:hint="default"/>
-          <w:sz w:val="28"/>
-          <w:szCs w:val="28"/>
-          <w:lang w:val="en-US" w:eastAsia="zh-CN"/>
-        </w:rPr>
-        <w:t>你以为是阴天，拉开窗帘，外面明明有太阳</w:t>
-      </w:r>
-      <w:r>
-        <w:rPr>
-          <w:rFonts w:hint="eastAsia"/>
-          <w:sz w:val="28"/>
-          <w:szCs w:val="28"/>
-          <w:lang w:val="en-US" w:eastAsia="zh-CN"/>
-        </w:rPr>
-        <w:t>||</w:t>
-      </w:r>
-    </w:p>
-    <w:p>
-      <w:pPr>
-        <w:rPr>
-          <w:rFonts w:hint="default"/>
-          <w:sz w:val="28"/>
-          <w:szCs w:val="28"/>
-          <w:lang w:val="en-US" w:eastAsia="zh-CN"/>
-        </w:rPr>
-      </w:pPr>
-    </w:p>
-    <w:p>
-      <w:pPr>
-        <w:rPr>
-          <w:rFonts w:hint="default"/>
-          <w:sz w:val="28"/>
-          <w:szCs w:val="28"/>
-          <w:lang w:val="en-US" w:eastAsia="zh-CN"/>
-        </w:rPr>
-      </w:pPr>
-      <w:r>
-        <w:rPr>
-          <w:rFonts w:hint="eastAsia"/>
-          <w:sz w:val="28"/>
-          <w:szCs w:val="28"/>
-          <w:lang w:val="en-US" w:eastAsia="zh-CN"/>
-        </w:rPr>
-        <w:t>||</w:t>
-      </w:r>
-      <w:r>
-        <w:rPr>
-          <w:rFonts w:hint="default"/>
-          <w:sz w:val="28"/>
-          <w:szCs w:val="28"/>
-          <w:lang w:val="en-US" w:eastAsia="zh-CN"/>
-        </w:rPr>
-        <w:t>你煮了一杯咖啡，喝了一口，没什么味道。你以为是咖啡豆的问题，换了一包，</w:t>
-      </w:r>
-      <w:r>
-        <w:rPr>
-          <w:rFonts w:hint="eastAsia"/>
-          <w:sz w:val="28"/>
-          <w:szCs w:val="28"/>
-          <w:lang w:val="en-US" w:eastAsia="zh-CN"/>
-        </w:rPr>
-        <w:t>结果</w:t>
-      </w:r>
-      <w:r>
-        <w:rPr>
-          <w:rFonts w:hint="default"/>
-          <w:sz w:val="28"/>
-          <w:szCs w:val="28"/>
-          <w:lang w:val="en-US" w:eastAsia="zh-CN"/>
-        </w:rPr>
-        <w:t>还是一样</w:t>
-      </w:r>
-      <w:r>
-        <w:rPr>
-          <w:rFonts w:hint="eastAsia"/>
-          <w:sz w:val="28"/>
-          <w:szCs w:val="28"/>
-          <w:lang w:val="en-US" w:eastAsia="zh-CN"/>
-        </w:rPr>
-        <w:t>||</w:t>
-      </w:r>
-    </w:p>
-    <w:p>
-      <w:pPr>
-        <w:rPr>
-          <w:rFonts w:hint="default"/>
-          <w:sz w:val="28"/>
-          <w:szCs w:val="28"/>
-          <w:lang w:val="en-US" w:eastAsia="zh-CN"/>
-        </w:rPr>
-      </w:pPr>
-    </w:p>
-    <w:p>
-      <w:pPr>
-        <w:rPr>
-          <w:rFonts w:hint="eastAsia"/>
-          <w:sz w:val="28"/>
-          <w:szCs w:val="28"/>
-          <w:lang w:val="en-US" w:eastAsia="zh-CN"/>
-        </w:rPr>
-      </w:pPr>
-      <w:r>
-        <w:rPr>
-          <w:rFonts w:hint="eastAsia"/>
-          <w:sz w:val="28"/>
-          <w:szCs w:val="28"/>
-          <w:lang w:val="en-US" w:eastAsia="zh-CN"/>
-        </w:rPr>
-        <w:t>||</w:t>
-      </w:r>
-      <w:r>
-        <w:rPr>
-          <w:rFonts w:hint="default"/>
-          <w:sz w:val="28"/>
-          <w:szCs w:val="28"/>
-          <w:lang w:val="en-US" w:eastAsia="zh-CN"/>
-        </w:rPr>
-        <w:t>周杉的消息依然很少，但偶尔会回一两个字。你没有再追问，觉得自己也需要时间想一想</w:t>
-      </w:r>
-      <w:r>
-        <w:rPr>
-          <w:rFonts w:hint="eastAsia"/>
-          <w:sz w:val="28"/>
-          <w:szCs w:val="28"/>
-          <w:lang w:val="en-US" w:eastAsia="zh-CN"/>
-        </w:rPr>
-        <w:t>||</w:t>
-      </w:r>
-    </w:p>
-    <w:p>
-      <w:pPr>
-        <w:rPr>
-          <w:rFonts w:hint="eastAsia"/>
-          <w:sz w:val="28"/>
-          <w:szCs w:val="28"/>
-          <w:lang w:val="en-US" w:eastAsia="zh-CN"/>
-        </w:rPr>
-      </w:pPr>
-    </w:p>
-    <w:p>
-      <w:pPr>
-        <w:rPr>
-          <w:rFonts w:hint="default"/>
-          <w:sz w:val="28"/>
-          <w:szCs w:val="28"/>
-          <w:lang w:val="en-US" w:eastAsia="zh-CN"/>
-        </w:rPr>
-      </w:pPr>
-      <w:r>
-        <w:rPr>
-          <w:rFonts w:hint="eastAsia"/>
-          <w:sz w:val="28"/>
-          <w:szCs w:val="28"/>
-          <w:lang w:val="en-US" w:eastAsia="zh-CN"/>
-        </w:rPr>
-        <w:t>||</w:t>
-      </w:r>
-      <w:r>
-        <w:rPr>
-          <w:rFonts w:hint="default"/>
-          <w:sz w:val="28"/>
-          <w:szCs w:val="28"/>
-          <w:lang w:val="en-US" w:eastAsia="zh-CN"/>
-        </w:rPr>
-        <w:t>你想找温叙说说话，发了一条消息，他没有回。你以为是他在忙新书的稿子，</w:t>
-      </w:r>
-      <w:r>
-        <w:rPr>
-          <w:rFonts w:hint="eastAsia"/>
-          <w:sz w:val="28"/>
-          <w:szCs w:val="28"/>
-          <w:lang w:val="en-US" w:eastAsia="zh-CN"/>
-        </w:rPr>
-        <w:t>虽然有点奇怪，但不是没发生过，于是</w:t>
-      </w:r>
-      <w:r>
-        <w:rPr>
-          <w:rFonts w:hint="default"/>
-          <w:sz w:val="28"/>
-          <w:szCs w:val="28"/>
-          <w:lang w:val="en-US" w:eastAsia="zh-CN"/>
-        </w:rPr>
-        <w:t>没有在意</w:t>
-      </w:r>
-      <w:r>
-        <w:rPr>
-          <w:rFonts w:hint="eastAsia"/>
-          <w:sz w:val="28"/>
-          <w:szCs w:val="28"/>
-          <w:lang w:val="en-US" w:eastAsia="zh-CN"/>
-        </w:rPr>
-        <w:t>||</w:t>
-      </w:r>
-    </w:p>
-    <w:p>
-      <w:pPr>
-        <w:rPr>
-          <w:rFonts w:hint="default"/>
-          <w:sz w:val="28"/>
-          <w:szCs w:val="28"/>
-          <w:lang w:val="en-US" w:eastAsia="zh-CN"/>
-        </w:rPr>
-      </w:pPr>
-    </w:p>
-    <w:p>
-      <w:pPr>
-        <w:rPr>
-          <w:rFonts w:hint="eastAsia"/>
-          <w:sz w:val="28"/>
-          <w:szCs w:val="28"/>
-          <w:lang w:val="en-US" w:eastAsia="zh-CN"/>
-        </w:rPr>
-      </w:pPr>
-      <w:r>
-        <w:rPr>
-          <w:rFonts w:hint="eastAsia"/>
-          <w:sz w:val="28"/>
-          <w:szCs w:val="28"/>
-          <w:lang w:val="en-US" w:eastAsia="zh-CN"/>
-        </w:rPr>
-        <w:t>||</w:t>
-      </w:r>
-      <w:r>
-        <w:rPr>
-          <w:rFonts w:hint="default"/>
-          <w:sz w:val="28"/>
-          <w:szCs w:val="28"/>
-          <w:lang w:val="en-US" w:eastAsia="zh-CN"/>
-        </w:rPr>
-        <w:t>第</w:t>
-      </w:r>
-      <w:r>
-        <w:rPr>
-          <w:rFonts w:hint="eastAsia"/>
-          <w:sz w:val="28"/>
-          <w:szCs w:val="28"/>
-          <w:lang w:val="en-US" w:eastAsia="zh-CN"/>
-        </w:rPr>
-        <w:t>二</w:t>
-      </w:r>
-      <w:r>
-        <w:rPr>
-          <w:rFonts w:hint="default"/>
-          <w:sz w:val="28"/>
-          <w:szCs w:val="28"/>
-          <w:lang w:val="en-US" w:eastAsia="zh-CN"/>
-        </w:rPr>
-        <w:t>天的时候，你给温叙打了第一个电话。没接。你发了消息，没回</w:t>
-      </w:r>
-      <w:r>
-        <w:rPr>
-          <w:rFonts w:hint="eastAsia"/>
-          <w:sz w:val="28"/>
-          <w:szCs w:val="28"/>
-          <w:lang w:val="en-US" w:eastAsia="zh-CN"/>
-        </w:rPr>
-        <w:t>||</w:t>
-      </w:r>
-    </w:p>
-    <w:p>
-      <w:pPr>
-        <w:rPr>
-          <w:rFonts w:hint="eastAsia"/>
-          <w:sz w:val="28"/>
-          <w:szCs w:val="28"/>
-          <w:lang w:val="en-US" w:eastAsia="zh-CN"/>
-        </w:rPr>
-      </w:pPr>
-    </w:p>
-    <w:p>
-      <w:pPr>
-        <w:rPr>
-          <w:rFonts w:hint="eastAsia"/>
-          <w:sz w:val="28"/>
-          <w:szCs w:val="28"/>
-          <w:lang w:val="en-US" w:eastAsia="zh-CN"/>
-        </w:rPr>
-      </w:pPr>
-      <w:r>
-        <w:rPr>
-          <w:rFonts w:hint="eastAsia"/>
-          <w:sz w:val="28"/>
-          <w:szCs w:val="28"/>
-          <w:lang w:val="en-US" w:eastAsia="zh-CN"/>
-        </w:rPr>
-        <w:t>||你打了</w:t>
-      </w:r>
-      <w:r>
-        <w:rPr>
-          <w:rFonts w:hint="default"/>
-          <w:sz w:val="28"/>
-          <w:szCs w:val="28"/>
-          <w:lang w:val="en-US" w:eastAsia="zh-CN"/>
-        </w:rPr>
-        <w:t>第二个电话，</w:t>
-      </w:r>
-      <w:r>
-        <w:rPr>
-          <w:rFonts w:hint="eastAsia"/>
-          <w:sz w:val="28"/>
-          <w:szCs w:val="28"/>
-          <w:lang w:val="en-US" w:eastAsia="zh-CN"/>
-        </w:rPr>
-        <w:t>但被</w:t>
-      </w:r>
-      <w:r>
-        <w:rPr>
-          <w:rFonts w:hint="default"/>
-          <w:sz w:val="28"/>
-          <w:szCs w:val="28"/>
-          <w:lang w:val="en-US" w:eastAsia="zh-CN"/>
-        </w:rPr>
-        <w:t>直接转进了语音信箱</w:t>
-      </w:r>
-      <w:r>
-        <w:rPr>
-          <w:rFonts w:hint="eastAsia"/>
-          <w:sz w:val="28"/>
-          <w:szCs w:val="28"/>
-          <w:lang w:val="en-US" w:eastAsia="zh-CN"/>
-        </w:rPr>
-        <w:t>，</w:t>
-      </w:r>
-      <w:r>
-        <w:rPr>
-          <w:rFonts w:hint="default"/>
-          <w:sz w:val="28"/>
-          <w:szCs w:val="28"/>
-          <w:lang w:val="en-US" w:eastAsia="zh-CN"/>
-        </w:rPr>
-        <w:t>你开始有些不安</w:t>
-      </w:r>
-      <w:r>
-        <w:rPr>
-          <w:rFonts w:hint="eastAsia"/>
-          <w:sz w:val="28"/>
-          <w:szCs w:val="28"/>
-          <w:lang w:val="en-US" w:eastAsia="zh-CN"/>
-        </w:rPr>
-        <w:t>||</w:t>
-      </w:r>
-    </w:p>
-    <w:p>
-      <w:pPr>
-        <w:rPr>
-          <w:rFonts w:hint="eastAsia"/>
-          <w:sz w:val="28"/>
-          <w:szCs w:val="28"/>
-          <w:lang w:val="en-US" w:eastAsia="zh-CN"/>
-        </w:rPr>
-      </w:pPr>
-    </w:p>
-    <w:p>
-      <w:pPr>
-        <w:rPr>
-          <w:rFonts w:hint="default"/>
-          <w:sz w:val="28"/>
-          <w:szCs w:val="28"/>
-          <w:lang w:val="en-US" w:eastAsia="zh-CN"/>
-        </w:rPr>
-      </w:pPr>
-      <w:r>
-        <w:rPr>
-          <w:rFonts w:hint="eastAsia"/>
-          <w:sz w:val="28"/>
-          <w:szCs w:val="28"/>
-          <w:lang w:val="en-US" w:eastAsia="zh-CN"/>
-        </w:rPr>
-        <w:t>||</w:t>
-      </w:r>
-      <w:r>
-        <w:rPr>
-          <w:rFonts w:hint="default"/>
-          <w:sz w:val="28"/>
-          <w:szCs w:val="28"/>
-          <w:lang w:val="en-US" w:eastAsia="zh-CN"/>
-        </w:rPr>
-        <w:t>你</w:t>
-      </w:r>
-      <w:r>
-        <w:rPr>
-          <w:rFonts w:hint="eastAsia"/>
-          <w:sz w:val="28"/>
-          <w:szCs w:val="28"/>
-          <w:lang w:val="en-US" w:eastAsia="zh-CN"/>
-        </w:rPr>
-        <w:t>试着</w:t>
-      </w:r>
-      <w:r>
-        <w:rPr>
-          <w:rFonts w:hint="default"/>
-          <w:sz w:val="28"/>
-          <w:szCs w:val="28"/>
-          <w:lang w:val="en-US" w:eastAsia="zh-CN"/>
-        </w:rPr>
-        <w:t>联系了他的编辑，编辑</w:t>
-      </w:r>
-      <w:r>
-        <w:rPr>
-          <w:rFonts w:hint="eastAsia"/>
-          <w:sz w:val="28"/>
-          <w:szCs w:val="28"/>
-          <w:lang w:val="en-US" w:eastAsia="zh-CN"/>
-        </w:rPr>
-        <w:t>却</w:t>
-      </w:r>
-      <w:r>
-        <w:rPr>
-          <w:rFonts w:hint="default"/>
-          <w:sz w:val="28"/>
-          <w:szCs w:val="28"/>
-          <w:lang w:val="en-US" w:eastAsia="zh-CN"/>
-        </w:rPr>
-        <w:t>说他前两天签完样书就走了，之后</w:t>
-      </w:r>
-      <w:r>
-        <w:rPr>
-          <w:rFonts w:hint="eastAsia"/>
-          <w:sz w:val="28"/>
-          <w:szCs w:val="28"/>
-          <w:lang w:val="en-US" w:eastAsia="zh-CN"/>
-        </w:rPr>
-        <w:t>也</w:t>
-      </w:r>
-      <w:r>
-        <w:rPr>
-          <w:rFonts w:hint="default"/>
-          <w:sz w:val="28"/>
-          <w:szCs w:val="28"/>
-          <w:lang w:val="en-US" w:eastAsia="zh-CN"/>
-        </w:rPr>
-        <w:t>没有再联系</w:t>
-      </w:r>
-      <w:r>
-        <w:rPr>
-          <w:rFonts w:hint="eastAsia"/>
-          <w:sz w:val="28"/>
-          <w:szCs w:val="28"/>
-          <w:lang w:val="en-US" w:eastAsia="zh-CN"/>
-        </w:rPr>
-        <w:t>||</w:t>
-      </w:r>
-    </w:p>
-    <w:p>
-      <w:pPr>
-        <w:rPr>
-          <w:rFonts w:hint="default"/>
-          <w:sz w:val="28"/>
-          <w:szCs w:val="28"/>
-          <w:lang w:val="en-US" w:eastAsia="zh-CN"/>
-        </w:rPr>
-      </w:pPr>
-    </w:p>
-    <w:p>
-      <w:pPr>
-        <w:rPr>
-          <w:rFonts w:hint="eastAsia"/>
-          <w:sz w:val="28"/>
-          <w:szCs w:val="28"/>
-          <w:lang w:val="en-US" w:eastAsia="zh-CN"/>
-        </w:rPr>
-      </w:pPr>
-      <w:r>
-        <w:rPr>
-          <w:rFonts w:hint="eastAsia"/>
-          <w:sz w:val="28"/>
-          <w:szCs w:val="28"/>
-          <w:lang w:val="en-US" w:eastAsia="zh-CN"/>
-        </w:rPr>
-        <w:t>||</w:t>
-      </w:r>
-      <w:r>
-        <w:rPr>
-          <w:rFonts w:hint="default"/>
-          <w:sz w:val="28"/>
-          <w:szCs w:val="28"/>
-          <w:lang w:val="en-US" w:eastAsia="zh-CN"/>
-        </w:rPr>
-        <w:t>你站在窗前，手机握在手里，屏幕上是他的对话框</w:t>
-      </w:r>
-      <w:r>
-        <w:rPr>
-          <w:rFonts w:hint="eastAsia"/>
-          <w:sz w:val="28"/>
-          <w:szCs w:val="28"/>
-          <w:lang w:val="en-US" w:eastAsia="zh-CN"/>
-        </w:rPr>
-        <w:t>，</w:t>
-      </w:r>
-      <w:r>
-        <w:rPr>
-          <w:rFonts w:hint="default"/>
-          <w:sz w:val="28"/>
-          <w:szCs w:val="28"/>
-          <w:lang w:val="en-US" w:eastAsia="zh-CN"/>
-        </w:rPr>
-        <w:t>最后一条消息</w:t>
-      </w:r>
-      <w:r>
-        <w:rPr>
-          <w:rFonts w:hint="eastAsia"/>
-          <w:sz w:val="28"/>
-          <w:szCs w:val="28"/>
-          <w:lang w:val="en-US" w:eastAsia="zh-CN"/>
-        </w:rPr>
-        <w:t>停留在</w:t>
-      </w:r>
-      <w:r>
-        <w:rPr>
-          <w:rFonts w:hint="default"/>
-          <w:sz w:val="28"/>
-          <w:szCs w:val="28"/>
-          <w:lang w:val="en-US" w:eastAsia="zh-CN"/>
-        </w:rPr>
-        <w:t>你发的</w:t>
-      </w:r>
-      <w:r>
-        <w:rPr>
-          <w:rFonts w:hint="eastAsia"/>
-          <w:sz w:val="28"/>
-          <w:szCs w:val="28"/>
-          <w:lang w:val="en-US" w:eastAsia="zh-CN"/>
-        </w:rPr>
-        <w:t>“还顺利吗”||</w:t>
-      </w:r>
-    </w:p>
-    <w:p>
-      <w:pPr>
-        <w:rPr>
-          <w:rFonts w:hint="eastAsia"/>
-          <w:sz w:val="28"/>
-          <w:szCs w:val="28"/>
-          <w:lang w:val="en-US" w:eastAsia="zh-CN"/>
-        </w:rPr>
-      </w:pPr>
-    </w:p>
-    <w:p>
-      <w:pPr>
-        <w:rPr>
-          <w:rFonts w:hint="eastAsia"/>
-          <w:sz w:val="28"/>
-          <w:szCs w:val="28"/>
-          <w:lang w:val="en-US" w:eastAsia="zh-CN"/>
-        </w:rPr>
-      </w:pPr>
-      <w:r>
-        <w:rPr>
-          <w:rFonts w:hint="eastAsia"/>
-          <w:sz w:val="28"/>
-          <w:szCs w:val="28"/>
-          <w:lang w:val="en-US" w:eastAsia="zh-CN"/>
-        </w:rPr>
-        <w:t>||</w:t>
-      </w:r>
-      <w:r>
-        <w:rPr>
-          <w:rFonts w:hint="default"/>
-          <w:sz w:val="28"/>
-          <w:szCs w:val="28"/>
-          <w:lang w:val="en-US" w:eastAsia="zh-CN"/>
-        </w:rPr>
-        <w:t>窗外的天忽然暗了下来，</w:t>
-      </w:r>
-      <w:r>
-        <w:rPr>
-          <w:rFonts w:hint="eastAsia"/>
-          <w:sz w:val="28"/>
-          <w:szCs w:val="28"/>
-          <w:lang w:val="en-US" w:eastAsia="zh-CN"/>
-        </w:rPr>
-        <w:t>并非</w:t>
-      </w:r>
-      <w:r>
-        <w:rPr>
-          <w:rFonts w:hint="default"/>
-          <w:sz w:val="28"/>
-          <w:szCs w:val="28"/>
-          <w:lang w:val="en-US" w:eastAsia="zh-CN"/>
-        </w:rPr>
-        <w:t>黄昏</w:t>
-      </w:r>
-      <w:r>
-        <w:rPr>
-          <w:rFonts w:hint="eastAsia"/>
-          <w:sz w:val="28"/>
-          <w:szCs w:val="28"/>
-          <w:lang w:val="en-US" w:eastAsia="zh-CN"/>
-        </w:rPr>
-        <w:t>降临带来的夜色</w:t>
-      </w:r>
-      <w:r>
-        <w:rPr>
-          <w:rFonts w:hint="default"/>
-          <w:sz w:val="28"/>
-          <w:szCs w:val="28"/>
-          <w:lang w:val="en-US" w:eastAsia="zh-CN"/>
-        </w:rPr>
-        <w:t>，是像有人拉了一块灰色的幕布，把所有的光都挡住了</w:t>
-      </w:r>
-      <w:r>
-        <w:rPr>
-          <w:rFonts w:hint="eastAsia"/>
-          <w:sz w:val="28"/>
-          <w:szCs w:val="28"/>
-          <w:lang w:val="en-US" w:eastAsia="zh-CN"/>
-        </w:rPr>
-        <w:t>||</w:t>
-      </w:r>
-    </w:p>
-    <w:p>
-      <w:pPr>
-        <w:rPr>
-          <w:rFonts w:hint="eastAsia"/>
-          <w:sz w:val="28"/>
-          <w:szCs w:val="28"/>
-          <w:lang w:val="en-US" w:eastAsia="zh-CN"/>
-        </w:rPr>
-      </w:pPr>
-    </w:p>
-    <w:p>
-      <w:pPr>
-        <w:rPr>
-          <w:rFonts w:hint="default"/>
-          <w:sz w:val="28"/>
-          <w:szCs w:val="28"/>
-          <w:lang w:val="en-US" w:eastAsia="zh-CN"/>
-        </w:rPr>
-      </w:pPr>
-      <w:r>
-        <w:rPr>
-          <w:rFonts w:hint="eastAsia"/>
-          <w:sz w:val="28"/>
-          <w:szCs w:val="28"/>
-          <w:lang w:val="en-US" w:eastAsia="zh-CN"/>
-        </w:rPr>
-        <w:t>||</w:t>
-      </w:r>
-      <w:r>
-        <w:rPr>
-          <w:rFonts w:hint="default"/>
-          <w:sz w:val="28"/>
-          <w:szCs w:val="28"/>
-          <w:lang w:val="en-US" w:eastAsia="zh-CN"/>
-        </w:rPr>
-        <w:t>你抬头看，云层很低，一动不动，像凝固了一样。空气变得很沉，你呼吸的时候觉得胸口压着什么</w:t>
-      </w:r>
-      <w:r>
-        <w:rPr>
-          <w:rFonts w:hint="eastAsia"/>
-          <w:sz w:val="28"/>
-          <w:szCs w:val="28"/>
-          <w:lang w:val="en-US" w:eastAsia="zh-CN"/>
-        </w:rPr>
-        <w:t>||</w:t>
-      </w:r>
-    </w:p>
-    <w:p>
-      <w:pPr>
-        <w:rPr>
-          <w:rFonts w:hint="default"/>
-          <w:sz w:val="28"/>
-          <w:szCs w:val="28"/>
-          <w:lang w:val="en-US" w:eastAsia="zh-CN"/>
-        </w:rPr>
-      </w:pPr>
-    </w:p>
-    <w:p>
-      <w:pPr>
-        <w:rPr>
-          <w:rFonts w:hint="eastAsia"/>
-          <w:sz w:val="28"/>
-          <w:szCs w:val="28"/>
-          <w:lang w:val="en-US" w:eastAsia="zh-CN"/>
-        </w:rPr>
-      </w:pPr>
-      <w:r>
-        <w:rPr>
-          <w:rFonts w:hint="eastAsia"/>
-          <w:sz w:val="28"/>
-          <w:szCs w:val="28"/>
-          <w:lang w:val="en-US" w:eastAsia="zh-CN"/>
-        </w:rPr>
-        <w:t>||</w:t>
-      </w:r>
-      <w:r>
-        <w:rPr>
-          <w:rFonts w:hint="default"/>
-          <w:sz w:val="28"/>
-          <w:szCs w:val="28"/>
-          <w:lang w:val="en-US" w:eastAsia="zh-CN"/>
-        </w:rPr>
-        <w:t>你的手机屏幕闪了一下</w:t>
-      </w:r>
-      <w:r>
-        <w:rPr>
-          <w:rFonts w:hint="eastAsia"/>
-          <w:sz w:val="28"/>
-          <w:szCs w:val="28"/>
-          <w:lang w:val="en-US" w:eastAsia="zh-CN"/>
-        </w:rPr>
-        <w:t>，</w:t>
-      </w:r>
-      <w:r>
-        <w:rPr>
-          <w:rFonts w:hint="default"/>
-          <w:sz w:val="28"/>
-          <w:szCs w:val="28"/>
-          <w:lang w:val="en-US" w:eastAsia="zh-CN"/>
-        </w:rPr>
-        <w:t>不是来电</w:t>
-      </w:r>
-      <w:r>
-        <w:rPr>
-          <w:rFonts w:hint="eastAsia"/>
-          <w:sz w:val="28"/>
-          <w:szCs w:val="28"/>
-          <w:lang w:val="en-US" w:eastAsia="zh-CN"/>
-        </w:rPr>
-        <w:t>也</w:t>
-      </w:r>
-      <w:r>
-        <w:rPr>
-          <w:rFonts w:hint="default"/>
-          <w:sz w:val="28"/>
-          <w:szCs w:val="28"/>
-          <w:lang w:val="en-US" w:eastAsia="zh-CN"/>
-        </w:rPr>
-        <w:t>不是消息，</w:t>
-      </w:r>
-      <w:r>
-        <w:rPr>
-          <w:rFonts w:hint="eastAsia"/>
-          <w:sz w:val="28"/>
-          <w:szCs w:val="28"/>
-          <w:lang w:val="en-US" w:eastAsia="zh-CN"/>
-        </w:rPr>
-        <w:t>那</w:t>
-      </w:r>
-      <w:r>
-        <w:rPr>
-          <w:rFonts w:hint="default"/>
-          <w:sz w:val="28"/>
-          <w:szCs w:val="28"/>
-          <w:lang w:val="en-US" w:eastAsia="zh-CN"/>
-        </w:rPr>
-        <w:t>是一种灰白色的光，从屏幕内部渗出来，像水渍一样慢慢洇开</w:t>
-      </w:r>
-      <w:r>
-        <w:rPr>
-          <w:rFonts w:hint="eastAsia"/>
-          <w:sz w:val="28"/>
-          <w:szCs w:val="28"/>
-          <w:lang w:val="en-US" w:eastAsia="zh-CN"/>
-        </w:rPr>
-        <w:t>||</w:t>
-      </w:r>
-    </w:p>
-    <w:p>
-      <w:pPr>
-        <w:rPr>
-          <w:rFonts w:hint="eastAsia"/>
-          <w:sz w:val="28"/>
-          <w:szCs w:val="28"/>
-          <w:lang w:val="en-US" w:eastAsia="zh-CN"/>
-        </w:rPr>
-      </w:pPr>
-    </w:p>
-    <w:p>
-      <w:pPr>
-        <w:rPr>
-          <w:rFonts w:hint="default"/>
-          <w:sz w:val="28"/>
-          <w:szCs w:val="28"/>
-          <w:lang w:val="en-US" w:eastAsia="zh-CN"/>
-        </w:rPr>
-      </w:pPr>
-      <w:r>
-        <w:rPr>
-          <w:rFonts w:hint="eastAsia"/>
-          <w:sz w:val="28"/>
-          <w:szCs w:val="28"/>
-          <w:lang w:val="en-US" w:eastAsia="zh-CN"/>
-        </w:rPr>
-        <w:t>||</w:t>
-      </w:r>
-      <w:r>
-        <w:rPr>
-          <w:rFonts w:hint="default"/>
-          <w:sz w:val="28"/>
-          <w:szCs w:val="28"/>
-          <w:lang w:val="en-US" w:eastAsia="zh-CN"/>
-        </w:rPr>
-        <w:t>你想把手机放下，手指却动不了。那光越来越亮，从屏幕里溢出来，把你整个人裹了进去</w:t>
-      </w:r>
-      <w:r>
-        <w:rPr>
-          <w:rFonts w:hint="eastAsia"/>
-          <w:sz w:val="28"/>
-          <w:szCs w:val="28"/>
-          <w:lang w:val="en-US" w:eastAsia="zh-CN"/>
-        </w:rPr>
-        <w:t>||</w:t>
-      </w:r>
-    </w:p>
-    <w:p>
-      <w:pPr>
-        <w:rPr>
-          <w:rFonts w:hint="default"/>
-          <w:sz w:val="28"/>
-          <w:szCs w:val="28"/>
-          <w:lang w:val="en-US" w:eastAsia="zh-CN"/>
-        </w:rPr>
-      </w:pPr>
-    </w:p>
-    <w:p>
-      <w:pPr>
-        <w:rPr>
-          <w:rFonts w:hint="eastAsia"/>
-          <w:sz w:val="28"/>
-          <w:szCs w:val="28"/>
-          <w:lang w:val="en-US" w:eastAsia="zh-CN"/>
-        </w:rPr>
-      </w:pPr>
-      <w:r>
-        <w:rPr>
-          <w:rFonts w:hint="eastAsia"/>
-          <w:sz w:val="28"/>
-          <w:szCs w:val="28"/>
-          <w:lang w:val="en-US" w:eastAsia="zh-CN"/>
-        </w:rPr>
-        <w:t>||</w:t>
-      </w:r>
-      <w:r>
-        <w:rPr>
-          <w:rFonts w:hint="default"/>
-          <w:sz w:val="28"/>
-          <w:szCs w:val="28"/>
-          <w:lang w:val="en-US" w:eastAsia="zh-CN"/>
-        </w:rPr>
-        <w:t>脚下的地板消失了</w:t>
-      </w:r>
-      <w:r>
-        <w:rPr>
-          <w:rFonts w:hint="eastAsia"/>
-          <w:sz w:val="28"/>
-          <w:szCs w:val="28"/>
-          <w:lang w:val="en-US" w:eastAsia="zh-CN"/>
-        </w:rPr>
-        <w:t>，取而代之的是脚下</w:t>
-      </w:r>
-      <w:r>
-        <w:rPr>
-          <w:rFonts w:hint="default"/>
-          <w:sz w:val="28"/>
-          <w:szCs w:val="28"/>
-          <w:lang w:val="en-US" w:eastAsia="zh-CN"/>
-        </w:rPr>
-        <w:t>纯白的云层，绵密而柔软</w:t>
-      </w:r>
-      <w:r>
-        <w:rPr>
-          <w:rFonts w:hint="eastAsia"/>
-          <w:sz w:val="28"/>
-          <w:szCs w:val="28"/>
-          <w:lang w:val="en-US" w:eastAsia="zh-CN"/>
-        </w:rPr>
-        <w:t>||</w:t>
-      </w:r>
-    </w:p>
-    <w:p>
-      <w:pPr>
-        <w:rPr>
-          <w:rFonts w:hint="eastAsia"/>
-          <w:sz w:val="28"/>
-          <w:szCs w:val="28"/>
-          <w:lang w:val="en-US" w:eastAsia="zh-CN"/>
-        </w:rPr>
-      </w:pPr>
-    </w:p>
-    <w:p>
-      <w:pPr>
-        <w:rPr>
-          <w:rFonts w:hint="default"/>
-          <w:sz w:val="28"/>
-          <w:szCs w:val="28"/>
-          <w:lang w:val="en-US" w:eastAsia="zh-CN"/>
-        </w:rPr>
-      </w:pPr>
-      <w:r>
-        <w:rPr>
-          <w:rFonts w:hint="eastAsia"/>
-          <w:sz w:val="28"/>
-          <w:szCs w:val="28"/>
-          <w:lang w:val="en-US" w:eastAsia="zh-CN"/>
-        </w:rPr>
-        <w:t>||</w:t>
-      </w:r>
-      <w:r>
-        <w:rPr>
-          <w:rFonts w:hint="default"/>
-          <w:sz w:val="28"/>
-          <w:szCs w:val="28"/>
-          <w:lang w:val="en-US" w:eastAsia="zh-CN"/>
-        </w:rPr>
-        <w:t>头顶是看不到边际的</w:t>
-      </w:r>
-      <w:r>
-        <w:rPr>
-          <w:rFonts w:hint="eastAsia"/>
-          <w:sz w:val="28"/>
-          <w:szCs w:val="28"/>
-          <w:lang w:val="en-US" w:eastAsia="zh-CN"/>
-        </w:rPr>
-        <w:t>蓝</w:t>
-      </w:r>
-      <w:r>
-        <w:rPr>
-          <w:rFonts w:hint="default"/>
-          <w:sz w:val="28"/>
-          <w:szCs w:val="28"/>
-          <w:lang w:val="en-US" w:eastAsia="zh-CN"/>
-        </w:rPr>
-        <w:t>色穹顶，没有太阳，却有光从不知名的地方透</w:t>
-      </w:r>
-      <w:r>
-        <w:rPr>
-          <w:rFonts w:hint="eastAsia"/>
-          <w:sz w:val="28"/>
-          <w:szCs w:val="28"/>
-          <w:lang w:val="en-US" w:eastAsia="zh-CN"/>
-        </w:rPr>
-        <w:t>上</w:t>
-      </w:r>
-      <w:r>
-        <w:rPr>
-          <w:rFonts w:hint="default"/>
-          <w:sz w:val="28"/>
-          <w:szCs w:val="28"/>
-          <w:lang w:val="en-US" w:eastAsia="zh-CN"/>
-        </w:rPr>
-        <w:t>来，照亮了这一整片虚无的空间</w:t>
-      </w:r>
-      <w:r>
-        <w:rPr>
-          <w:rFonts w:hint="eastAsia"/>
-          <w:sz w:val="28"/>
-          <w:szCs w:val="28"/>
-          <w:lang w:val="en-US" w:eastAsia="zh-CN"/>
-        </w:rPr>
-        <w:t>||</w:t>
-      </w:r>
-    </w:p>
-    <w:p>
-      <w:pPr>
-        <w:rPr>
-          <w:rFonts w:hint="default"/>
-          <w:sz w:val="28"/>
-          <w:szCs w:val="28"/>
-          <w:lang w:val="en-US" w:eastAsia="zh-CN"/>
-        </w:rPr>
-      </w:pPr>
-    </w:p>
-    <w:p>
-      <w:pPr>
-        <w:rPr>
-          <w:rFonts w:hint="default"/>
-          <w:sz w:val="28"/>
-          <w:szCs w:val="28"/>
-          <w:lang w:val="en-US" w:eastAsia="zh-CN"/>
-        </w:rPr>
-      </w:pPr>
-      <w:r>
-        <w:rPr>
-          <w:rFonts w:hint="eastAsia"/>
-          <w:sz w:val="28"/>
-          <w:szCs w:val="28"/>
-          <w:lang w:val="en-US" w:eastAsia="zh-CN"/>
-        </w:rPr>
-        <w:t>||</w:t>
-      </w:r>
-      <w:r>
-        <w:rPr>
-          <w:rFonts w:hint="default"/>
-          <w:sz w:val="28"/>
-          <w:szCs w:val="28"/>
-          <w:lang w:val="en-US" w:eastAsia="zh-CN"/>
-        </w:rPr>
-        <w:t>你认识这里</w:t>
-      </w:r>
-      <w:r>
-        <w:rPr>
-          <w:rFonts w:hint="eastAsia"/>
-          <w:sz w:val="28"/>
-          <w:szCs w:val="28"/>
-          <w:lang w:val="en-US" w:eastAsia="zh-CN"/>
-        </w:rPr>
-        <w:t>，你……来过这里||</w:t>
-      </w:r>
-    </w:p>
-    <w:p>
-      <w:pPr>
-        <w:rPr>
-          <w:rFonts w:hint="default"/>
-          <w:sz w:val="28"/>
-          <w:szCs w:val="28"/>
-          <w:lang w:val="en-US" w:eastAsia="zh-CN"/>
-        </w:rPr>
-      </w:pPr>
-    </w:p>
-    <w:p>
-      <w:pPr>
-        <w:rPr>
-          <w:rFonts w:hint="eastAsia"/>
-          <w:sz w:val="28"/>
-          <w:szCs w:val="28"/>
-          <w:lang w:val="en-US" w:eastAsia="zh-CN"/>
-        </w:rPr>
-      </w:pPr>
-      <w:r>
-        <w:rPr>
-          <w:rFonts w:hint="eastAsia"/>
-          <w:sz w:val="28"/>
-          <w:szCs w:val="28"/>
-          <w:lang w:val="en-US" w:eastAsia="zh-CN"/>
-        </w:rPr>
-        <w:t>||记忆闪回，</w:t>
-      </w:r>
-      <w:r>
-        <w:rPr>
-          <w:rFonts w:hint="default"/>
-          <w:sz w:val="28"/>
-          <w:szCs w:val="28"/>
-          <w:lang w:val="en-US" w:eastAsia="zh-CN"/>
-        </w:rPr>
-        <w:t>上一次来的时候，这里还是一片宁静的云端，有一个人在云层尽头向你伸出手</w:t>
-      </w:r>
-      <w:r>
-        <w:rPr>
-          <w:rFonts w:hint="eastAsia"/>
-          <w:sz w:val="28"/>
-          <w:szCs w:val="28"/>
-          <w:lang w:val="en-US" w:eastAsia="zh-CN"/>
-        </w:rPr>
-        <w:t>||</w:t>
-      </w:r>
-    </w:p>
-    <w:p>
-      <w:pPr>
-        <w:rPr>
-          <w:rFonts w:hint="eastAsia"/>
-          <w:sz w:val="28"/>
-          <w:szCs w:val="28"/>
-          <w:lang w:val="en-US" w:eastAsia="zh-CN"/>
-        </w:rPr>
-      </w:pPr>
-    </w:p>
-    <w:p>
-      <w:pPr>
-        <w:rPr>
-          <w:rFonts w:hint="default"/>
-          <w:sz w:val="28"/>
-          <w:szCs w:val="28"/>
-          <w:lang w:val="en-US" w:eastAsia="zh-CN"/>
-        </w:rPr>
-      </w:pPr>
-      <w:r>
-        <w:rPr>
-          <w:rFonts w:hint="eastAsia"/>
-          <w:sz w:val="28"/>
-          <w:szCs w:val="28"/>
-          <w:lang w:val="en-US" w:eastAsia="zh-CN"/>
-        </w:rPr>
-        <w:t>||然后</w:t>
-      </w:r>
-      <w:r>
-        <w:rPr>
-          <w:rFonts w:hint="default"/>
-          <w:sz w:val="28"/>
-          <w:szCs w:val="28"/>
-          <w:lang w:val="en-US" w:eastAsia="zh-CN"/>
-        </w:rPr>
-        <w:t>天空碎裂，血泊蔓延，你从梦中惊醒</w:t>
-      </w:r>
-      <w:r>
-        <w:rPr>
-          <w:rFonts w:hint="eastAsia"/>
-          <w:sz w:val="28"/>
-          <w:szCs w:val="28"/>
-          <w:lang w:val="en-US" w:eastAsia="zh-CN"/>
-        </w:rPr>
-        <w:t>||</w:t>
-      </w:r>
-    </w:p>
-    <w:p>
-      <w:pPr>
-        <w:rPr>
-          <w:rFonts w:hint="default"/>
-          <w:sz w:val="28"/>
-          <w:szCs w:val="28"/>
-          <w:lang w:val="en-US" w:eastAsia="zh-CN"/>
-        </w:rPr>
-      </w:pPr>
-    </w:p>
-    <w:p>
-      <w:pPr>
-        <w:rPr>
-          <w:rFonts w:hint="default"/>
-          <w:sz w:val="28"/>
-          <w:szCs w:val="28"/>
-          <w:lang w:val="en-US" w:eastAsia="zh-CN"/>
-        </w:rPr>
-      </w:pPr>
-      <w:r>
-        <w:rPr>
-          <w:rFonts w:hint="eastAsia"/>
-          <w:sz w:val="28"/>
-          <w:szCs w:val="28"/>
-          <w:lang w:val="en-US" w:eastAsia="zh-CN"/>
-        </w:rPr>
-        <w:t>||</w:t>
-      </w:r>
-      <w:r>
-        <w:rPr>
-          <w:rFonts w:hint="default"/>
-          <w:sz w:val="28"/>
-          <w:szCs w:val="28"/>
-          <w:lang w:val="en-US" w:eastAsia="zh-CN"/>
-        </w:rPr>
-        <w:t>这一次，你站在同一片云层上，但脚下的触感不一样了。它不再是柔软的，而是硬的、冷的，像踩在结了霜的地面上</w:t>
-      </w:r>
-      <w:r>
-        <w:rPr>
-          <w:rFonts w:hint="eastAsia"/>
-          <w:sz w:val="28"/>
-          <w:szCs w:val="28"/>
-          <w:lang w:val="en-US" w:eastAsia="zh-CN"/>
-        </w:rPr>
-        <w:t>||</w:t>
-      </w:r>
-    </w:p>
-    <w:p>
-      <w:pPr>
-        <w:rPr>
-          <w:rFonts w:hint="default"/>
-          <w:sz w:val="28"/>
-          <w:szCs w:val="28"/>
-          <w:lang w:val="en-US" w:eastAsia="zh-CN"/>
-        </w:rPr>
-      </w:pPr>
-    </w:p>
-    <w:p>
-      <w:pPr>
-        <w:rPr>
-          <w:rFonts w:hint="default"/>
-          <w:sz w:val="28"/>
-          <w:szCs w:val="28"/>
-          <w:lang w:val="en-US" w:eastAsia="zh-CN"/>
-        </w:rPr>
-      </w:pPr>
-      <w:r>
-        <w:rPr>
-          <w:rFonts w:hint="eastAsia"/>
-          <w:sz w:val="28"/>
-          <w:szCs w:val="28"/>
-          <w:lang w:val="en-US" w:eastAsia="zh-CN"/>
-        </w:rPr>
-        <w:t>||</w:t>
-      </w:r>
-      <w:r>
-        <w:rPr>
-          <w:rFonts w:hint="default"/>
-          <w:sz w:val="28"/>
-          <w:szCs w:val="28"/>
-          <w:lang w:val="en-US" w:eastAsia="zh-CN"/>
-        </w:rPr>
-        <w:t>你往前走</w:t>
-      </w:r>
-      <w:r>
-        <w:rPr>
-          <w:rFonts w:hint="eastAsia"/>
-          <w:sz w:val="28"/>
-          <w:szCs w:val="28"/>
-          <w:lang w:val="en-US" w:eastAsia="zh-CN"/>
-        </w:rPr>
-        <w:t>，</w:t>
-      </w:r>
-      <w:r>
-        <w:rPr>
-          <w:rFonts w:hint="default"/>
-          <w:sz w:val="28"/>
-          <w:szCs w:val="28"/>
-          <w:lang w:val="en-US" w:eastAsia="zh-CN"/>
-        </w:rPr>
-        <w:t>云层尽头躺着一个</w:t>
-      </w:r>
-      <w:r>
-        <w:rPr>
-          <w:rFonts w:hint="eastAsia"/>
-          <w:sz w:val="28"/>
-          <w:szCs w:val="28"/>
-          <w:lang w:val="en-US" w:eastAsia="zh-CN"/>
-        </w:rPr>
-        <w:t>穿着黑色大衣的</w:t>
-      </w:r>
-      <w:r>
-        <w:rPr>
-          <w:rFonts w:hint="default"/>
-          <w:sz w:val="28"/>
-          <w:szCs w:val="28"/>
-          <w:lang w:val="en-US" w:eastAsia="zh-CN"/>
-        </w:rPr>
-        <w:t>人</w:t>
-      </w:r>
-      <w:r>
-        <w:rPr>
-          <w:rFonts w:hint="eastAsia"/>
-          <w:sz w:val="28"/>
-          <w:szCs w:val="28"/>
-          <w:lang w:val="en-US" w:eastAsia="zh-CN"/>
-        </w:rPr>
-        <w:t>——||</w:t>
-      </w:r>
-    </w:p>
-    <w:p>
-      <w:pPr>
-        <w:rPr>
-          <w:rFonts w:hint="default"/>
-          <w:sz w:val="28"/>
-          <w:szCs w:val="28"/>
-          <w:lang w:val="en-US" w:eastAsia="zh-CN"/>
-        </w:rPr>
-      </w:pPr>
-    </w:p>
-    <w:p>
-      <w:pPr>
-        <w:rPr>
-          <w:rFonts w:hint="default"/>
-          <w:sz w:val="28"/>
-          <w:szCs w:val="28"/>
-          <w:lang w:val="en-US" w:eastAsia="zh-CN"/>
-        </w:rPr>
-      </w:pPr>
-      <w:r>
-        <w:rPr>
-          <w:rFonts w:hint="eastAsia"/>
-          <w:sz w:val="28"/>
-          <w:szCs w:val="28"/>
-          <w:lang w:val="en-US" w:eastAsia="zh-CN"/>
-        </w:rPr>
-        <w:t>||温叙||</w:t>
-      </w:r>
-    </w:p>
-    <w:p>
-      <w:pPr>
-        <w:rPr>
-          <w:rFonts w:hint="default"/>
-          <w:sz w:val="28"/>
-          <w:szCs w:val="28"/>
-          <w:lang w:val="en-US" w:eastAsia="zh-CN"/>
-        </w:rPr>
-      </w:pPr>
-    </w:p>
-    <w:p>
-      <w:pPr>
-        <w:rPr>
-          <w:rFonts w:hint="eastAsia"/>
-          <w:sz w:val="28"/>
-          <w:szCs w:val="28"/>
-          <w:lang w:val="en-US" w:eastAsia="zh-CN"/>
-        </w:rPr>
-      </w:pPr>
-      <w:r>
-        <w:rPr>
-          <w:rFonts w:hint="eastAsia"/>
-          <w:sz w:val="28"/>
-          <w:szCs w:val="28"/>
-          <w:lang w:val="en-US" w:eastAsia="zh-CN"/>
-        </w:rPr>
-        <w:t>||</w:t>
-      </w:r>
-      <w:r>
-        <w:rPr>
-          <w:rFonts w:hint="default"/>
-          <w:sz w:val="28"/>
-          <w:szCs w:val="28"/>
-          <w:lang w:val="en-US" w:eastAsia="zh-CN"/>
-        </w:rPr>
-        <w:t>你走近</w:t>
-      </w:r>
-      <w:r>
-        <w:rPr>
-          <w:rFonts w:hint="eastAsia"/>
-          <w:sz w:val="28"/>
-          <w:szCs w:val="28"/>
-          <w:lang w:val="en-US" w:eastAsia="zh-CN"/>
-        </w:rPr>
-        <w:t>，</w:t>
-      </w:r>
-      <w:r>
-        <w:rPr>
-          <w:rFonts w:hint="default"/>
-          <w:sz w:val="28"/>
-          <w:szCs w:val="28"/>
-          <w:lang w:val="en-US" w:eastAsia="zh-CN"/>
-        </w:rPr>
-        <w:t>他的身体是侧躺着的，面朝着你来的方向，像是倒下去之后再也没有动过</w:t>
-      </w:r>
-      <w:r>
-        <w:rPr>
-          <w:rFonts w:hint="eastAsia"/>
-          <w:sz w:val="28"/>
-          <w:szCs w:val="28"/>
-          <w:lang w:val="en-US" w:eastAsia="zh-CN"/>
-        </w:rPr>
-        <w:t>||</w:t>
-      </w:r>
-    </w:p>
-    <w:p>
-      <w:pPr>
-        <w:rPr>
-          <w:rFonts w:hint="eastAsia"/>
-          <w:sz w:val="28"/>
-          <w:szCs w:val="28"/>
-          <w:lang w:val="en-US" w:eastAsia="zh-CN"/>
-        </w:rPr>
-      </w:pPr>
-    </w:p>
-    <w:p>
-      <w:pPr>
-        <w:rPr>
-          <w:rFonts w:hint="eastAsia"/>
-          <w:sz w:val="28"/>
-          <w:szCs w:val="28"/>
-          <w:lang w:val="en-US" w:eastAsia="zh-CN"/>
-        </w:rPr>
-      </w:pPr>
-      <w:r>
-        <w:rPr>
-          <w:rFonts w:hint="eastAsia"/>
-          <w:sz w:val="28"/>
-          <w:szCs w:val="28"/>
-          <w:lang w:val="en-US" w:eastAsia="zh-CN"/>
-        </w:rPr>
-        <w:t>||</w:t>
-      </w:r>
-      <w:r>
-        <w:rPr>
-          <w:rFonts w:hint="default"/>
-          <w:sz w:val="28"/>
-          <w:szCs w:val="28"/>
-          <w:lang w:val="en-US" w:eastAsia="zh-CN"/>
-        </w:rPr>
-        <w:t>他的眼睛睁着，瞳孔涣散，失去了焦距。他的嘴唇微微张着，像在说什么，但什么声音也没有</w:t>
-      </w:r>
-      <w:r>
-        <w:rPr>
-          <w:rFonts w:hint="eastAsia"/>
-          <w:sz w:val="28"/>
-          <w:szCs w:val="28"/>
-          <w:lang w:val="en-US" w:eastAsia="zh-CN"/>
-        </w:rPr>
-        <w:t>||</w:t>
-      </w:r>
-    </w:p>
-    <w:p>
-      <w:pPr>
-        <w:rPr>
-          <w:rFonts w:hint="eastAsia"/>
-          <w:sz w:val="28"/>
-          <w:szCs w:val="28"/>
-          <w:lang w:val="en-US" w:eastAsia="zh-CN"/>
-        </w:rPr>
-      </w:pPr>
-    </w:p>
-    <w:p>
-      <w:pPr>
-        <w:rPr>
-          <w:rFonts w:hint="eastAsia"/>
-          <w:sz w:val="28"/>
-          <w:szCs w:val="28"/>
-          <w:lang w:val="en-US" w:eastAsia="zh-CN"/>
-        </w:rPr>
-      </w:pPr>
-      <w:r>
-        <w:rPr>
-          <w:rFonts w:hint="eastAsia"/>
-          <w:sz w:val="28"/>
-          <w:szCs w:val="28"/>
-          <w:lang w:val="en-US" w:eastAsia="zh-CN"/>
-        </w:rPr>
-        <w:t>||</w:t>
-      </w:r>
-      <w:r>
-        <w:rPr>
-          <w:rFonts w:hint="default"/>
-          <w:sz w:val="28"/>
-          <w:szCs w:val="28"/>
-          <w:lang w:val="en-US" w:eastAsia="zh-CN"/>
-        </w:rPr>
-        <w:t>他的脸上没有痛苦，没有恐惧，只有一种凝固的空白</w:t>
-      </w:r>
-      <w:r>
-        <w:rPr>
-          <w:rFonts w:hint="eastAsia"/>
-          <w:sz w:val="28"/>
-          <w:szCs w:val="28"/>
-          <w:lang w:val="en-US" w:eastAsia="zh-CN"/>
-        </w:rPr>
-        <w:t>||</w:t>
-      </w:r>
-    </w:p>
-    <w:p>
-      <w:pPr>
-        <w:rPr>
-          <w:rFonts w:hint="eastAsia"/>
-          <w:sz w:val="28"/>
-          <w:szCs w:val="28"/>
-          <w:lang w:val="en-US" w:eastAsia="zh-CN"/>
-        </w:rPr>
-      </w:pPr>
-    </w:p>
-    <w:p>
-      <w:pPr>
-        <w:rPr>
-          <w:rFonts w:hint="default"/>
-          <w:sz w:val="28"/>
-          <w:szCs w:val="28"/>
-          <w:lang w:val="en-US" w:eastAsia="zh-CN"/>
-        </w:rPr>
-      </w:pPr>
-      <w:r>
-        <w:rPr>
-          <w:rFonts w:hint="eastAsia"/>
-          <w:sz w:val="28"/>
-          <w:szCs w:val="28"/>
-          <w:lang w:val="en-US" w:eastAsia="zh-CN"/>
-        </w:rPr>
-        <w:t>||</w:t>
-      </w:r>
-      <w:r>
-        <w:rPr>
-          <w:rFonts w:hint="default"/>
-          <w:sz w:val="28"/>
-          <w:szCs w:val="28"/>
-          <w:lang w:val="en-US" w:eastAsia="zh-CN"/>
-        </w:rPr>
-        <w:t>像是他在最后一刻看到了什么，但那个画面还没来得及传到脸上，一切就停止了</w:t>
-      </w:r>
-      <w:r>
-        <w:rPr>
-          <w:rFonts w:hint="eastAsia"/>
-          <w:sz w:val="28"/>
-          <w:szCs w:val="28"/>
-          <w:lang w:val="en-US" w:eastAsia="zh-CN"/>
-        </w:rPr>
-        <w:t>||</w:t>
-      </w:r>
-    </w:p>
-    <w:p>
-      <w:pPr>
-        <w:rPr>
-          <w:rFonts w:hint="default"/>
-          <w:sz w:val="28"/>
-          <w:szCs w:val="28"/>
-          <w:lang w:val="en-US" w:eastAsia="zh-CN"/>
-        </w:rPr>
-      </w:pPr>
-    </w:p>
-    <w:p>
-      <w:pPr>
-        <w:rPr>
-          <w:rFonts w:hint="default"/>
-          <w:sz w:val="28"/>
-          <w:szCs w:val="28"/>
-          <w:lang w:val="en-US" w:eastAsia="zh-CN"/>
-        </w:rPr>
-      </w:pPr>
-      <w:r>
-        <w:rPr>
-          <w:rFonts w:hint="eastAsia"/>
-          <w:sz w:val="28"/>
-          <w:szCs w:val="28"/>
-          <w:lang w:val="en-US" w:eastAsia="zh-CN"/>
-        </w:rPr>
-        <w:t>||</w:t>
-      </w:r>
-      <w:r>
-        <w:rPr>
-          <w:rFonts w:hint="default"/>
-          <w:sz w:val="28"/>
-          <w:szCs w:val="28"/>
-          <w:lang w:val="en-US" w:eastAsia="zh-CN"/>
-        </w:rPr>
-        <w:t>死不瞑目</w:t>
-      </w:r>
-      <w:r>
-        <w:rPr>
-          <w:rFonts w:hint="eastAsia"/>
-          <w:sz w:val="28"/>
-          <w:szCs w:val="28"/>
-          <w:lang w:val="en-US" w:eastAsia="zh-CN"/>
-        </w:rPr>
-        <w:t>||</w:t>
-      </w:r>
-    </w:p>
-    <w:p>
-      <w:pPr>
-        <w:rPr>
-          <w:rFonts w:hint="default"/>
-          <w:sz w:val="28"/>
-          <w:szCs w:val="28"/>
-          <w:lang w:val="en-US" w:eastAsia="zh-CN"/>
-        </w:rPr>
-      </w:pPr>
-    </w:p>
-    <w:p>
-      <w:pPr>
-        <w:rPr>
-          <w:rFonts w:hint="eastAsia"/>
-          <w:sz w:val="28"/>
-          <w:szCs w:val="28"/>
-          <w:lang w:val="en-US" w:eastAsia="zh-CN"/>
-        </w:rPr>
-      </w:pPr>
-      <w:r>
-        <w:rPr>
-          <w:rFonts w:hint="eastAsia"/>
-          <w:sz w:val="28"/>
-          <w:szCs w:val="28"/>
-          <w:lang w:val="en-US" w:eastAsia="zh-CN"/>
-        </w:rPr>
-        <w:t>||</w:t>
-      </w:r>
-      <w:r>
-        <w:rPr>
-          <w:rFonts w:hint="default"/>
-          <w:sz w:val="28"/>
-          <w:szCs w:val="28"/>
-          <w:lang w:val="en-US" w:eastAsia="zh-CN"/>
-        </w:rPr>
-        <w:t>你的膝盖发软，蹲下来。手悬在他的脸侧，不敢碰，也不知道该碰哪里</w:t>
-      </w:r>
-      <w:r>
-        <w:rPr>
-          <w:rFonts w:hint="eastAsia"/>
-          <w:sz w:val="28"/>
-          <w:szCs w:val="28"/>
-          <w:lang w:val="en-US" w:eastAsia="zh-CN"/>
-        </w:rPr>
-        <w:t>||</w:t>
-      </w:r>
-    </w:p>
-    <w:p>
-      <w:pPr>
-        <w:rPr>
-          <w:rFonts w:hint="eastAsia"/>
-          <w:sz w:val="28"/>
-          <w:szCs w:val="28"/>
-          <w:lang w:val="en-US" w:eastAsia="zh-CN"/>
-        </w:rPr>
-      </w:pPr>
-    </w:p>
-    <w:p>
-      <w:pPr>
-        <w:rPr>
-          <w:rFonts w:hint="eastAsia"/>
-          <w:sz w:val="28"/>
-          <w:szCs w:val="28"/>
-          <w:lang w:val="en-US" w:eastAsia="zh-CN"/>
-        </w:rPr>
-      </w:pPr>
-      <w:r>
-        <w:rPr>
-          <w:rFonts w:hint="eastAsia"/>
-          <w:sz w:val="28"/>
-          <w:szCs w:val="28"/>
-          <w:lang w:val="en-US" w:eastAsia="zh-CN"/>
-        </w:rPr>
-        <w:t>||</w:t>
-      </w:r>
-      <w:r>
-        <w:rPr>
-          <w:rFonts w:hint="default"/>
-          <w:sz w:val="28"/>
-          <w:szCs w:val="28"/>
-          <w:lang w:val="en-US" w:eastAsia="zh-CN"/>
-        </w:rPr>
-        <w:t>他的皮肤是凉的，没有了任何温度的、像</w:t>
-      </w:r>
-      <w:r>
-        <w:rPr>
-          <w:rFonts w:hint="eastAsia"/>
-          <w:sz w:val="28"/>
-          <w:szCs w:val="28"/>
-          <w:lang w:val="en-US" w:eastAsia="zh-CN"/>
-        </w:rPr>
-        <w:t>金属、</w:t>
-      </w:r>
-      <w:r>
-        <w:rPr>
-          <w:rFonts w:hint="default"/>
-          <w:sz w:val="28"/>
-          <w:szCs w:val="28"/>
-          <w:lang w:val="en-US" w:eastAsia="zh-CN"/>
-        </w:rPr>
-        <w:t>瓷器一样凉。你</w:t>
-      </w:r>
-      <w:r>
-        <w:rPr>
-          <w:rFonts w:hint="eastAsia"/>
-          <w:sz w:val="28"/>
-          <w:szCs w:val="28"/>
-          <w:lang w:val="en-US" w:eastAsia="zh-CN"/>
-        </w:rPr>
-        <w:t>颤抖着</w:t>
-      </w:r>
-      <w:r>
-        <w:rPr>
-          <w:rFonts w:hint="default"/>
-          <w:sz w:val="28"/>
-          <w:szCs w:val="28"/>
-          <w:lang w:val="en-US" w:eastAsia="zh-CN"/>
-        </w:rPr>
-        <w:t>把手覆上他的眼睛，想替他合上眼睑</w:t>
-      </w:r>
-      <w:r>
-        <w:rPr>
-          <w:rFonts w:hint="eastAsia"/>
-          <w:sz w:val="28"/>
-          <w:szCs w:val="28"/>
-          <w:lang w:val="en-US" w:eastAsia="zh-CN"/>
-        </w:rPr>
-        <w:t>||</w:t>
-      </w:r>
-    </w:p>
-    <w:p>
-      <w:pPr>
-        <w:rPr>
-          <w:rFonts w:hint="default"/>
-          <w:sz w:val="28"/>
-          <w:szCs w:val="28"/>
-          <w:lang w:val="en-US" w:eastAsia="zh-CN"/>
-        </w:rPr>
-      </w:pPr>
-    </w:p>
-    <w:p>
-      <w:pPr>
-        <w:rPr>
-          <w:rFonts w:hint="eastAsia"/>
-          <w:sz w:val="28"/>
-          <w:szCs w:val="28"/>
-          <w:lang w:val="en-US" w:eastAsia="zh-CN"/>
-        </w:rPr>
-      </w:pPr>
-      <w:r>
-        <w:rPr>
-          <w:rFonts w:hint="eastAsia"/>
-          <w:sz w:val="28"/>
-          <w:szCs w:val="28"/>
-          <w:lang w:val="en-US" w:eastAsia="zh-CN"/>
-        </w:rPr>
-        <w:t>||</w:t>
-      </w:r>
-      <w:r>
-        <w:rPr>
-          <w:rFonts w:hint="default"/>
-          <w:sz w:val="28"/>
-          <w:szCs w:val="28"/>
-          <w:lang w:val="en-US" w:eastAsia="zh-CN"/>
-        </w:rPr>
-        <w:t>眼睑没有合上</w:t>
-      </w:r>
-      <w:r>
-        <w:rPr>
-          <w:rFonts w:hint="eastAsia"/>
-          <w:sz w:val="28"/>
-          <w:szCs w:val="28"/>
-          <w:lang w:val="en-US" w:eastAsia="zh-CN"/>
-        </w:rPr>
-        <w:t>||</w:t>
-      </w:r>
-    </w:p>
-    <w:p>
-      <w:pPr>
-        <w:rPr>
-          <w:rFonts w:hint="default"/>
-          <w:sz w:val="28"/>
-          <w:szCs w:val="28"/>
-          <w:lang w:val="en-US" w:eastAsia="zh-CN"/>
-        </w:rPr>
-      </w:pPr>
-    </w:p>
-    <w:p>
-      <w:pPr>
-        <w:rPr>
-          <w:rFonts w:hint="eastAsia"/>
-          <w:sz w:val="28"/>
-          <w:szCs w:val="28"/>
-          <w:lang w:val="en-US" w:eastAsia="zh-CN"/>
-        </w:rPr>
-      </w:pPr>
-      <w:r>
-        <w:rPr>
-          <w:rFonts w:hint="eastAsia"/>
-          <w:sz w:val="28"/>
-          <w:szCs w:val="28"/>
-          <w:lang w:val="en-US" w:eastAsia="zh-CN"/>
-        </w:rPr>
-        <w:t>||</w:t>
-      </w:r>
-      <w:r>
-        <w:rPr>
-          <w:rFonts w:hint="default"/>
-          <w:sz w:val="28"/>
-          <w:szCs w:val="28"/>
-          <w:lang w:val="en-US" w:eastAsia="zh-CN"/>
-        </w:rPr>
-        <w:t>他的身边散落着许多</w:t>
-      </w:r>
-      <w:r>
-        <w:rPr>
-          <w:rFonts w:hint="eastAsia"/>
-          <w:sz w:val="28"/>
-          <w:szCs w:val="28"/>
-          <w:lang w:val="en-US" w:eastAsia="zh-CN"/>
-        </w:rPr>
-        <w:t>照片，</w:t>
-      </w:r>
-      <w:r>
-        <w:rPr>
-          <w:rFonts w:hint="default"/>
-          <w:sz w:val="28"/>
-          <w:szCs w:val="28"/>
-          <w:lang w:val="en-US" w:eastAsia="zh-CN"/>
-        </w:rPr>
-        <w:t>你捡起一张，照片里是</w:t>
-      </w:r>
-      <w:r>
-        <w:rPr>
-          <w:rFonts w:hint="eastAsia"/>
-          <w:sz w:val="28"/>
-          <w:szCs w:val="28"/>
-          <w:lang w:val="en-US" w:eastAsia="zh-CN"/>
-        </w:rPr>
-        <w:t>你</w:t>
-      </w:r>
-      <w:r>
-        <w:rPr>
-          <w:rFonts w:hint="default"/>
-          <w:sz w:val="28"/>
-          <w:szCs w:val="28"/>
-          <w:lang w:val="en-US" w:eastAsia="zh-CN"/>
-        </w:rPr>
-        <w:t>的侧脸，扎着马尾，</w:t>
-      </w:r>
-      <w:r>
-        <w:rPr>
-          <w:rFonts w:hint="eastAsia"/>
-          <w:sz w:val="28"/>
-          <w:szCs w:val="28"/>
-          <w:lang w:val="en-US" w:eastAsia="zh-CN"/>
-        </w:rPr>
-        <w:t>还</w:t>
-      </w:r>
-      <w:r>
-        <w:rPr>
-          <w:rFonts w:hint="default"/>
-          <w:sz w:val="28"/>
-          <w:szCs w:val="28"/>
-          <w:lang w:val="en-US" w:eastAsia="zh-CN"/>
-        </w:rPr>
-        <w:t>穿着</w:t>
-      </w:r>
-      <w:r>
-        <w:rPr>
-          <w:rFonts w:hint="eastAsia"/>
-          <w:sz w:val="28"/>
-          <w:szCs w:val="28"/>
-          <w:lang w:val="en-US" w:eastAsia="zh-CN"/>
-        </w:rPr>
-        <w:t>高中</w:t>
-      </w:r>
-      <w:r>
-        <w:rPr>
-          <w:rFonts w:hint="default"/>
-          <w:sz w:val="28"/>
-          <w:szCs w:val="28"/>
-          <w:lang w:val="en-US" w:eastAsia="zh-CN"/>
-        </w:rPr>
-        <w:t>校服</w:t>
-      </w:r>
-      <w:r>
-        <w:rPr>
-          <w:rFonts w:hint="eastAsia"/>
-          <w:sz w:val="28"/>
-          <w:szCs w:val="28"/>
-          <w:lang w:val="en-US" w:eastAsia="zh-CN"/>
-        </w:rPr>
-        <w:t>||</w:t>
-      </w:r>
-    </w:p>
-    <w:p>
-      <w:pPr>
-        <w:rPr>
-          <w:rFonts w:hint="eastAsia"/>
-          <w:sz w:val="28"/>
-          <w:szCs w:val="28"/>
-          <w:lang w:val="en-US" w:eastAsia="zh-CN"/>
-        </w:rPr>
-      </w:pPr>
-    </w:p>
-    <w:p>
-      <w:pPr>
-        <w:rPr>
-          <w:rFonts w:hint="default"/>
-          <w:sz w:val="28"/>
-          <w:szCs w:val="28"/>
-          <w:lang w:val="en-US" w:eastAsia="zh-CN"/>
-        </w:rPr>
-      </w:pPr>
-      <w:r>
-        <w:rPr>
-          <w:rFonts w:hint="eastAsia"/>
-          <w:sz w:val="28"/>
-          <w:szCs w:val="28"/>
-          <w:lang w:val="en-US" w:eastAsia="zh-CN"/>
-        </w:rPr>
-        <w:t>||</w:t>
-      </w:r>
-      <w:r>
-        <w:rPr>
-          <w:rFonts w:hint="default"/>
-          <w:sz w:val="28"/>
-          <w:szCs w:val="28"/>
-          <w:lang w:val="en-US" w:eastAsia="zh-CN"/>
-        </w:rPr>
-        <w:t>照片的背面有一行字，用</w:t>
-      </w:r>
-      <w:r>
-        <w:rPr>
-          <w:rFonts w:hint="eastAsia"/>
-          <w:sz w:val="28"/>
-          <w:szCs w:val="28"/>
-          <w:lang w:val="en-US" w:eastAsia="zh-CN"/>
-        </w:rPr>
-        <w:t>钢笔</w:t>
-      </w:r>
-      <w:r>
-        <w:rPr>
-          <w:rFonts w:hint="default"/>
-          <w:sz w:val="28"/>
-          <w:szCs w:val="28"/>
-          <w:lang w:val="en-US" w:eastAsia="zh-CN"/>
-        </w:rPr>
-        <w:t>写的，字迹很轻：</w:t>
-      </w:r>
-      <w:r>
-        <w:rPr>
-          <w:rFonts w:hint="eastAsia"/>
-          <w:sz w:val="28"/>
-          <w:szCs w:val="28"/>
-          <w:lang w:val="en-US" w:eastAsia="zh-CN"/>
-        </w:rPr>
-        <w:t>“今天遇到她了，可惜……她不记得我”||</w:t>
-      </w:r>
-    </w:p>
-    <w:p>
-      <w:pPr>
-        <w:rPr>
-          <w:rFonts w:hint="default"/>
-          <w:sz w:val="28"/>
-          <w:szCs w:val="28"/>
-          <w:lang w:val="en-US" w:eastAsia="zh-CN"/>
-        </w:rPr>
-      </w:pPr>
-    </w:p>
-    <w:p>
-      <w:pPr>
-        <w:rPr>
-          <w:rFonts w:hint="eastAsia"/>
-          <w:sz w:val="28"/>
-          <w:szCs w:val="28"/>
-          <w:lang w:val="en-US" w:eastAsia="zh-CN"/>
-        </w:rPr>
-      </w:pPr>
-      <w:r>
-        <w:rPr>
-          <w:rFonts w:hint="eastAsia"/>
-          <w:sz w:val="28"/>
-          <w:szCs w:val="28"/>
-          <w:lang w:val="en-US" w:eastAsia="zh-CN"/>
-        </w:rPr>
-        <w:t>||</w:t>
-      </w:r>
-      <w:r>
-        <w:rPr>
-          <w:rFonts w:hint="default"/>
-          <w:sz w:val="28"/>
-          <w:szCs w:val="28"/>
-          <w:lang w:val="en-US" w:eastAsia="zh-CN"/>
-        </w:rPr>
-        <w:t>你的手指开始发抖</w:t>
-      </w:r>
-      <w:r>
-        <w:rPr>
-          <w:rFonts w:hint="eastAsia"/>
-          <w:sz w:val="28"/>
-          <w:szCs w:val="28"/>
-          <w:lang w:val="en-US" w:eastAsia="zh-CN"/>
-        </w:rPr>
-        <w:t>，</w:t>
-      </w:r>
-      <w:r>
-        <w:rPr>
-          <w:rFonts w:hint="default"/>
-          <w:sz w:val="28"/>
-          <w:szCs w:val="28"/>
-          <w:lang w:val="en-US" w:eastAsia="zh-CN"/>
-        </w:rPr>
-        <w:t>捡起第二张。</w:t>
-      </w:r>
-      <w:r>
-        <w:rPr>
-          <w:rFonts w:hint="eastAsia"/>
-          <w:sz w:val="28"/>
-          <w:szCs w:val="28"/>
-          <w:lang w:val="en-US" w:eastAsia="zh-CN"/>
-        </w:rPr>
-        <w:t>照片里</w:t>
-      </w:r>
-      <w:r>
-        <w:rPr>
-          <w:rFonts w:hint="default"/>
-          <w:sz w:val="28"/>
-          <w:szCs w:val="28"/>
-          <w:lang w:val="en-US" w:eastAsia="zh-CN"/>
-        </w:rPr>
-        <w:t>还是</w:t>
-      </w:r>
-      <w:r>
-        <w:rPr>
-          <w:rFonts w:hint="eastAsia"/>
-          <w:sz w:val="28"/>
-          <w:szCs w:val="28"/>
-          <w:lang w:val="en-US" w:eastAsia="zh-CN"/>
-        </w:rPr>
-        <w:t>你</w:t>
-      </w:r>
-      <w:r>
-        <w:rPr>
-          <w:rFonts w:hint="default"/>
-          <w:sz w:val="28"/>
-          <w:szCs w:val="28"/>
-          <w:lang w:val="en-US" w:eastAsia="zh-CN"/>
-        </w:rPr>
-        <w:t>，</w:t>
-      </w:r>
-      <w:r>
-        <w:rPr>
-          <w:rFonts w:hint="eastAsia"/>
-          <w:sz w:val="28"/>
-          <w:szCs w:val="28"/>
-          <w:lang w:val="en-US" w:eastAsia="zh-CN"/>
-        </w:rPr>
-        <w:t>只是</w:t>
-      </w:r>
-      <w:r>
-        <w:rPr>
-          <w:rFonts w:hint="default"/>
-          <w:sz w:val="28"/>
-          <w:szCs w:val="28"/>
-          <w:lang w:val="en-US" w:eastAsia="zh-CN"/>
-        </w:rPr>
-        <w:t>换了一个角度，在图书馆里，低着头看书</w:t>
-      </w:r>
-      <w:r>
-        <w:rPr>
-          <w:rFonts w:hint="eastAsia"/>
-          <w:sz w:val="28"/>
-          <w:szCs w:val="28"/>
-          <w:lang w:val="en-US" w:eastAsia="zh-CN"/>
-        </w:rPr>
-        <w:t>||</w:t>
-      </w:r>
-    </w:p>
-    <w:p>
-      <w:pPr>
-        <w:rPr>
-          <w:rFonts w:hint="eastAsia"/>
-          <w:sz w:val="28"/>
-          <w:szCs w:val="28"/>
-          <w:lang w:val="en-US" w:eastAsia="zh-CN"/>
-        </w:rPr>
-      </w:pPr>
-    </w:p>
-    <w:p>
-      <w:pPr>
-        <w:rPr>
-          <w:rFonts w:hint="default"/>
-          <w:sz w:val="28"/>
-          <w:szCs w:val="28"/>
-          <w:lang w:val="en-US" w:eastAsia="zh-CN"/>
-        </w:rPr>
-      </w:pPr>
-      <w:r>
-        <w:rPr>
-          <w:rFonts w:hint="eastAsia"/>
-          <w:sz w:val="28"/>
-          <w:szCs w:val="28"/>
-          <w:lang w:val="en-US" w:eastAsia="zh-CN"/>
-        </w:rPr>
-        <w:t>||</w:t>
-      </w:r>
-      <w:r>
-        <w:rPr>
-          <w:rFonts w:hint="default"/>
-          <w:sz w:val="28"/>
-          <w:szCs w:val="28"/>
-          <w:lang w:val="en-US" w:eastAsia="zh-CN"/>
-        </w:rPr>
-        <w:t>照片背面</w:t>
-      </w:r>
-      <w:r>
-        <w:rPr>
-          <w:rFonts w:hint="eastAsia"/>
-          <w:sz w:val="28"/>
-          <w:szCs w:val="28"/>
-          <w:lang w:val="en-US" w:eastAsia="zh-CN"/>
-        </w:rPr>
-        <w:t>写着</w:t>
-      </w:r>
-      <w:r>
-        <w:rPr>
-          <w:rFonts w:hint="default"/>
-          <w:sz w:val="28"/>
-          <w:szCs w:val="28"/>
-          <w:lang w:val="en-US" w:eastAsia="zh-CN"/>
-        </w:rPr>
-        <w:t>：</w:t>
-      </w:r>
-      <w:r>
-        <w:rPr>
-          <w:rFonts w:hint="eastAsia"/>
-          <w:sz w:val="28"/>
-          <w:szCs w:val="28"/>
-          <w:lang w:val="en-US" w:eastAsia="zh-CN"/>
-        </w:rPr>
-        <w:t>“</w:t>
-      </w:r>
-      <w:r>
-        <w:rPr>
-          <w:rFonts w:hint="default"/>
-          <w:sz w:val="28"/>
-          <w:szCs w:val="28"/>
-          <w:lang w:val="en-US" w:eastAsia="zh-CN"/>
-        </w:rPr>
-        <w:t>她不知道我坐在她后面</w:t>
-      </w:r>
-      <w:r>
-        <w:rPr>
-          <w:rFonts w:hint="eastAsia"/>
-          <w:sz w:val="28"/>
-          <w:szCs w:val="28"/>
-          <w:lang w:val="en-US" w:eastAsia="zh-CN"/>
-        </w:rPr>
-        <w:t>，</w:t>
-      </w:r>
-      <w:r>
-        <w:rPr>
-          <w:rFonts w:hint="default"/>
-          <w:sz w:val="28"/>
-          <w:szCs w:val="28"/>
-          <w:lang w:val="en-US" w:eastAsia="zh-CN"/>
-        </w:rPr>
-        <w:t>每次她来借书，我都会把想推荐的书放在她顺手的位置</w:t>
-      </w:r>
-      <w:r>
-        <w:rPr>
-          <w:rFonts w:hint="eastAsia"/>
-          <w:sz w:val="28"/>
-          <w:szCs w:val="28"/>
-          <w:lang w:val="en-US" w:eastAsia="zh-CN"/>
-        </w:rPr>
-        <w:t>”||</w:t>
-      </w:r>
-    </w:p>
-    <w:p>
-      <w:pPr>
-        <w:rPr>
-          <w:rFonts w:hint="default"/>
-          <w:sz w:val="28"/>
-          <w:szCs w:val="28"/>
-          <w:lang w:val="en-US" w:eastAsia="zh-CN"/>
-        </w:rPr>
-      </w:pPr>
-    </w:p>
-    <w:p>
-      <w:pPr>
-        <w:rPr>
-          <w:rFonts w:hint="eastAsia"/>
-          <w:sz w:val="28"/>
-          <w:szCs w:val="28"/>
-          <w:lang w:val="en-US" w:eastAsia="zh-CN"/>
-        </w:rPr>
-      </w:pPr>
-      <w:r>
-        <w:rPr>
-          <w:rFonts w:hint="eastAsia"/>
-          <w:sz w:val="28"/>
-          <w:szCs w:val="28"/>
-          <w:lang w:val="en-US" w:eastAsia="zh-CN"/>
-        </w:rPr>
-        <w:t>||然后你捡起了第三张、第四张、第五张，</w:t>
-      </w:r>
-      <w:r>
-        <w:rPr>
-          <w:rFonts w:hint="default"/>
-          <w:sz w:val="28"/>
-          <w:szCs w:val="28"/>
-          <w:lang w:val="en-US" w:eastAsia="zh-CN"/>
-        </w:rPr>
-        <w:t>每一张都是你</w:t>
-      </w:r>
-      <w:r>
-        <w:rPr>
-          <w:rFonts w:hint="eastAsia"/>
-          <w:sz w:val="28"/>
-          <w:szCs w:val="28"/>
-          <w:lang w:val="en-US" w:eastAsia="zh-CN"/>
-        </w:rPr>
-        <w:t>||</w:t>
-      </w:r>
-    </w:p>
-    <w:p>
-      <w:pPr>
-        <w:rPr>
-          <w:rFonts w:hint="eastAsia"/>
-          <w:sz w:val="28"/>
-          <w:szCs w:val="28"/>
-          <w:lang w:val="en-US" w:eastAsia="zh-CN"/>
-        </w:rPr>
-      </w:pPr>
-    </w:p>
-    <w:p>
-      <w:pPr>
-        <w:rPr>
-          <w:rFonts w:hint="eastAsia"/>
-          <w:sz w:val="28"/>
-          <w:szCs w:val="28"/>
-          <w:lang w:val="en-US" w:eastAsia="zh-CN"/>
-        </w:rPr>
-      </w:pPr>
-      <w:r>
-        <w:rPr>
-          <w:rFonts w:hint="eastAsia"/>
-          <w:sz w:val="28"/>
-          <w:szCs w:val="28"/>
-          <w:lang w:val="en-US" w:eastAsia="zh-CN"/>
-        </w:rPr>
-        <w:t>||</w:t>
-      </w:r>
-      <w:r>
-        <w:rPr>
-          <w:rFonts w:hint="default"/>
-          <w:sz w:val="28"/>
-          <w:szCs w:val="28"/>
-          <w:lang w:val="en-US" w:eastAsia="zh-CN"/>
-        </w:rPr>
-        <w:t>从高中到大学，从大学到现在。有些是你知道的地点，有些是你完全没有印象的角落</w:t>
-      </w:r>
-      <w:r>
-        <w:rPr>
-          <w:rFonts w:hint="eastAsia"/>
-          <w:sz w:val="28"/>
-          <w:szCs w:val="28"/>
-          <w:lang w:val="en-US" w:eastAsia="zh-CN"/>
-        </w:rPr>
-        <w:t>||</w:t>
-      </w:r>
-    </w:p>
-    <w:p>
-      <w:pPr>
-        <w:rPr>
-          <w:rFonts w:hint="eastAsia"/>
-          <w:sz w:val="28"/>
-          <w:szCs w:val="28"/>
-          <w:lang w:val="en-US" w:eastAsia="zh-CN"/>
-        </w:rPr>
-      </w:pPr>
-    </w:p>
-    <w:p>
-      <w:pPr>
-        <w:rPr>
-          <w:rFonts w:hint="eastAsia"/>
-          <w:sz w:val="28"/>
-          <w:szCs w:val="28"/>
-          <w:lang w:val="en-US" w:eastAsia="zh-CN"/>
-        </w:rPr>
-      </w:pPr>
-      <w:r>
-        <w:rPr>
-          <w:rFonts w:hint="eastAsia"/>
-          <w:sz w:val="28"/>
-          <w:szCs w:val="28"/>
-          <w:lang w:val="en-US" w:eastAsia="zh-CN"/>
-        </w:rPr>
-        <w:t>||</w:t>
-      </w:r>
-      <w:r>
-        <w:rPr>
-          <w:rFonts w:hint="default"/>
-          <w:sz w:val="28"/>
-          <w:szCs w:val="28"/>
-          <w:lang w:val="en-US" w:eastAsia="zh-CN"/>
-        </w:rPr>
-        <w:t>有些照片拍得很模糊，像是隔着很远、很慌乱的瞬间。有些拍得很清楚，像是等了很久、终于等到的一个画面</w:t>
-      </w:r>
-      <w:r>
-        <w:rPr>
-          <w:rFonts w:hint="eastAsia"/>
-          <w:sz w:val="28"/>
-          <w:szCs w:val="28"/>
-          <w:lang w:val="en-US" w:eastAsia="zh-CN"/>
-        </w:rPr>
-        <w:t>||</w:t>
-      </w:r>
-    </w:p>
-    <w:p>
-      <w:pPr>
-        <w:rPr>
-          <w:rFonts w:hint="eastAsia"/>
-          <w:sz w:val="28"/>
-          <w:szCs w:val="28"/>
-          <w:lang w:val="en-US" w:eastAsia="zh-CN"/>
-        </w:rPr>
-      </w:pPr>
-    </w:p>
-    <w:p>
-      <w:pPr>
-        <w:rPr>
-          <w:rFonts w:hint="default"/>
-          <w:sz w:val="28"/>
-          <w:szCs w:val="28"/>
-          <w:lang w:val="en-US" w:eastAsia="zh-CN"/>
-        </w:rPr>
-      </w:pPr>
-      <w:r>
-        <w:rPr>
-          <w:rFonts w:hint="eastAsia"/>
-          <w:sz w:val="28"/>
-          <w:szCs w:val="28"/>
-          <w:lang w:val="en-US" w:eastAsia="zh-CN"/>
-        </w:rPr>
-        <w:t>||</w:t>
-      </w:r>
-      <w:r>
-        <w:rPr>
-          <w:rFonts w:hint="default"/>
-          <w:sz w:val="28"/>
-          <w:szCs w:val="28"/>
-          <w:lang w:val="en-US" w:eastAsia="zh-CN"/>
-        </w:rPr>
-        <w:t>每一张背面都有字</w:t>
-      </w:r>
-      <w:r>
-        <w:rPr>
-          <w:rFonts w:hint="eastAsia"/>
-          <w:sz w:val="28"/>
-          <w:szCs w:val="28"/>
-          <w:lang w:val="en-US" w:eastAsia="zh-CN"/>
-        </w:rPr>
-        <w:t>||</w:t>
-      </w:r>
-    </w:p>
-    <w:p>
-      <w:pPr>
-        <w:rPr>
-          <w:rFonts w:hint="default"/>
-          <w:sz w:val="28"/>
-          <w:szCs w:val="28"/>
-          <w:lang w:val="en-US" w:eastAsia="zh-CN"/>
-        </w:rPr>
-      </w:pPr>
-    </w:p>
-    <w:p>
-      <w:pPr>
-        <w:rPr>
-          <w:rFonts w:hint="default"/>
-          <w:sz w:val="28"/>
-          <w:szCs w:val="28"/>
-          <w:lang w:val="en-US" w:eastAsia="zh-CN"/>
-        </w:rPr>
-      </w:pPr>
-      <w:r>
-        <w:rPr>
-          <w:rFonts w:hint="eastAsia"/>
-          <w:sz w:val="28"/>
-          <w:szCs w:val="28"/>
-          <w:lang w:val="en-US" w:eastAsia="zh-CN"/>
-        </w:rPr>
-        <w:t>||“</w:t>
-      </w:r>
-      <w:r>
-        <w:rPr>
-          <w:rFonts w:hint="default"/>
-          <w:sz w:val="28"/>
-          <w:szCs w:val="28"/>
-          <w:lang w:val="en-US" w:eastAsia="zh-CN"/>
-        </w:rPr>
-        <w:t>她今天笑了</w:t>
-      </w:r>
-      <w:r>
-        <w:rPr>
-          <w:rFonts w:hint="eastAsia"/>
-          <w:sz w:val="28"/>
-          <w:szCs w:val="28"/>
-          <w:lang w:val="en-US" w:eastAsia="zh-CN"/>
-        </w:rPr>
-        <w:t>，</w:t>
-      </w:r>
-      <w:r>
-        <w:rPr>
-          <w:rFonts w:hint="default"/>
-          <w:sz w:val="28"/>
-          <w:szCs w:val="28"/>
-          <w:lang w:val="en-US" w:eastAsia="zh-CN"/>
-        </w:rPr>
-        <w:t>不是因为我</w:t>
-      </w:r>
-      <w:r>
-        <w:rPr>
-          <w:rFonts w:hint="eastAsia"/>
-          <w:sz w:val="28"/>
-          <w:szCs w:val="28"/>
-          <w:lang w:val="en-US" w:eastAsia="zh-CN"/>
-        </w:rPr>
-        <w:t>”||</w:t>
-      </w:r>
-    </w:p>
-    <w:p>
-      <w:pPr>
-        <w:rPr>
-          <w:rFonts w:hint="default"/>
-          <w:sz w:val="28"/>
-          <w:szCs w:val="28"/>
-          <w:lang w:val="en-US" w:eastAsia="zh-CN"/>
-        </w:rPr>
-      </w:pPr>
-    </w:p>
-    <w:p>
-      <w:pPr>
-        <w:rPr>
-          <w:rFonts w:hint="default"/>
-          <w:sz w:val="28"/>
-          <w:szCs w:val="28"/>
-          <w:lang w:val="en-US" w:eastAsia="zh-CN"/>
-        </w:rPr>
-      </w:pPr>
-      <w:r>
-        <w:rPr>
-          <w:rFonts w:hint="eastAsia"/>
-          <w:sz w:val="28"/>
-          <w:szCs w:val="28"/>
-          <w:lang w:val="en-US" w:eastAsia="zh-CN"/>
-        </w:rPr>
-        <w:t>||“</w:t>
-      </w:r>
-      <w:r>
-        <w:rPr>
-          <w:rFonts w:hint="default"/>
-          <w:sz w:val="28"/>
-          <w:szCs w:val="28"/>
-          <w:lang w:val="en-US" w:eastAsia="zh-CN"/>
-        </w:rPr>
-        <w:t>她好像很喜欢那本</w:t>
-      </w:r>
-      <w:r>
-        <w:rPr>
-          <w:rFonts w:hint="eastAsia"/>
-          <w:sz w:val="28"/>
-          <w:szCs w:val="28"/>
-          <w:lang w:val="en-US" w:eastAsia="zh-CN"/>
-        </w:rPr>
-        <w:t>书”||</w:t>
-      </w:r>
-    </w:p>
-    <w:p>
-      <w:pPr>
-        <w:rPr>
-          <w:rFonts w:hint="default"/>
-          <w:sz w:val="28"/>
-          <w:szCs w:val="28"/>
-          <w:lang w:val="en-US" w:eastAsia="zh-CN"/>
-        </w:rPr>
-      </w:pPr>
-    </w:p>
-    <w:p>
-      <w:pPr>
-        <w:rPr>
-          <w:rFonts w:hint="default"/>
-          <w:sz w:val="28"/>
-          <w:szCs w:val="28"/>
-          <w:lang w:val="en-US" w:eastAsia="zh-CN"/>
-        </w:rPr>
-      </w:pPr>
-      <w:r>
-        <w:rPr>
-          <w:rFonts w:hint="eastAsia"/>
-          <w:sz w:val="28"/>
-          <w:szCs w:val="28"/>
-          <w:lang w:val="en-US" w:eastAsia="zh-CN"/>
-        </w:rPr>
-        <w:t>||“</w:t>
-      </w:r>
-      <w:r>
-        <w:rPr>
-          <w:rFonts w:hint="default"/>
-          <w:sz w:val="28"/>
-          <w:szCs w:val="28"/>
-          <w:lang w:val="en-US" w:eastAsia="zh-CN"/>
-        </w:rPr>
-        <w:t>她和一个男生走在一起</w:t>
-      </w:r>
-      <w:r>
-        <w:rPr>
-          <w:rFonts w:hint="eastAsia"/>
-          <w:sz w:val="28"/>
-          <w:szCs w:val="28"/>
-          <w:lang w:val="en-US" w:eastAsia="zh-CN"/>
-        </w:rPr>
-        <w:t>，</w:t>
-      </w:r>
-      <w:r>
-        <w:rPr>
-          <w:rFonts w:hint="default"/>
-          <w:sz w:val="28"/>
-          <w:szCs w:val="28"/>
-          <w:lang w:val="en-US" w:eastAsia="zh-CN"/>
-        </w:rPr>
-        <w:t>应该是</w:t>
-      </w:r>
-      <w:r>
-        <w:rPr>
-          <w:rFonts w:hint="eastAsia"/>
-          <w:sz w:val="28"/>
-          <w:szCs w:val="28"/>
-          <w:lang w:val="en-US" w:eastAsia="zh-CN"/>
-        </w:rPr>
-        <w:t>同学”||</w:t>
-      </w:r>
-    </w:p>
-    <w:p>
-      <w:pPr>
-        <w:rPr>
-          <w:rFonts w:hint="default"/>
-          <w:sz w:val="28"/>
-          <w:szCs w:val="28"/>
-          <w:lang w:val="en-US" w:eastAsia="zh-CN"/>
-        </w:rPr>
-      </w:pPr>
-    </w:p>
-    <w:p>
-      <w:pPr>
-        <w:rPr>
-          <w:rFonts w:hint="default"/>
-          <w:sz w:val="28"/>
-          <w:szCs w:val="28"/>
-          <w:lang w:val="en-US" w:eastAsia="zh-CN"/>
-        </w:rPr>
-      </w:pPr>
-      <w:r>
-        <w:rPr>
-          <w:rFonts w:hint="eastAsia"/>
-          <w:sz w:val="28"/>
-          <w:szCs w:val="28"/>
-          <w:lang w:val="en-US" w:eastAsia="zh-CN"/>
-        </w:rPr>
-        <w:t>||“</w:t>
-      </w:r>
-      <w:r>
-        <w:rPr>
-          <w:rFonts w:hint="default"/>
-          <w:sz w:val="28"/>
-          <w:szCs w:val="28"/>
-          <w:lang w:val="en-US" w:eastAsia="zh-CN"/>
-        </w:rPr>
-        <w:t>她</w:t>
-      </w:r>
-      <w:r>
-        <w:rPr>
-          <w:rFonts w:hint="eastAsia"/>
-          <w:sz w:val="28"/>
-          <w:szCs w:val="28"/>
-          <w:lang w:val="en-US" w:eastAsia="zh-CN"/>
-        </w:rPr>
-        <w:t>换了发型”||</w:t>
-      </w:r>
-    </w:p>
-    <w:p>
-      <w:pPr>
-        <w:rPr>
-          <w:rFonts w:hint="default"/>
-          <w:sz w:val="28"/>
-          <w:szCs w:val="28"/>
-          <w:lang w:val="en-US" w:eastAsia="zh-CN"/>
-        </w:rPr>
-      </w:pPr>
-    </w:p>
-    <w:p>
-      <w:pPr>
-        <w:rPr>
-          <w:rFonts w:hint="default"/>
-          <w:sz w:val="28"/>
-          <w:szCs w:val="28"/>
-          <w:lang w:val="en-US" w:eastAsia="zh-CN"/>
-        </w:rPr>
-      </w:pPr>
-      <w:r>
-        <w:rPr>
-          <w:rFonts w:hint="eastAsia"/>
-          <w:sz w:val="28"/>
-          <w:szCs w:val="28"/>
-          <w:lang w:val="en-US" w:eastAsia="zh-CN"/>
-        </w:rPr>
-        <w:t>||“</w:t>
-      </w:r>
-      <w:r>
-        <w:rPr>
-          <w:rFonts w:hint="default"/>
-          <w:sz w:val="28"/>
-          <w:szCs w:val="28"/>
-          <w:lang w:val="en-US" w:eastAsia="zh-CN"/>
-        </w:rPr>
-        <w:t>她看起来不太开心</w:t>
-      </w:r>
-      <w:r>
-        <w:rPr>
-          <w:rFonts w:hint="eastAsia"/>
-          <w:sz w:val="28"/>
-          <w:szCs w:val="28"/>
-          <w:lang w:val="en-US" w:eastAsia="zh-CN"/>
-        </w:rPr>
-        <w:t>，</w:t>
-      </w:r>
-      <w:r>
-        <w:rPr>
-          <w:rFonts w:hint="default"/>
-          <w:sz w:val="28"/>
-          <w:szCs w:val="28"/>
-          <w:lang w:val="en-US" w:eastAsia="zh-CN"/>
-        </w:rPr>
-        <w:t>我不知道该怎么让她开心</w:t>
-      </w:r>
-      <w:r>
-        <w:rPr>
-          <w:rFonts w:hint="eastAsia"/>
-          <w:sz w:val="28"/>
-          <w:szCs w:val="28"/>
-          <w:lang w:val="en-US" w:eastAsia="zh-CN"/>
-        </w:rPr>
-        <w:t>”||</w:t>
-      </w:r>
-    </w:p>
-    <w:p>
-      <w:pPr>
-        <w:rPr>
-          <w:rFonts w:hint="default"/>
-          <w:sz w:val="28"/>
-          <w:szCs w:val="28"/>
-          <w:lang w:val="en-US" w:eastAsia="zh-CN"/>
-        </w:rPr>
-      </w:pPr>
-    </w:p>
-    <w:p>
-      <w:pPr>
-        <w:rPr>
-          <w:rFonts w:hint="default"/>
-          <w:sz w:val="28"/>
-          <w:szCs w:val="28"/>
-          <w:lang w:val="en-US" w:eastAsia="zh-CN"/>
-        </w:rPr>
-      </w:pPr>
-      <w:r>
-        <w:rPr>
-          <w:rFonts w:hint="eastAsia"/>
-          <w:sz w:val="28"/>
-          <w:szCs w:val="28"/>
-          <w:lang w:val="en-US" w:eastAsia="zh-CN"/>
-        </w:rPr>
-        <w:t>||“</w:t>
-      </w:r>
-      <w:r>
-        <w:rPr>
-          <w:rFonts w:hint="default"/>
-          <w:sz w:val="28"/>
-          <w:szCs w:val="28"/>
-          <w:lang w:val="en-US" w:eastAsia="zh-CN"/>
-        </w:rPr>
-        <w:t>她</w:t>
-      </w:r>
-      <w:r>
-        <w:rPr>
-          <w:rFonts w:hint="eastAsia"/>
-          <w:sz w:val="28"/>
-          <w:szCs w:val="28"/>
-          <w:lang w:val="en-US" w:eastAsia="zh-CN"/>
-        </w:rPr>
-        <w:t>去读大学了，</w:t>
-      </w:r>
-      <w:r>
-        <w:rPr>
-          <w:rFonts w:hint="default"/>
-          <w:sz w:val="28"/>
-          <w:szCs w:val="28"/>
-          <w:lang w:val="en-US" w:eastAsia="zh-CN"/>
-        </w:rPr>
-        <w:t>我找了好久</w:t>
-      </w:r>
-      <w:r>
-        <w:rPr>
-          <w:rFonts w:hint="eastAsia"/>
-          <w:sz w:val="28"/>
-          <w:szCs w:val="28"/>
-          <w:lang w:val="en-US" w:eastAsia="zh-CN"/>
-        </w:rPr>
-        <w:t>”||</w:t>
-      </w:r>
-    </w:p>
-    <w:p>
-      <w:pPr>
-        <w:rPr>
-          <w:rFonts w:hint="default"/>
-          <w:sz w:val="28"/>
-          <w:szCs w:val="28"/>
-          <w:lang w:val="en-US" w:eastAsia="zh-CN"/>
-        </w:rPr>
-      </w:pPr>
-    </w:p>
-    <w:p>
-      <w:pPr>
-        <w:rPr>
-          <w:rFonts w:hint="default"/>
-          <w:sz w:val="28"/>
-          <w:szCs w:val="28"/>
-          <w:lang w:val="en-US" w:eastAsia="zh-CN"/>
-        </w:rPr>
-      </w:pPr>
-      <w:r>
-        <w:rPr>
-          <w:rFonts w:hint="eastAsia"/>
-          <w:sz w:val="28"/>
-          <w:szCs w:val="28"/>
-          <w:lang w:val="en-US" w:eastAsia="zh-CN"/>
-        </w:rPr>
-        <w:t>||“</w:t>
-      </w:r>
-      <w:r>
-        <w:rPr>
-          <w:rFonts w:hint="default"/>
-          <w:sz w:val="28"/>
-          <w:szCs w:val="28"/>
-          <w:lang w:val="en-US" w:eastAsia="zh-CN"/>
-        </w:rPr>
-        <w:t>她开始写东西了</w:t>
-      </w:r>
-      <w:r>
-        <w:rPr>
-          <w:rFonts w:hint="eastAsia"/>
-          <w:sz w:val="28"/>
-          <w:szCs w:val="28"/>
-          <w:lang w:val="en-US" w:eastAsia="zh-CN"/>
-        </w:rPr>
-        <w:t>，</w:t>
-      </w:r>
-      <w:r>
-        <w:rPr>
-          <w:rFonts w:hint="default"/>
-          <w:sz w:val="28"/>
-          <w:szCs w:val="28"/>
-          <w:lang w:val="en-US" w:eastAsia="zh-CN"/>
-        </w:rPr>
-        <w:t>写得真好</w:t>
-      </w:r>
-      <w:r>
-        <w:rPr>
-          <w:rFonts w:hint="eastAsia"/>
-          <w:sz w:val="28"/>
-          <w:szCs w:val="28"/>
-          <w:lang w:val="en-US" w:eastAsia="zh-CN"/>
-        </w:rPr>
-        <w:t>”||</w:t>
-      </w:r>
-    </w:p>
-    <w:p>
-      <w:pPr>
-        <w:rPr>
-          <w:rFonts w:hint="default"/>
-          <w:sz w:val="28"/>
-          <w:szCs w:val="28"/>
-          <w:lang w:val="en-US" w:eastAsia="zh-CN"/>
-        </w:rPr>
-      </w:pPr>
-    </w:p>
-    <w:p>
-      <w:pPr>
-        <w:rPr>
-          <w:rFonts w:hint="default"/>
-          <w:sz w:val="28"/>
-          <w:szCs w:val="28"/>
-          <w:lang w:val="en-US" w:eastAsia="zh-CN"/>
-        </w:rPr>
-      </w:pPr>
-      <w:r>
-        <w:rPr>
-          <w:rFonts w:hint="eastAsia"/>
-          <w:sz w:val="28"/>
-          <w:szCs w:val="28"/>
-          <w:lang w:val="en-US" w:eastAsia="zh-CN"/>
-        </w:rPr>
-        <w:t>||“</w:t>
-      </w:r>
-      <w:r>
-        <w:rPr>
-          <w:rFonts w:hint="default"/>
-          <w:sz w:val="28"/>
-          <w:szCs w:val="28"/>
-          <w:lang w:val="en-US" w:eastAsia="zh-CN"/>
-        </w:rPr>
-        <w:t>她一个人</w:t>
-      </w:r>
-      <w:r>
-        <w:rPr>
-          <w:rFonts w:hint="eastAsia"/>
-          <w:sz w:val="28"/>
-          <w:szCs w:val="28"/>
-          <w:lang w:val="en-US" w:eastAsia="zh-CN"/>
-        </w:rPr>
-        <w:t>，</w:t>
-      </w:r>
-      <w:r>
-        <w:rPr>
-          <w:rFonts w:hint="default"/>
-          <w:sz w:val="28"/>
-          <w:szCs w:val="28"/>
-          <w:lang w:val="en-US" w:eastAsia="zh-CN"/>
-        </w:rPr>
-        <w:t>我想走过去跟她说话。站了很久，还是没敢</w:t>
-      </w:r>
-      <w:r>
-        <w:rPr>
-          <w:rFonts w:hint="eastAsia"/>
-          <w:sz w:val="28"/>
-          <w:szCs w:val="28"/>
-          <w:lang w:val="en-US" w:eastAsia="zh-CN"/>
-        </w:rPr>
-        <w:t>”||</w:t>
-      </w:r>
-    </w:p>
-    <w:p>
-      <w:pPr>
-        <w:rPr>
-          <w:rFonts w:hint="default"/>
-          <w:sz w:val="28"/>
-          <w:szCs w:val="28"/>
-          <w:lang w:val="en-US" w:eastAsia="zh-CN"/>
-        </w:rPr>
-      </w:pPr>
-    </w:p>
-    <w:p>
-      <w:pPr>
-        <w:rPr>
-          <w:rFonts w:hint="default"/>
-          <w:sz w:val="28"/>
-          <w:szCs w:val="28"/>
-          <w:lang w:val="en-US" w:eastAsia="zh-CN"/>
-        </w:rPr>
-      </w:pPr>
-      <w:r>
-        <w:rPr>
-          <w:rFonts w:hint="eastAsia"/>
-          <w:sz w:val="28"/>
-          <w:szCs w:val="28"/>
-          <w:lang w:val="en-US" w:eastAsia="zh-CN"/>
-        </w:rPr>
-        <w:t>||“</w:t>
-      </w:r>
-      <w:r>
-        <w:rPr>
-          <w:rFonts w:hint="default"/>
-          <w:sz w:val="28"/>
-          <w:szCs w:val="28"/>
-          <w:lang w:val="en-US" w:eastAsia="zh-CN"/>
-        </w:rPr>
-        <w:t>我又梦到她了</w:t>
-      </w:r>
-      <w:r>
-        <w:rPr>
-          <w:rFonts w:hint="eastAsia"/>
-          <w:sz w:val="28"/>
-          <w:szCs w:val="28"/>
-          <w:lang w:val="en-US" w:eastAsia="zh-CN"/>
-        </w:rPr>
-        <w:t>”||</w:t>
-      </w:r>
-    </w:p>
-    <w:p>
-      <w:pPr>
-        <w:rPr>
-          <w:rFonts w:hint="default"/>
-          <w:sz w:val="28"/>
-          <w:szCs w:val="28"/>
-          <w:lang w:val="en-US" w:eastAsia="zh-CN"/>
-        </w:rPr>
-      </w:pPr>
-    </w:p>
-    <w:p>
-      <w:pPr>
-        <w:rPr>
-          <w:rFonts w:hint="eastAsia"/>
-          <w:sz w:val="28"/>
-          <w:szCs w:val="28"/>
-          <w:lang w:val="en-US" w:eastAsia="zh-CN"/>
-        </w:rPr>
-      </w:pPr>
-      <w:r>
-        <w:rPr>
-          <w:rFonts w:hint="eastAsia"/>
-          <w:sz w:val="28"/>
-          <w:szCs w:val="28"/>
-          <w:lang w:val="en-US" w:eastAsia="zh-CN"/>
-        </w:rPr>
-        <w:t>||</w:t>
-      </w:r>
-      <w:r>
-        <w:rPr>
-          <w:rFonts w:hint="default"/>
-          <w:sz w:val="28"/>
-          <w:szCs w:val="28"/>
-          <w:lang w:val="en-US" w:eastAsia="zh-CN"/>
-        </w:rPr>
-        <w:t>最后一张照片是最近拍的</w:t>
-      </w:r>
-      <w:r>
-        <w:rPr>
-          <w:rFonts w:hint="eastAsia"/>
-          <w:sz w:val="28"/>
-          <w:szCs w:val="28"/>
-          <w:lang w:val="en-US" w:eastAsia="zh-CN"/>
-        </w:rPr>
-        <w:t>，</w:t>
-      </w:r>
-      <w:r>
-        <w:rPr>
-          <w:rFonts w:hint="default"/>
-          <w:sz w:val="28"/>
-          <w:szCs w:val="28"/>
-          <w:lang w:val="en-US" w:eastAsia="zh-CN"/>
-        </w:rPr>
-        <w:t>背面只有一行字：</w:t>
-      </w:r>
-      <w:r>
-        <w:rPr>
-          <w:rFonts w:hint="eastAsia"/>
-          <w:sz w:val="28"/>
-          <w:szCs w:val="28"/>
-          <w:lang w:val="en-US" w:eastAsia="zh-CN"/>
-        </w:rPr>
-        <w:t>“她不高兴，是因为他吗”||</w:t>
-      </w:r>
-    </w:p>
-    <w:p>
-      <w:pPr>
-        <w:rPr>
-          <w:rFonts w:hint="default"/>
-          <w:sz w:val="28"/>
-          <w:szCs w:val="28"/>
-          <w:lang w:val="en-US" w:eastAsia="zh-CN"/>
-        </w:rPr>
-      </w:pPr>
-    </w:p>
-    <w:p>
-      <w:pPr>
-        <w:rPr>
-          <w:rFonts w:hint="eastAsia"/>
-          <w:sz w:val="28"/>
-          <w:szCs w:val="28"/>
-          <w:lang w:val="en-US" w:eastAsia="zh-CN"/>
-        </w:rPr>
-      </w:pPr>
-      <w:r>
-        <w:rPr>
-          <w:rFonts w:hint="eastAsia"/>
-          <w:sz w:val="28"/>
-          <w:szCs w:val="28"/>
-          <w:lang w:val="en-US" w:eastAsia="zh-CN"/>
-        </w:rPr>
-        <w:t>||</w:t>
-      </w:r>
-      <w:r>
-        <w:rPr>
-          <w:rFonts w:hint="default"/>
-          <w:sz w:val="28"/>
-          <w:szCs w:val="28"/>
-          <w:lang w:val="en-US" w:eastAsia="zh-CN"/>
-        </w:rPr>
-        <w:t>你攥着那张照片，纸页的边缘割进你的掌心。你不觉得疼。你跪在云层上，把那些照片一张一张捡起来</w:t>
-      </w:r>
-      <w:r>
-        <w:rPr>
-          <w:rFonts w:hint="eastAsia"/>
-          <w:sz w:val="28"/>
-          <w:szCs w:val="28"/>
-          <w:lang w:val="en-US" w:eastAsia="zh-CN"/>
-        </w:rPr>
-        <w:t>||</w:t>
-      </w:r>
-    </w:p>
-    <w:p>
-      <w:pPr>
-        <w:rPr>
-          <w:rFonts w:hint="eastAsia"/>
-          <w:sz w:val="28"/>
-          <w:szCs w:val="28"/>
-          <w:lang w:val="en-US" w:eastAsia="zh-CN"/>
-        </w:rPr>
-      </w:pPr>
-    </w:p>
-    <w:p>
-      <w:pPr>
-        <w:rPr>
-          <w:rFonts w:hint="eastAsia"/>
-          <w:sz w:val="28"/>
-          <w:szCs w:val="28"/>
-          <w:lang w:val="en-US" w:eastAsia="zh-CN"/>
-        </w:rPr>
-      </w:pPr>
-      <w:r>
-        <w:rPr>
-          <w:rFonts w:hint="eastAsia"/>
-          <w:sz w:val="28"/>
-          <w:szCs w:val="28"/>
-          <w:lang w:val="en-US" w:eastAsia="zh-CN"/>
-        </w:rPr>
-        <w:t>||</w:t>
-      </w:r>
-      <w:r>
-        <w:rPr>
-          <w:rFonts w:hint="default"/>
-          <w:sz w:val="28"/>
-          <w:szCs w:val="28"/>
-          <w:lang w:val="en-US" w:eastAsia="zh-CN"/>
-        </w:rPr>
-        <w:t>有些已经被什么东西浸湿了，边缘卷曲，墨迹晕开。有些还完好，只是沾了一些</w:t>
-      </w:r>
-      <w:r>
-        <w:rPr>
-          <w:rFonts w:hint="eastAsia"/>
-          <w:sz w:val="28"/>
-          <w:szCs w:val="28"/>
-          <w:lang w:val="en-US" w:eastAsia="zh-CN"/>
-        </w:rPr>
-        <w:t>灰尘||</w:t>
-      </w:r>
-    </w:p>
-    <w:p>
-      <w:pPr>
-        <w:rPr>
-          <w:rFonts w:hint="eastAsia"/>
-          <w:sz w:val="28"/>
-          <w:szCs w:val="28"/>
-          <w:lang w:val="en-US" w:eastAsia="zh-CN"/>
-        </w:rPr>
-      </w:pPr>
-    </w:p>
-    <w:p>
-      <w:pPr>
-        <w:rPr>
-          <w:rFonts w:hint="eastAsia"/>
-          <w:sz w:val="28"/>
-          <w:szCs w:val="28"/>
-          <w:lang w:val="en-US" w:eastAsia="zh-CN"/>
-        </w:rPr>
-      </w:pPr>
-      <w:r>
-        <w:rPr>
-          <w:rFonts w:hint="eastAsia"/>
-          <w:sz w:val="28"/>
-          <w:szCs w:val="28"/>
-          <w:lang w:val="en-US" w:eastAsia="zh-CN"/>
-        </w:rPr>
-        <w:t>||</w:t>
-      </w:r>
-      <w:r>
-        <w:rPr>
-          <w:rFonts w:hint="default"/>
-          <w:sz w:val="28"/>
-          <w:szCs w:val="28"/>
-          <w:lang w:val="en-US" w:eastAsia="zh-CN"/>
-        </w:rPr>
-        <w:t>你把它们叠在一起，</w:t>
-      </w:r>
-      <w:r>
-        <w:rPr>
-          <w:rFonts w:hint="eastAsia"/>
-          <w:sz w:val="28"/>
-          <w:szCs w:val="28"/>
-          <w:lang w:val="en-US" w:eastAsia="zh-CN"/>
-        </w:rPr>
-        <w:t>拿在手里||</w:t>
-      </w:r>
-    </w:p>
-    <w:p>
-      <w:pPr>
-        <w:rPr>
-          <w:rFonts w:hint="eastAsia"/>
-          <w:sz w:val="28"/>
-          <w:szCs w:val="28"/>
-          <w:lang w:val="en-US" w:eastAsia="zh-CN"/>
-        </w:rPr>
-      </w:pPr>
-    </w:p>
-    <w:p>
-      <w:pPr>
-        <w:rPr>
-          <w:rFonts w:hint="eastAsia"/>
-          <w:sz w:val="28"/>
-          <w:szCs w:val="28"/>
-          <w:lang w:val="en-US" w:eastAsia="zh-CN"/>
-        </w:rPr>
-      </w:pPr>
-      <w:r>
-        <w:rPr>
-          <w:rFonts w:hint="eastAsia"/>
-          <w:sz w:val="28"/>
-          <w:szCs w:val="28"/>
-          <w:lang w:val="en-US" w:eastAsia="zh-CN"/>
-        </w:rPr>
-        <w:t>||许是</w:t>
-      </w:r>
-      <w:r>
-        <w:rPr>
-          <w:rFonts w:hint="default"/>
-          <w:sz w:val="28"/>
-          <w:szCs w:val="28"/>
-          <w:lang w:val="en-US" w:eastAsia="zh-CN"/>
-        </w:rPr>
-        <w:t>照片</w:t>
-      </w:r>
-      <w:r>
-        <w:rPr>
-          <w:rFonts w:hint="eastAsia"/>
-          <w:sz w:val="28"/>
-          <w:szCs w:val="28"/>
-          <w:lang w:val="en-US" w:eastAsia="zh-CN"/>
-        </w:rPr>
-        <w:t>沾了太多粘稠的液体</w:t>
-      </w:r>
-      <w:r>
-        <w:rPr>
-          <w:rFonts w:hint="default"/>
-          <w:sz w:val="28"/>
-          <w:szCs w:val="28"/>
-          <w:lang w:val="en-US" w:eastAsia="zh-CN"/>
-        </w:rPr>
-        <w:t>，你</w:t>
-      </w:r>
-      <w:r>
-        <w:rPr>
-          <w:rFonts w:hint="eastAsia"/>
-          <w:sz w:val="28"/>
-          <w:szCs w:val="28"/>
-          <w:lang w:val="en-US" w:eastAsia="zh-CN"/>
-        </w:rPr>
-        <w:t>拿不住</w:t>
-      </w:r>
-      <w:r>
-        <w:rPr>
-          <w:rFonts w:hint="default"/>
-          <w:sz w:val="28"/>
-          <w:szCs w:val="28"/>
-          <w:lang w:val="en-US" w:eastAsia="zh-CN"/>
-        </w:rPr>
-        <w:t>，有些从指缝间滑落，掉在云层上，又被风吹起来，翻了几页，露出背面的字</w:t>
-      </w:r>
-      <w:r>
-        <w:rPr>
-          <w:rFonts w:hint="eastAsia"/>
-          <w:sz w:val="28"/>
-          <w:szCs w:val="28"/>
-          <w:lang w:val="en-US" w:eastAsia="zh-CN"/>
-        </w:rPr>
-        <w:t>||</w:t>
-      </w:r>
-    </w:p>
-    <w:p>
-      <w:pPr>
-        <w:rPr>
-          <w:rFonts w:hint="eastAsia"/>
-          <w:sz w:val="28"/>
-          <w:szCs w:val="28"/>
-          <w:lang w:val="en-US" w:eastAsia="zh-CN"/>
-        </w:rPr>
-      </w:pPr>
-    </w:p>
-    <w:p>
-      <w:pPr>
-        <w:rPr>
-          <w:rFonts w:hint="eastAsia"/>
-          <w:sz w:val="28"/>
-          <w:szCs w:val="28"/>
-          <w:lang w:val="en-US" w:eastAsia="zh-CN"/>
-        </w:rPr>
-      </w:pPr>
-      <w:r>
-        <w:rPr>
-          <w:rFonts w:hint="eastAsia"/>
-          <w:sz w:val="28"/>
-          <w:szCs w:val="28"/>
-          <w:lang w:val="en-US" w:eastAsia="zh-CN"/>
-        </w:rPr>
-        <w:t>||</w:t>
-      </w:r>
-      <w:r>
-        <w:rPr>
-          <w:rFonts w:hint="default"/>
-          <w:sz w:val="28"/>
-          <w:szCs w:val="28"/>
-          <w:lang w:val="en-US" w:eastAsia="zh-CN"/>
-        </w:rPr>
-        <w:t>那些字密密匝匝的，像一个人在黑暗中一笔一划刻下的</w:t>
-      </w:r>
-      <w:r>
-        <w:rPr>
-          <w:rFonts w:hint="eastAsia"/>
-          <w:sz w:val="28"/>
-          <w:szCs w:val="28"/>
-          <w:lang w:val="en-US" w:eastAsia="zh-CN"/>
-        </w:rPr>
-        <w:t>||</w:t>
-      </w:r>
-    </w:p>
-    <w:p>
-      <w:pPr>
-        <w:rPr>
-          <w:rFonts w:hint="eastAsia"/>
-          <w:sz w:val="28"/>
-          <w:szCs w:val="28"/>
-          <w:lang w:val="en-US" w:eastAsia="zh-CN"/>
-        </w:rPr>
-      </w:pPr>
-    </w:p>
-    <w:p>
-      <w:pPr>
-        <w:rPr>
-          <w:rFonts w:hint="default"/>
-          <w:sz w:val="28"/>
-          <w:szCs w:val="28"/>
-          <w:lang w:val="en-US" w:eastAsia="zh-CN"/>
-        </w:rPr>
-      </w:pPr>
-      <w:r>
-        <w:rPr>
-          <w:rFonts w:hint="eastAsia"/>
-          <w:sz w:val="28"/>
-          <w:szCs w:val="28"/>
-          <w:lang w:val="en-US" w:eastAsia="zh-CN"/>
-        </w:rPr>
-        <w:t>||你想去捡，然后</w:t>
-      </w:r>
-      <w:r>
-        <w:rPr>
-          <w:rFonts w:hint="default"/>
-          <w:sz w:val="28"/>
-          <w:szCs w:val="28"/>
-          <w:lang w:val="en-US" w:eastAsia="zh-CN"/>
-        </w:rPr>
-        <w:t>你看到了那些花</w:t>
-      </w:r>
-      <w:r>
-        <w:rPr>
-          <w:rFonts w:hint="eastAsia"/>
-          <w:sz w:val="28"/>
-          <w:szCs w:val="28"/>
-          <w:lang w:val="en-US" w:eastAsia="zh-CN"/>
-        </w:rPr>
-        <w:t>||</w:t>
-      </w:r>
-    </w:p>
-    <w:p>
-      <w:pPr>
-        <w:rPr>
-          <w:rFonts w:hint="default"/>
-          <w:sz w:val="28"/>
-          <w:szCs w:val="28"/>
-          <w:lang w:val="en-US" w:eastAsia="zh-CN"/>
-        </w:rPr>
-      </w:pPr>
-    </w:p>
-    <w:p>
-      <w:pPr>
-        <w:rPr>
-          <w:rFonts w:hint="default"/>
-          <w:sz w:val="28"/>
-          <w:szCs w:val="28"/>
-          <w:lang w:val="en-US" w:eastAsia="zh-CN"/>
-        </w:rPr>
-      </w:pPr>
-      <w:r>
-        <w:rPr>
-          <w:rFonts w:hint="eastAsia"/>
-          <w:sz w:val="28"/>
-          <w:szCs w:val="28"/>
-          <w:lang w:val="en-US" w:eastAsia="zh-CN"/>
-        </w:rPr>
-        <w:t>||那些</w:t>
-      </w:r>
-      <w:r>
-        <w:rPr>
-          <w:rFonts w:hint="default"/>
-          <w:sz w:val="28"/>
-          <w:szCs w:val="28"/>
-          <w:lang w:val="en-US" w:eastAsia="zh-CN"/>
-        </w:rPr>
-        <w:t>从他的身体里长出来的，从他的胸口、他的肩膀、他的腰侧，从他的每一</w:t>
-      </w:r>
-      <w:r>
-        <w:rPr>
-          <w:rFonts w:hint="eastAsia"/>
-          <w:sz w:val="28"/>
-          <w:szCs w:val="28"/>
-          <w:lang w:val="en-US" w:eastAsia="zh-CN"/>
-        </w:rPr>
-        <w:t>处</w:t>
-      </w:r>
-      <w:r>
-        <w:rPr>
-          <w:rFonts w:hint="default"/>
-          <w:sz w:val="28"/>
-          <w:szCs w:val="28"/>
-          <w:lang w:val="en-US" w:eastAsia="zh-CN"/>
-        </w:rPr>
-        <w:t>伤口里</w:t>
-      </w:r>
-      <w:r>
-        <w:rPr>
-          <w:rFonts w:hint="eastAsia"/>
-          <w:sz w:val="28"/>
-          <w:szCs w:val="28"/>
-          <w:lang w:val="en-US" w:eastAsia="zh-CN"/>
-        </w:rPr>
-        <w:t>长出来的……花||</w:t>
-      </w:r>
-    </w:p>
-    <w:p>
-      <w:pPr>
-        <w:rPr>
-          <w:rFonts w:hint="eastAsia"/>
-          <w:sz w:val="28"/>
-          <w:szCs w:val="28"/>
-          <w:lang w:val="en-US" w:eastAsia="zh-CN"/>
-        </w:rPr>
-      </w:pPr>
-    </w:p>
-    <w:p>
-      <w:pPr>
-        <w:rPr>
-          <w:rFonts w:hint="eastAsia"/>
-          <w:sz w:val="28"/>
-          <w:szCs w:val="28"/>
-          <w:lang w:val="en-US" w:eastAsia="zh-CN"/>
-        </w:rPr>
-      </w:pPr>
-      <w:r>
-        <w:rPr>
-          <w:rFonts w:hint="eastAsia"/>
-          <w:sz w:val="28"/>
-          <w:szCs w:val="28"/>
-          <w:lang w:val="en-US" w:eastAsia="zh-CN"/>
-        </w:rPr>
-        <w:t>||</w:t>
-      </w:r>
-      <w:r>
-        <w:rPr>
-          <w:rFonts w:hint="default"/>
-          <w:sz w:val="28"/>
-          <w:szCs w:val="28"/>
-          <w:lang w:val="en-US" w:eastAsia="zh-CN"/>
-        </w:rPr>
-        <w:t>那些伤口你之前没有注意到，它们像是被利器刺穿的，更像是从内部撕裂的，皮肤像花瓣一样</w:t>
-      </w:r>
-      <w:r>
-        <w:rPr>
-          <w:rFonts w:hint="eastAsia"/>
-          <w:sz w:val="28"/>
-          <w:szCs w:val="28"/>
-          <w:lang w:val="en-US" w:eastAsia="zh-CN"/>
-        </w:rPr>
-        <w:t>绽</w:t>
-      </w:r>
-      <w:r>
-        <w:rPr>
-          <w:rFonts w:hint="default"/>
-          <w:sz w:val="28"/>
-          <w:szCs w:val="28"/>
-          <w:lang w:val="en-US" w:eastAsia="zh-CN"/>
-        </w:rPr>
-        <w:t>开，露出下面的什么</w:t>
-      </w:r>
-      <w:r>
-        <w:rPr>
-          <w:rFonts w:hint="eastAsia"/>
-          <w:sz w:val="28"/>
-          <w:szCs w:val="28"/>
-          <w:lang w:val="en-US" w:eastAsia="zh-CN"/>
-        </w:rPr>
-        <w:t>||</w:t>
-      </w:r>
-    </w:p>
-    <w:p>
-      <w:pPr>
-        <w:rPr>
-          <w:rFonts w:hint="eastAsia"/>
-          <w:sz w:val="28"/>
-          <w:szCs w:val="28"/>
-          <w:lang w:val="en-US" w:eastAsia="zh-CN"/>
-        </w:rPr>
-      </w:pPr>
-    </w:p>
-    <w:p>
-      <w:pPr>
-        <w:rPr>
-          <w:rFonts w:hint="default"/>
-          <w:sz w:val="28"/>
-          <w:szCs w:val="28"/>
-          <w:lang w:val="en-US" w:eastAsia="zh-CN"/>
-        </w:rPr>
-      </w:pPr>
-      <w:r>
-        <w:rPr>
-          <w:rFonts w:hint="eastAsia"/>
-          <w:sz w:val="28"/>
-          <w:szCs w:val="28"/>
-          <w:lang w:val="en-US" w:eastAsia="zh-CN"/>
-        </w:rPr>
-        <w:t>||</w:t>
-      </w:r>
-      <w:r>
-        <w:rPr>
-          <w:rFonts w:hint="default"/>
-          <w:sz w:val="28"/>
-          <w:szCs w:val="28"/>
-          <w:lang w:val="en-US" w:eastAsia="zh-CN"/>
-        </w:rPr>
-        <w:t>但从那些翻开的地方没有流出更多的血，而是开出了花</w:t>
-      </w:r>
-      <w:r>
-        <w:rPr>
-          <w:rFonts w:hint="eastAsia"/>
-          <w:sz w:val="28"/>
-          <w:szCs w:val="28"/>
-          <w:lang w:val="en-US" w:eastAsia="zh-CN"/>
-        </w:rPr>
-        <w:t>||</w:t>
-      </w:r>
-    </w:p>
-    <w:p>
-      <w:pPr>
-        <w:rPr>
-          <w:rFonts w:hint="default"/>
-          <w:sz w:val="28"/>
-          <w:szCs w:val="28"/>
-          <w:lang w:val="en-US" w:eastAsia="zh-CN"/>
-        </w:rPr>
-      </w:pPr>
-    </w:p>
-    <w:p>
-      <w:pPr>
-        <w:rPr>
-          <w:rFonts w:hint="eastAsia"/>
-          <w:sz w:val="28"/>
-          <w:szCs w:val="28"/>
-          <w:lang w:val="en-US" w:eastAsia="zh-CN"/>
-        </w:rPr>
-      </w:pPr>
-      <w:r>
-        <w:rPr>
-          <w:rFonts w:hint="eastAsia"/>
-          <w:sz w:val="28"/>
-          <w:szCs w:val="28"/>
-          <w:lang w:val="en-US" w:eastAsia="zh-CN"/>
-        </w:rPr>
-        <w:t>||是</w:t>
-      </w:r>
-      <w:r>
-        <w:rPr>
-          <w:rFonts w:hint="default"/>
-          <w:sz w:val="28"/>
-          <w:szCs w:val="28"/>
-          <w:lang w:val="en-US" w:eastAsia="zh-CN"/>
-        </w:rPr>
-        <w:t>兰花</w:t>
-      </w:r>
-      <w:r>
-        <w:rPr>
-          <w:rFonts w:hint="eastAsia"/>
-          <w:sz w:val="28"/>
-          <w:szCs w:val="28"/>
-          <w:lang w:val="en-US" w:eastAsia="zh-CN"/>
-        </w:rPr>
-        <w:t>||</w:t>
-      </w:r>
-    </w:p>
-    <w:p>
-      <w:pPr>
-        <w:rPr>
-          <w:rFonts w:hint="eastAsia"/>
-          <w:sz w:val="28"/>
-          <w:szCs w:val="28"/>
-          <w:lang w:val="en-US" w:eastAsia="zh-CN"/>
-        </w:rPr>
-      </w:pPr>
-    </w:p>
-    <w:p>
-      <w:pPr>
-        <w:rPr>
-          <w:rFonts w:hint="eastAsia"/>
-          <w:sz w:val="28"/>
-          <w:szCs w:val="28"/>
-          <w:lang w:val="en-US" w:eastAsia="zh-CN"/>
-        </w:rPr>
-      </w:pPr>
-      <w:r>
-        <w:rPr>
-          <w:rFonts w:hint="eastAsia"/>
-          <w:sz w:val="28"/>
-          <w:szCs w:val="28"/>
-          <w:lang w:val="en-US" w:eastAsia="zh-CN"/>
-        </w:rPr>
-        <w:t>||</w:t>
-      </w:r>
-      <w:r>
-        <w:rPr>
-          <w:rFonts w:hint="default"/>
-          <w:sz w:val="28"/>
-          <w:szCs w:val="28"/>
-          <w:lang w:val="en-US" w:eastAsia="zh-CN"/>
-        </w:rPr>
-        <w:t>雪白色的</w:t>
-      </w:r>
-      <w:r>
-        <w:rPr>
-          <w:rFonts w:hint="eastAsia"/>
-          <w:sz w:val="28"/>
-          <w:szCs w:val="28"/>
-          <w:lang w:val="en-US" w:eastAsia="zh-CN"/>
-        </w:rPr>
-        <w:t>兰花</w:t>
-      </w:r>
-      <w:r>
-        <w:rPr>
-          <w:rFonts w:hint="default"/>
-          <w:sz w:val="28"/>
-          <w:szCs w:val="28"/>
-          <w:lang w:val="en-US" w:eastAsia="zh-CN"/>
-        </w:rPr>
-        <w:t>，花瓣薄如蝉翼，边缘带着极淡的紫色。它们从伤口里生长出来，一丛一丛的，安静地开在他身上</w:t>
-      </w:r>
-      <w:r>
-        <w:rPr>
-          <w:rFonts w:hint="eastAsia"/>
-          <w:sz w:val="28"/>
-          <w:szCs w:val="28"/>
-          <w:lang w:val="en-US" w:eastAsia="zh-CN"/>
-        </w:rPr>
-        <w:t>||</w:t>
-      </w:r>
-    </w:p>
-    <w:p>
-      <w:pPr>
-        <w:rPr>
-          <w:rFonts w:hint="eastAsia"/>
-          <w:sz w:val="28"/>
-          <w:szCs w:val="28"/>
-          <w:lang w:val="en-US" w:eastAsia="zh-CN"/>
-        </w:rPr>
-      </w:pPr>
-    </w:p>
-    <w:p>
-      <w:pPr>
-        <w:rPr>
-          <w:rFonts w:hint="eastAsia"/>
-          <w:sz w:val="28"/>
-          <w:szCs w:val="28"/>
-          <w:lang w:val="en-US" w:eastAsia="zh-CN"/>
-        </w:rPr>
-      </w:pPr>
-      <w:r>
-        <w:rPr>
-          <w:rFonts w:hint="eastAsia"/>
-          <w:sz w:val="28"/>
-          <w:szCs w:val="28"/>
-          <w:lang w:val="en-US" w:eastAsia="zh-CN"/>
-        </w:rPr>
-        <w:t>||</w:t>
-      </w:r>
-      <w:r>
-        <w:rPr>
-          <w:rFonts w:hint="default"/>
-          <w:sz w:val="28"/>
-          <w:szCs w:val="28"/>
-          <w:lang w:val="en-US" w:eastAsia="zh-CN"/>
-        </w:rPr>
-        <w:t>有些花苞还没有绽开，蜷缩着，像婴儿攥紧的拳头。有些已经完全盛开，花瓣上沾着细小的露珠</w:t>
-      </w:r>
-      <w:r>
-        <w:rPr>
-          <w:rFonts w:hint="eastAsia"/>
-          <w:sz w:val="28"/>
-          <w:szCs w:val="28"/>
-          <w:lang w:val="en-US" w:eastAsia="zh-CN"/>
-        </w:rPr>
-        <w:t>||</w:t>
-      </w:r>
-    </w:p>
-    <w:p>
-      <w:pPr>
-        <w:rPr>
-          <w:rFonts w:hint="eastAsia"/>
-          <w:sz w:val="28"/>
-          <w:szCs w:val="28"/>
-          <w:lang w:val="en-US" w:eastAsia="zh-CN"/>
-        </w:rPr>
-      </w:pPr>
-    </w:p>
-    <w:p>
-      <w:pPr>
-        <w:rPr>
-          <w:rFonts w:hint="default"/>
-          <w:sz w:val="28"/>
-          <w:szCs w:val="28"/>
-          <w:lang w:val="en-US" w:eastAsia="zh-CN"/>
-        </w:rPr>
-      </w:pPr>
-      <w:r>
-        <w:rPr>
-          <w:rFonts w:hint="eastAsia"/>
-          <w:sz w:val="28"/>
-          <w:szCs w:val="28"/>
-          <w:lang w:val="en-US" w:eastAsia="zh-CN"/>
-        </w:rPr>
-        <w:t>||</w:t>
-      </w:r>
-      <w:r>
-        <w:rPr>
-          <w:rFonts w:hint="default"/>
-          <w:sz w:val="28"/>
-          <w:szCs w:val="28"/>
-          <w:lang w:val="en-US" w:eastAsia="zh-CN"/>
-        </w:rPr>
-        <w:t>不，那不是露珠，是</w:t>
-      </w:r>
-      <w:r>
-        <w:rPr>
-          <w:rFonts w:hint="eastAsia"/>
-          <w:sz w:val="28"/>
-          <w:szCs w:val="28"/>
-          <w:lang w:val="en-US" w:eastAsia="zh-CN"/>
-        </w:rPr>
-        <w:t>深红</w:t>
-      </w:r>
-      <w:r>
-        <w:rPr>
-          <w:rFonts w:hint="default"/>
-          <w:sz w:val="28"/>
-          <w:szCs w:val="28"/>
-          <w:lang w:val="en-US" w:eastAsia="zh-CN"/>
-        </w:rPr>
-        <w:t>的、黏稠的液体，顺着花瓣的弧度缓缓滑落，滴在云层上，洇开一小片深色的印记</w:t>
-      </w:r>
-      <w:r>
-        <w:rPr>
-          <w:rFonts w:hint="eastAsia"/>
-          <w:sz w:val="28"/>
-          <w:szCs w:val="28"/>
-          <w:lang w:val="en-US" w:eastAsia="zh-CN"/>
-        </w:rPr>
-        <w:t>||</w:t>
-      </w:r>
-    </w:p>
-    <w:p>
-      <w:pPr>
-        <w:rPr>
-          <w:rFonts w:hint="default"/>
-          <w:sz w:val="28"/>
-          <w:szCs w:val="28"/>
-          <w:lang w:val="en-US" w:eastAsia="zh-CN"/>
-        </w:rPr>
-      </w:pPr>
-    </w:p>
-    <w:p>
-      <w:pPr>
-        <w:rPr>
-          <w:rFonts w:hint="default"/>
-          <w:sz w:val="28"/>
-          <w:szCs w:val="28"/>
-          <w:lang w:val="en-US" w:eastAsia="zh-CN"/>
-        </w:rPr>
-      </w:pPr>
-      <w:r>
-        <w:rPr>
-          <w:rFonts w:hint="eastAsia"/>
-          <w:sz w:val="28"/>
-          <w:szCs w:val="28"/>
-          <w:lang w:val="en-US" w:eastAsia="zh-CN"/>
-        </w:rPr>
-        <w:t>||</w:t>
-      </w:r>
-      <w:r>
-        <w:rPr>
-          <w:rFonts w:hint="default"/>
-          <w:sz w:val="28"/>
-          <w:szCs w:val="28"/>
-          <w:lang w:val="en-US" w:eastAsia="zh-CN"/>
-        </w:rPr>
-        <w:t>空气中有淡淡的</w:t>
-      </w:r>
-      <w:r>
-        <w:rPr>
-          <w:rFonts w:hint="eastAsia"/>
-          <w:sz w:val="28"/>
-          <w:szCs w:val="28"/>
-          <w:lang w:val="en-US" w:eastAsia="zh-CN"/>
-        </w:rPr>
-        <w:t>，</w:t>
-      </w:r>
-      <w:r>
-        <w:rPr>
-          <w:rFonts w:hint="default"/>
-          <w:sz w:val="28"/>
-          <w:szCs w:val="28"/>
-          <w:lang w:val="en-US" w:eastAsia="zh-CN"/>
-        </w:rPr>
-        <w:t>像是雨后泥土的气息，混合着墨水和铁锈的味道。你闻到那个味道的时候，胃里翻了一下</w:t>
-      </w:r>
-      <w:r>
-        <w:rPr>
-          <w:rFonts w:hint="eastAsia"/>
-          <w:sz w:val="28"/>
-          <w:szCs w:val="28"/>
-          <w:lang w:val="en-US" w:eastAsia="zh-CN"/>
-        </w:rPr>
-        <w:t>||</w:t>
-      </w:r>
-    </w:p>
-    <w:p>
-      <w:pPr>
-        <w:rPr>
-          <w:rFonts w:hint="default"/>
-          <w:sz w:val="28"/>
-          <w:szCs w:val="28"/>
-          <w:lang w:val="en-US" w:eastAsia="zh-CN"/>
-        </w:rPr>
-      </w:pPr>
-    </w:p>
-    <w:p>
-      <w:pPr>
-        <w:rPr>
-          <w:rFonts w:hint="eastAsia"/>
-          <w:sz w:val="28"/>
-          <w:szCs w:val="28"/>
-          <w:lang w:val="en-US" w:eastAsia="zh-CN"/>
-        </w:rPr>
-      </w:pPr>
-      <w:r>
-        <w:rPr>
-          <w:rFonts w:hint="eastAsia"/>
-          <w:sz w:val="28"/>
-          <w:szCs w:val="28"/>
-          <w:lang w:val="en-US" w:eastAsia="zh-CN"/>
-        </w:rPr>
-        <w:t>||</w:t>
-      </w:r>
-      <w:r>
-        <w:rPr>
-          <w:rFonts w:hint="default"/>
-          <w:sz w:val="28"/>
-          <w:szCs w:val="28"/>
-          <w:lang w:val="en-US" w:eastAsia="zh-CN"/>
-        </w:rPr>
-        <w:t>你跪在云层上，看着他的脸。他的眼睛还是睁着的，</w:t>
-      </w:r>
-      <w:r>
-        <w:rPr>
-          <w:rFonts w:hint="eastAsia"/>
-          <w:sz w:val="28"/>
-          <w:szCs w:val="28"/>
-          <w:lang w:val="en-US" w:eastAsia="zh-CN"/>
-        </w:rPr>
-        <w:t>浑浊发散的</w:t>
-      </w:r>
-      <w:r>
-        <w:rPr>
-          <w:rFonts w:hint="default"/>
-          <w:sz w:val="28"/>
-          <w:szCs w:val="28"/>
-          <w:lang w:val="en-US" w:eastAsia="zh-CN"/>
-        </w:rPr>
-        <w:t>瞳孔里倒映着</w:t>
-      </w:r>
-      <w:r>
-        <w:rPr>
-          <w:rFonts w:hint="eastAsia"/>
-          <w:sz w:val="28"/>
-          <w:szCs w:val="28"/>
-          <w:lang w:val="en-US" w:eastAsia="zh-CN"/>
-        </w:rPr>
-        <w:t>白色的云地||</w:t>
-      </w:r>
-    </w:p>
-    <w:p>
-      <w:pPr>
-        <w:rPr>
-          <w:rFonts w:hint="eastAsia"/>
-          <w:sz w:val="28"/>
-          <w:szCs w:val="28"/>
-          <w:lang w:val="en-US" w:eastAsia="zh-CN"/>
-        </w:rPr>
-      </w:pPr>
-    </w:p>
-    <w:p>
-      <w:pPr>
-        <w:rPr>
-          <w:rFonts w:hint="default"/>
-          <w:sz w:val="28"/>
-          <w:szCs w:val="28"/>
-          <w:lang w:val="en-US" w:eastAsia="zh-CN"/>
-        </w:rPr>
-      </w:pPr>
-      <w:r>
-        <w:rPr>
-          <w:rFonts w:hint="eastAsia"/>
-          <w:sz w:val="28"/>
-          <w:szCs w:val="28"/>
-          <w:lang w:val="en-US" w:eastAsia="zh-CN"/>
-        </w:rPr>
-        <w:t>||</w:t>
-      </w:r>
-      <w:r>
-        <w:rPr>
-          <w:rFonts w:hint="default"/>
-          <w:sz w:val="28"/>
-          <w:szCs w:val="28"/>
-          <w:lang w:val="en-US" w:eastAsia="zh-CN"/>
-        </w:rPr>
-        <w:t>你不知道他在最后一刻看到了什么。也许是</w:t>
-      </w:r>
-      <w:r>
-        <w:rPr>
-          <w:rFonts w:hint="eastAsia"/>
-          <w:sz w:val="28"/>
-          <w:szCs w:val="28"/>
-          <w:lang w:val="en-US" w:eastAsia="zh-CN"/>
-        </w:rPr>
-        <w:t>你的照片，</w:t>
-      </w:r>
-      <w:r>
-        <w:rPr>
-          <w:rFonts w:hint="default"/>
-          <w:sz w:val="28"/>
-          <w:szCs w:val="28"/>
-          <w:lang w:val="en-US" w:eastAsia="zh-CN"/>
-        </w:rPr>
-        <w:t>也许是一个人</w:t>
-      </w:r>
-      <w:r>
-        <w:rPr>
-          <w:rFonts w:hint="eastAsia"/>
-          <w:sz w:val="28"/>
-          <w:szCs w:val="28"/>
-          <w:lang w:val="en-US" w:eastAsia="zh-CN"/>
-        </w:rPr>
-        <w:t>，但</w:t>
-      </w:r>
-      <w:r>
-        <w:rPr>
-          <w:rFonts w:hint="default"/>
-          <w:sz w:val="28"/>
-          <w:szCs w:val="28"/>
-          <w:lang w:val="en-US" w:eastAsia="zh-CN"/>
-        </w:rPr>
-        <w:t>你永远不会知道了</w:t>
-      </w:r>
-      <w:r>
-        <w:rPr>
-          <w:rFonts w:hint="eastAsia"/>
-          <w:sz w:val="28"/>
-          <w:szCs w:val="28"/>
-          <w:lang w:val="en-US" w:eastAsia="zh-CN"/>
-        </w:rPr>
-        <w:t>||</w:t>
-      </w:r>
-    </w:p>
-    <w:p>
-      <w:pPr>
-        <w:rPr>
-          <w:rFonts w:hint="default"/>
-          <w:sz w:val="28"/>
-          <w:szCs w:val="28"/>
-          <w:lang w:val="en-US" w:eastAsia="zh-CN"/>
-        </w:rPr>
-      </w:pPr>
-    </w:p>
-    <w:p>
-      <w:pPr>
-        <w:rPr>
-          <w:rFonts w:hint="eastAsia"/>
-          <w:sz w:val="28"/>
-          <w:szCs w:val="28"/>
-          <w:lang w:val="en-US" w:eastAsia="zh-CN"/>
-        </w:rPr>
-      </w:pPr>
-      <w:r>
-        <w:rPr>
-          <w:rFonts w:hint="eastAsia"/>
-          <w:sz w:val="28"/>
-          <w:szCs w:val="28"/>
-          <w:lang w:val="en-US" w:eastAsia="zh-CN"/>
-        </w:rPr>
-        <w:t>||</w:t>
-      </w:r>
-      <w:r>
-        <w:rPr>
-          <w:rFonts w:hint="default"/>
-          <w:sz w:val="28"/>
-          <w:szCs w:val="28"/>
-          <w:lang w:val="en-US" w:eastAsia="zh-CN"/>
-        </w:rPr>
-        <w:t>风停了</w:t>
-      </w:r>
-      <w:r>
-        <w:rPr>
-          <w:rFonts w:hint="eastAsia"/>
-          <w:sz w:val="28"/>
-          <w:szCs w:val="28"/>
-          <w:lang w:val="en-US" w:eastAsia="zh-CN"/>
-        </w:rPr>
-        <w:t>，</w:t>
-      </w:r>
-      <w:r>
-        <w:rPr>
-          <w:rFonts w:hint="default"/>
-          <w:sz w:val="28"/>
-          <w:szCs w:val="28"/>
-          <w:lang w:val="en-US" w:eastAsia="zh-CN"/>
-        </w:rPr>
-        <w:t>云层上很安静，</w:t>
-      </w:r>
-      <w:r>
-        <w:rPr>
-          <w:rFonts w:hint="eastAsia"/>
-          <w:sz w:val="28"/>
-          <w:szCs w:val="28"/>
-          <w:lang w:val="en-US" w:eastAsia="zh-CN"/>
-        </w:rPr>
-        <w:t>你</w:t>
-      </w:r>
-      <w:r>
-        <w:rPr>
-          <w:rFonts w:hint="default"/>
-          <w:sz w:val="28"/>
-          <w:szCs w:val="28"/>
-          <w:lang w:val="en-US" w:eastAsia="zh-CN"/>
-        </w:rPr>
-        <w:t>能</w:t>
-      </w:r>
-      <w:r>
-        <w:rPr>
-          <w:rFonts w:hint="eastAsia"/>
-          <w:sz w:val="28"/>
-          <w:szCs w:val="28"/>
-          <w:lang w:val="en-US" w:eastAsia="zh-CN"/>
-        </w:rPr>
-        <w:t>清晰地</w:t>
-      </w:r>
-      <w:r>
-        <w:rPr>
-          <w:rFonts w:hint="default"/>
-          <w:sz w:val="28"/>
-          <w:szCs w:val="28"/>
-          <w:lang w:val="en-US" w:eastAsia="zh-CN"/>
-        </w:rPr>
-        <w:t>听到你自己的心跳声</w:t>
-      </w:r>
-      <w:r>
-        <w:rPr>
-          <w:rFonts w:hint="eastAsia"/>
-          <w:sz w:val="28"/>
-          <w:szCs w:val="28"/>
-          <w:lang w:val="en-US" w:eastAsia="zh-CN"/>
-        </w:rPr>
-        <w:t>||</w:t>
-      </w:r>
-    </w:p>
-    <w:p>
-      <w:pPr>
-        <w:rPr>
-          <w:rFonts w:hint="eastAsia"/>
-          <w:sz w:val="28"/>
-          <w:szCs w:val="28"/>
-          <w:lang w:val="en-US" w:eastAsia="zh-CN"/>
-        </w:rPr>
-      </w:pPr>
-    </w:p>
-    <w:p>
-      <w:pPr>
-        <w:rPr>
-          <w:rFonts w:hint="eastAsia"/>
-          <w:sz w:val="28"/>
-          <w:szCs w:val="28"/>
-          <w:lang w:val="en-US" w:eastAsia="zh-CN"/>
-        </w:rPr>
-      </w:pPr>
-      <w:r>
-        <w:rPr>
-          <w:rFonts w:hint="eastAsia"/>
-          <w:sz w:val="28"/>
-          <w:szCs w:val="28"/>
-          <w:lang w:val="en-US" w:eastAsia="zh-CN"/>
-        </w:rPr>
-        <w:t>||</w:t>
-      </w:r>
-      <w:r>
-        <w:rPr>
-          <w:rFonts w:hint="default"/>
-          <w:sz w:val="28"/>
-          <w:szCs w:val="28"/>
-          <w:lang w:val="en-US" w:eastAsia="zh-CN"/>
-        </w:rPr>
-        <w:t>你</w:t>
-      </w:r>
-      <w:r>
-        <w:rPr>
-          <w:rFonts w:hint="eastAsia"/>
-          <w:sz w:val="28"/>
-          <w:szCs w:val="28"/>
-          <w:lang w:val="en-US" w:eastAsia="zh-CN"/>
-        </w:rPr>
-        <w:t>低下</w:t>
-      </w:r>
-      <w:r>
-        <w:rPr>
-          <w:rFonts w:hint="default"/>
-          <w:sz w:val="28"/>
-          <w:szCs w:val="28"/>
-          <w:lang w:val="en-US" w:eastAsia="zh-CN"/>
-        </w:rPr>
-        <w:t>头，看着他的脸</w:t>
-      </w:r>
-      <w:r>
-        <w:rPr>
-          <w:rFonts w:hint="eastAsia"/>
-          <w:sz w:val="28"/>
-          <w:szCs w:val="28"/>
-          <w:lang w:val="en-US" w:eastAsia="zh-CN"/>
-        </w:rPr>
-        <w:t>，</w:t>
-      </w:r>
-      <w:r>
-        <w:rPr>
-          <w:rFonts w:hint="default"/>
-          <w:sz w:val="28"/>
-          <w:szCs w:val="28"/>
-          <w:lang w:val="en-US" w:eastAsia="zh-CN"/>
-        </w:rPr>
-        <w:t>他的眼睛还是睁着的</w:t>
-      </w:r>
-      <w:r>
-        <w:rPr>
-          <w:rFonts w:hint="eastAsia"/>
-          <w:sz w:val="28"/>
-          <w:szCs w:val="28"/>
-          <w:lang w:val="en-US" w:eastAsia="zh-CN"/>
-        </w:rPr>
-        <w:t>||</w:t>
-      </w:r>
-    </w:p>
-    <w:p>
-      <w:pPr>
-        <w:rPr>
-          <w:rFonts w:hint="eastAsia"/>
-          <w:sz w:val="28"/>
-          <w:szCs w:val="28"/>
-          <w:lang w:val="en-US" w:eastAsia="zh-CN"/>
-        </w:rPr>
-      </w:pPr>
-    </w:p>
-    <w:p>
-      <w:pPr>
-        <w:rPr>
-          <w:rFonts w:hint="eastAsia"/>
-          <w:sz w:val="28"/>
-          <w:szCs w:val="28"/>
-          <w:lang w:val="en-US" w:eastAsia="zh-CN"/>
-        </w:rPr>
-      </w:pPr>
-      <w:r>
-        <w:rPr>
-          <w:rFonts w:hint="eastAsia"/>
-          <w:sz w:val="28"/>
-          <w:szCs w:val="28"/>
-          <w:lang w:val="en-US" w:eastAsia="zh-CN"/>
-        </w:rPr>
-        <w:t>||</w:t>
-      </w:r>
-      <w:r>
-        <w:rPr>
-          <w:rFonts w:hint="default"/>
-          <w:sz w:val="28"/>
-          <w:szCs w:val="28"/>
-          <w:lang w:val="en-US" w:eastAsia="zh-CN"/>
-        </w:rPr>
-        <w:t>你想起上次在</w:t>
-      </w:r>
-      <w:r>
-        <w:rPr>
-          <w:rFonts w:hint="eastAsia"/>
-          <w:sz w:val="28"/>
-          <w:szCs w:val="28"/>
-          <w:lang w:val="en-US" w:eastAsia="zh-CN"/>
-        </w:rPr>
-        <w:t>这片空间</w:t>
-      </w:r>
-      <w:r>
-        <w:rPr>
-          <w:rFonts w:hint="default"/>
-          <w:sz w:val="28"/>
-          <w:szCs w:val="28"/>
-          <w:lang w:val="en-US" w:eastAsia="zh-CN"/>
-        </w:rPr>
-        <w:t>看到的那个人</w:t>
-      </w:r>
-      <w:r>
-        <w:rPr>
-          <w:rFonts w:hint="eastAsia"/>
-          <w:sz w:val="28"/>
-          <w:szCs w:val="28"/>
-          <w:lang w:val="en-US" w:eastAsia="zh-CN"/>
-        </w:rPr>
-        <w:t>，</w:t>
-      </w:r>
-      <w:r>
-        <w:rPr>
-          <w:rFonts w:hint="default"/>
-          <w:sz w:val="28"/>
-          <w:szCs w:val="28"/>
-          <w:lang w:val="en-US" w:eastAsia="zh-CN"/>
-        </w:rPr>
-        <w:t>那个向你伸出手、倒在血泊里的身影。你当时不知道他是谁，现在你知道了</w:t>
-      </w:r>
-      <w:r>
-        <w:rPr>
-          <w:rFonts w:hint="eastAsia"/>
-          <w:sz w:val="28"/>
-          <w:szCs w:val="28"/>
-          <w:lang w:val="en-US" w:eastAsia="zh-CN"/>
-        </w:rPr>
-        <w:t>||</w:t>
-      </w:r>
-    </w:p>
-    <w:p>
-      <w:pPr>
-        <w:rPr>
-          <w:rFonts w:hint="eastAsia"/>
-          <w:sz w:val="28"/>
-          <w:szCs w:val="28"/>
-          <w:lang w:val="en-US" w:eastAsia="zh-CN"/>
-        </w:rPr>
-      </w:pPr>
-    </w:p>
-    <w:p>
-      <w:pPr>
-        <w:rPr>
-          <w:rFonts w:hint="default"/>
-          <w:sz w:val="28"/>
-          <w:szCs w:val="28"/>
-          <w:lang w:val="en-US" w:eastAsia="zh-CN"/>
-        </w:rPr>
-      </w:pPr>
-      <w:r>
-        <w:rPr>
-          <w:rFonts w:hint="eastAsia"/>
-          <w:sz w:val="28"/>
-          <w:szCs w:val="28"/>
-          <w:lang w:val="en-US" w:eastAsia="zh-CN"/>
-        </w:rPr>
-        <w:t>||画面在你眼前重合，你的心中没有恐惧，只有</w:t>
-      </w:r>
-      <w:r>
-        <w:rPr>
-          <w:rFonts w:hint="default"/>
-          <w:sz w:val="28"/>
-          <w:szCs w:val="28"/>
-          <w:lang w:val="en-US" w:eastAsia="zh-CN"/>
-        </w:rPr>
-        <w:t>眼睁睁看着一个人在你面前消失、你却什么都做不了的</w:t>
-      </w:r>
-      <w:r>
-        <w:rPr>
-          <w:rFonts w:hint="eastAsia"/>
-          <w:sz w:val="28"/>
-          <w:szCs w:val="28"/>
-          <w:lang w:val="en-US" w:eastAsia="zh-CN"/>
-        </w:rPr>
-        <w:t>绝望||</w:t>
-      </w:r>
-    </w:p>
-    <w:p>
-      <w:pPr>
-        <w:rPr>
-          <w:rFonts w:hint="default"/>
-          <w:sz w:val="28"/>
-          <w:szCs w:val="28"/>
-          <w:lang w:val="en-US" w:eastAsia="zh-CN"/>
-        </w:rPr>
-      </w:pPr>
-    </w:p>
-    <w:p>
-      <w:pPr>
-        <w:rPr>
-          <w:rFonts w:hint="default"/>
-          <w:sz w:val="28"/>
-          <w:szCs w:val="28"/>
-          <w:lang w:val="en-US" w:eastAsia="zh-CN"/>
-        </w:rPr>
-      </w:pPr>
-      <w:r>
-        <w:rPr>
-          <w:rFonts w:hint="eastAsia"/>
-          <w:sz w:val="28"/>
-          <w:szCs w:val="28"/>
-          <w:lang w:val="en-US" w:eastAsia="zh-CN"/>
-        </w:rPr>
-        <w:t>||</w:t>
-      </w:r>
-      <w:r>
-        <w:rPr>
-          <w:rFonts w:hint="default"/>
-          <w:sz w:val="28"/>
-          <w:szCs w:val="28"/>
-          <w:lang w:val="en-US" w:eastAsia="zh-CN"/>
-        </w:rPr>
-        <w:t>云层开始碎裂</w:t>
-      </w:r>
-      <w:r>
-        <w:rPr>
-          <w:rFonts w:hint="eastAsia"/>
-          <w:sz w:val="28"/>
-          <w:szCs w:val="28"/>
-          <w:lang w:val="en-US" w:eastAsia="zh-CN"/>
-        </w:rPr>
-        <w:t>，</w:t>
-      </w:r>
-      <w:r>
-        <w:rPr>
-          <w:rFonts w:hint="default"/>
-          <w:sz w:val="28"/>
-          <w:szCs w:val="28"/>
-          <w:lang w:val="en-US" w:eastAsia="zh-CN"/>
-        </w:rPr>
-        <w:t>脚下的白色像冰面一样裂开无数道缝隙，灰白色的光从裂缝里涌上来，吞没了你</w:t>
-      </w:r>
-      <w:r>
-        <w:rPr>
-          <w:rFonts w:hint="eastAsia"/>
-          <w:sz w:val="28"/>
-          <w:szCs w:val="28"/>
-          <w:lang w:val="en-US" w:eastAsia="zh-CN"/>
-        </w:rPr>
-        <w:t>||</w:t>
-      </w:r>
-    </w:p>
-    <w:p>
-      <w:pPr>
-        <w:rPr>
-          <w:rFonts w:hint="default"/>
-          <w:sz w:val="28"/>
-          <w:szCs w:val="28"/>
-          <w:lang w:val="en-US" w:eastAsia="zh-CN"/>
-        </w:rPr>
-      </w:pPr>
-    </w:p>
-    <w:p>
-      <w:pPr>
-        <w:rPr>
-          <w:rFonts w:hint="default"/>
-          <w:color w:val="FF0000"/>
-          <w:sz w:val="28"/>
-          <w:szCs w:val="28"/>
-          <w:highlight w:val="yellow"/>
-          <w:lang w:val="en-US" w:eastAsia="zh-CN"/>
-        </w:rPr>
-      </w:pPr>
-      <w:r>
-        <w:rPr>
-          <w:rFonts w:hint="eastAsia"/>
-          <w:color w:val="FF0000"/>
-          <w:sz w:val="28"/>
-          <w:szCs w:val="28"/>
-          <w:highlight w:val="yellow"/>
-          <w:lang w:val="en-US" w:eastAsia="zh-CN"/>
-        </w:rPr>
-        <w:t>后续进推理</w:t>
-      </w:r>
-    </w:p>
-    <w:p>
-      <w:pPr>
-        <w:rPr>
-          <w:rFonts w:hint="default"/>
-          <w:sz w:val="28"/>
-          <w:szCs w:val="28"/>
-          <w:lang w:val="en-US" w:eastAsia="zh-CN"/>
-        </w:rPr>
-      </w:pPr>
-    </w:p>
-    <w:p>
-      <w:pPr>
-        <w:rPr>
-          <w:rFonts w:hint="default"/>
+        <w:t>【</w:t>
+      </w:r>
+      <w:r>
+        <w:rPr>
+          <w:rFonts w:hint="eastAsia"/>
           <w:b/>
           <w:bCs/>
           <w:sz w:val="28"/>
           <w:szCs w:val="28"/>
           <w:lang w:val="en-US" w:eastAsia="zh-CN"/>
         </w:rPr>
-      </w:pPr>
+        <w:t>抉择</w:t>
+      </w:r>
       <w:r>
         <w:rPr>
           <w:rFonts w:hint="default"/>
@@ -12808,64 +12830,42 @@
           <w:szCs w:val="28"/>
           <w:lang w:val="en-US" w:eastAsia="zh-CN"/>
         </w:rPr>
-        <w:t>【</w:t>
-      </w:r>
-      <w:r>
-        <w:rPr>
-          <w:rFonts w:hint="eastAsia"/>
+        <w:t>选项】去找周杉（触发条件：同时拥有周杉和温叙的约定）</w:t>
+      </w:r>
+    </w:p>
+    <w:p>
+      <w:pPr>
+        <w:rPr>
+          <w:rFonts w:hint="default"/>
+          <w:b w:val="0"/>
+          <w:bCs w:val="0"/>
+          <w:sz w:val="28"/>
+          <w:szCs w:val="28"/>
+          <w:lang w:val="en-US" w:eastAsia="zh-CN"/>
+        </w:rPr>
+      </w:pPr>
+      <w:r>
+        <w:rPr>
+          <w:rFonts w:hint="eastAsia"/>
+          <w:b w:val="0"/>
+          <w:bCs w:val="0"/>
+          <w:sz w:val="28"/>
+          <w:szCs w:val="28"/>
+          <w:lang w:val="en-US" w:eastAsia="zh-CN"/>
+        </w:rPr>
+        <w:t>||温叙没有要求你陪同，于是你想趁着这段时间再去找一下周杉||</w:t>
+      </w:r>
+    </w:p>
+    <w:p>
+      <w:pPr>
+        <w:rPr>
+          <w:rFonts w:hint="default"/>
           <w:b/>
           <w:bCs/>
           <w:sz w:val="28"/>
           <w:szCs w:val="28"/>
           <w:lang w:val="en-US" w:eastAsia="zh-CN"/>
         </w:rPr>
-        <w:t>抉择</w:t>
-      </w:r>
-      <w:r>
-        <w:rPr>
-          <w:rFonts w:hint="default"/>
-          <w:b/>
-          <w:bCs/>
-          <w:sz w:val="28"/>
-          <w:szCs w:val="28"/>
-          <w:lang w:val="en-US" w:eastAsia="zh-CN"/>
-        </w:rPr>
-        <w:t>选项三】去找周杉（触发条件：同时拥有周杉和温叙的约定）</w:t>
-      </w:r>
-    </w:p>
-    <w:p>
-      <w:pPr>
-        <w:rPr>
-          <w:rFonts w:hint="default"/>
-          <w:b w:val="0"/>
-          <w:bCs w:val="0"/>
-          <w:sz w:val="28"/>
-          <w:szCs w:val="28"/>
-          <w:lang w:val="en-US" w:eastAsia="zh-CN"/>
-        </w:rPr>
-      </w:pPr>
-      <w:r>
-        <w:rPr>
-          <w:rFonts w:hint="eastAsia"/>
-          <w:b w:val="0"/>
-          <w:bCs w:val="0"/>
-          <w:sz w:val="28"/>
-          <w:szCs w:val="28"/>
-          <w:lang w:val="en-US" w:eastAsia="zh-CN"/>
-        </w:rPr>
-        <w:t>||温叙没有要求你陪同，于是你想趁着这段时间再去找一下周杉||</w:t>
-      </w:r>
-    </w:p>
-    <w:p>
-      <w:pPr>
-        <w:rPr>
-          <w:rFonts w:hint="default"/>
-          <w:b/>
-          <w:bCs/>
-          <w:sz w:val="28"/>
-          <w:szCs w:val="28"/>
-          <w:lang w:val="en-US" w:eastAsia="zh-CN"/>
-        </w:rPr>
       </w:pPr>
     </w:p>
     <w:p>
@@ -19564,36 +19564,18 @@
           <w:lang w:val="en-US" w:eastAsia="zh-CN"/>
         </w:rPr>
         <w:t>，</w:t>
-      </w:r>
-      <w:r>
-        <w:rPr>
-          <w:rFonts w:hint="default"/>
-          <w:sz w:val="28"/>
-          <w:szCs w:val="28"/>
-          <w:lang w:val="en-US" w:eastAsia="zh-CN"/>
-        </w:rPr>
-        <w:t>都愿意</w:t>
-      </w:r>
-      <w:r>
-        <w:rPr>
-          <w:rFonts w:hint="eastAsia"/>
-          <w:sz w:val="28"/>
-          <w:szCs w:val="28"/>
-          <w:lang w:val="en-US" w:eastAsia="zh-CN"/>
-        </w:rPr>
-        <w:t>，</w:t>
-      </w:r>
-      <w:r>
-        <w:rPr>
-          <w:rFonts w:hint="default"/>
-          <w:sz w:val="28"/>
-          <w:szCs w:val="28"/>
-          <w:lang w:val="en-US" w:eastAsia="zh-CN"/>
-        </w:rPr>
-        <w:t>都陪着你</w:t>
       </w:r>
       <w:bookmarkStart w:id="0" w:name="_GoBack"/>
       <w:bookmarkEnd w:id="0"/>
+      <w:r>
+        <w:rPr>
+          <w:rFonts w:hint="default"/>
+          <w:sz w:val="28"/>
+          <w:szCs w:val="28"/>
+          <w:lang w:val="en-US" w:eastAsia="zh-CN"/>
+        </w:rPr>
+        <w:t>都陪着你</w:t>
+      </w:r>
       <w:r>
         <w:rPr>
           <w:rFonts w:hint="eastAsia"/>

--- a/Assets/Document/云熹约定项目文档/13.后续剧情/修罗场剧情文本/周杉&温叙线/周杉&温叙线.docx
+++ b/Assets/Document/云熹约定项目文档/13.后续剧情/修罗场剧情文本/周杉&温叙线/周杉&温叙线.docx
@@ -9266,33 +9266,8 @@
         </w:rPr>
         <w:t>，</w:t>
       </w:r>
-      <w:r>
-        <w:rPr>
-          <w:rFonts w:hint="default"/>
-          <w:sz w:val="28"/>
-          <w:szCs w:val="28"/>
-          <w:lang w:val="en-US" w:eastAsia="zh-CN"/>
-        </w:rPr>
-        <w:t>不是来电</w:t>
-      </w:r>
-      <w:r>
-        <w:rPr>
-          <w:rFonts w:hint="eastAsia"/>
-          <w:sz w:val="28"/>
-          <w:szCs w:val="28"/>
-          <w:lang w:val="en-US" w:eastAsia="zh-CN"/>
-        </w:rPr>
-        <w:t>也</w:t>
-      </w:r>
-      <w:r>
-        <w:rPr>
-          <w:rFonts w:hint="default"/>
-          <w:sz w:val="28"/>
-          <w:szCs w:val="28"/>
-          <w:lang w:val="en-US" w:eastAsia="zh-CN"/>
-        </w:rPr>
-        <w:t>不是消息，</w:t>
-      </w:r>
+      <w:bookmarkStart w:id="0" w:name="_GoBack"/>
+      <w:bookmarkEnd w:id="0"/>
       <w:r>
         <w:rPr>
           <w:rFonts w:hint="eastAsia"/>
@@ -19565,8 +19540,6 @@
         </w:rPr>
         <w:t>，</w:t>
       </w:r>
-      <w:bookmarkStart w:id="0" w:name="_GoBack"/>
-      <w:bookmarkEnd w:id="0"/>
       <w:r>
         <w:rPr>
           <w:rFonts w:hint="default"/>
